--- a/TRAPNET_Research_Paper_Final.docx
+++ b/TRAPNET_Research_Paper_Final.docx
@@ -4,44 +4,168 @@
   <w:body>
     <w:p>
       <w:pPr>
-        <w:spacing w:before="0" w:after="160"/>
+        <w:spacing w:before="0" w:after="200"/>
         <w:jc w:val="center"/>
       </w:pPr>
       <w:r>
         <w:rPr>
           <w:rFonts w:ascii="Times New Roman" w:hAnsi="Times New Roman"/>
           <w:b/>
-          <w:sz w:val="48"/>
+          <w:sz w:val="44"/>
         </w:rPr>
-        <w:t>TRAPNET: Edge-AI Driven Physical Intrusion Response System with Radar-Vision Fusion and Smartphone Edge Computing</w:t>
+        <w:t>TRAPNET: Edge-AI Driven Physical Intrusion Response System with Mobile Edge Processing Node and Radar-Vision Fusion</w:t>
       </w:r>
+    </w:p>
+    <w:tbl>
+      <w:tblPr>
+        <w:tblW w:type="auto" w:w="0"/>
+        <w:jc w:val="center"/>
+        <w:tblLook w:firstColumn="1" w:firstRow="1" w:lastColumn="0" w:lastRow="0" w:noHBand="0" w:noVBand="1" w:val="04A0"/>
+      </w:tblPr>
+      <w:tblGrid>
+        <w:gridCol w:w="3475"/>
+        <w:gridCol w:w="3475"/>
+        <w:gridCol w:w="3475"/>
+      </w:tblGrid>
+      <w:tr>
+        <w:tc>
+          <w:tcPr>
+            <w:tcW w:type="dxa" w:w="3475"/>
+            <w:tcMar>
+              <w:top w:w="20" w:type="dxa"/>
+              <w:bottom w:w="40" w:type="dxa"/>
+              <w:left w:w="40" w:type="dxa"/>
+              <w:right w:w="40" w:type="dxa"/>
+            </w:tcMar>
+          </w:tcPr>
+          <w:p>
+            <w:pPr>
+              <w:spacing w:after="40"/>
+              <w:jc w:val="center"/>
+            </w:pPr>
+            <w:r>
+              <w:rPr>
+                <w:rFonts w:ascii="Times New Roman" w:hAnsi="Times New Roman"/>
+                <w:b/>
+                <w:sz w:val="21"/>
+              </w:rPr>
+              <w:t>Mohamed Sameer F</w:t>
+              <w:br/>
+            </w:r>
+            <w:r>
+              <w:rPr>
+                <w:rFonts w:ascii="Times New Roman" w:hAnsi="Times New Roman"/>
+                <w:i/>
+                <w:sz w:val="17"/>
+              </w:rPr>
+              <w:t>Dept. of Electronics &amp; Communication Engg.</w:t>
+              <w:br/>
+              <w:t>Sathyabama Institute of Science &amp; Technology</w:t>
+              <w:br/>
+              <w:t>Chennai, Tamil Nadu, India</w:t>
+              <w:br/>
+              <w:t>mohamedsameerf@gmail.com</w:t>
+            </w:r>
+          </w:p>
+        </w:tc>
+        <w:tc>
+          <w:tcPr>
+            <w:tcW w:type="dxa" w:w="3475"/>
+            <w:tcMar>
+              <w:top w:w="20" w:type="dxa"/>
+              <w:bottom w:w="40" w:type="dxa"/>
+              <w:left w:w="40" w:type="dxa"/>
+              <w:right w:w="40" w:type="dxa"/>
+            </w:tcMar>
+          </w:tcPr>
+          <w:p>
+            <w:pPr>
+              <w:spacing w:after="40"/>
+              <w:jc w:val="center"/>
+            </w:pPr>
+            <w:r>
+              <w:rPr>
+                <w:rFonts w:ascii="Times New Roman" w:hAnsi="Times New Roman"/>
+                <w:b/>
+                <w:sz w:val="21"/>
+              </w:rPr>
+              <w:t>Raahul N</w:t>
+              <w:br/>
+            </w:r>
+            <w:r>
+              <w:rPr>
+                <w:rFonts w:ascii="Times New Roman" w:hAnsi="Times New Roman"/>
+                <w:i/>
+                <w:sz w:val="17"/>
+              </w:rPr>
+              <w:t>Dept. of Electronics &amp; Communication Engg.</w:t>
+              <w:br/>
+              <w:t>Sathyabama Institute of Science &amp; Technology</w:t>
+              <w:br/>
+              <w:t>Chennai, Tamil Nadu, India</w:t>
+              <w:br/>
+              <w:t>raahulnrm@gmail.com</w:t>
+            </w:r>
+          </w:p>
+        </w:tc>
+        <w:tc>
+          <w:tcPr>
+            <w:tcW w:type="dxa" w:w="3475"/>
+            <w:tcMar>
+              <w:top w:w="20" w:type="dxa"/>
+              <w:bottom w:w="40" w:type="dxa"/>
+              <w:left w:w="40" w:type="dxa"/>
+              <w:right w:w="40" w:type="dxa"/>
+            </w:tcMar>
+          </w:tcPr>
+          <w:p>
+            <w:pPr>
+              <w:spacing w:after="40"/>
+              <w:jc w:val="center"/>
+            </w:pPr>
+            <w:r>
+              <w:rPr>
+                <w:rFonts w:ascii="Times New Roman" w:hAnsi="Times New Roman"/>
+                <w:b/>
+                <w:sz w:val="21"/>
+              </w:rPr>
+              <w:t>Ms. Bhuvaneshwari S</w:t>
+              <w:br/>
+            </w:r>
+            <w:r>
+              <w:rPr>
+                <w:rFonts w:ascii="Times New Roman" w:hAnsi="Times New Roman"/>
+                <w:i/>
+                <w:sz w:val="17"/>
+              </w:rPr>
+              <w:t>Assistant Professor, Dept. of ECE</w:t>
+              <w:br/>
+              <w:t>Sathyabama Institute of Science &amp; Technology</w:t>
+              <w:br/>
+              <w:t>Chennai, Tamil Nadu, India</w:t>
+              <w:br/>
+              <w:t>bhuvaneshwari@gmail.com</w:t>
+            </w:r>
+          </w:p>
+        </w:tc>
+      </w:tr>
+    </w:tbl>
+    <w:p>
+      <w:pPr>
+        <w:spacing w:before="120" w:after="120"/>
+      </w:pPr>
     </w:p>
     <w:p>
       <w:pPr>
-        <w:spacing w:before="0" w:after="280"/>
-        <w:jc w:val="center"/>
+        <w:sectPr>
+          <w:headerReference w:type="default" r:id="rId9"/>
+          <w:footerReference w:type="default" r:id="rId10"/>
+          <w:pgSz w:w="12240" w:h="15840"/>
+          <w:pgMar w:top="1080" w:right="907" w:bottom="1080" w:left="907" w:header="720" w:footer="720" w:gutter="0"/>
+          <w:cols w:space="720"/>
+          <w:docGrid w:linePitch="360"/>
+        </w:sectPr>
       </w:pPr>
-      <w:r>
-        <w:rPr>
-          <w:rFonts w:ascii="Times New Roman" w:hAnsi="Times New Roman"/>
-          <w:b/>
-          <w:sz w:val="22"/>
-        </w:rPr>
-        <w:t>Mohamed Sameer F, Raahul N</w:t>
-        <w:br/>
-      </w:r>
-      <w:r>
-        <w:rPr>
-          <w:rFonts w:ascii="Times New Roman" w:hAnsi="Times New Roman"/>
-          <w:i/>
-          <w:sz w:val="19"/>
-        </w:rPr>
-        <w:t>Department of Electronics and Communication Engineering</w:t>
-        <w:br/>
-        <w:t>School of Electrical and Electronics Engineering, SASTRA Deemed University, Thanjavur, Tamil Nadu, India</w:t>
-        <w:br/>
-        <w:t>Emails: mohamedsameerf@outlook.com, raahuln@sastra.ac.in</w:t>
-      </w:r>
     </w:p>
     <w:p>
       <w:pPr>
@@ -62,7 +186,7 @@
           <w:rFonts w:ascii="Times New Roman" w:hAnsi="Times New Roman"/>
           <w:sz w:val="19"/>
         </w:rPr>
-        <w:t>This paper presents TRAPNET, an autonomous Edge-AI physical intrusion containment and emergency response system combining a 24 GHz FMCW mmWave radar (HLK-LD2410C) with a Mobile Phone Edge AI Vision Engine (Android NPU-accelerated INT8 YOLOv8). TRAPNET eliminates the critical latency and false-alarm vulnerabilities of conventional passive CCTV monitoring by replacing static compute nodes (such as Raspberry Pi) with high-performance smartphone edge hardware linked via USB-OTG CDC-ACM serial protocol (115,200 baud). Spatial cross-verification aligns camera pinhole geometry against radar range measurements (|D_vision - D_radar| &lt;= 25 cm), triggering active physical containment (solenoid deadbolts and non-lethal aerosol fog generators) within 45 ms of threat confirmation. An automated OpenCV structural similarity (SSIM) algorithm detects camera lens tampering within 35 ms, executing automatic failover to radar-only tracking mode. Field evaluations demonstrate 99.4% detection accuracy, sub-15ms NPU vision inference, 0-lux night vision capability, and resilient dual 5G/GSM SMS emergency telemetry dispatch.</w:t>
+        <w:t>This paper presents TRAPNET, an autonomous Edge-AI physical intrusion containment and emergency response system engineered to overcome the critical limitations of conventional passive Closed-Circuit Television (CCTV) surveillance. Standard security infrastructure relies exclusively on passive recording or delayed remote notifications, leaving perimeter breaches uncontained for 10–15 minutes. TRAPNET executes real-time physical containment within &lt;235 ms of intrusion verification by replacing dedicated microcomputers with a Mobile Edge Processing Node (MEPN)—a high-performance smartphone running quantized You Only Look Once version 8 (YOLOv8) computer vision inference—fused with a 24 GHz Frequency-Modulated Continuous Wave (FMCW) millimeter Wave (mmWave) radar (HLK-LD2410C) for micro-motion breathing signature detection. To guarantee zero-trust operational resilience against camera tampering (such as spray painting, lens occlusion, or physical blinding), an automated OpenCV heartbeat algorithm running on the MEPN monitors frame brightness and structural similarity, instantly delegating primary detection to the mmWave radar without missing an intrusion event. Upon threat confirmation, an electro-mechanical response layer triggers a 12V 60kg solenoid door deadbolt to physically trap the intruder. Concurrently, a multi-layer offline emergency alert engine broadcasts localized Wi-Fi beacon SSIDs, Bluetooth Low Energy (BLE) Eddystone-URL frames, ESP-NOW peer-to-peer mesh alerts across surrounding ESP32 nodes, and long-range GSM SMS notifications with NEO-6M GPS coordinates. Field evaluation demonstrates a 97.6% overall intrusion detection accuracy, zero false lockdown activations under high-energy ambient noise, and full operational capability during complete power and internet grid cuts, realized at a total project cost of ₹5,944.</w:t>
       </w:r>
     </w:p>
     <w:p>
@@ -84,7 +208,7 @@
           <w:rFonts w:ascii="Times New Roman" w:hAnsi="Times New Roman"/>
           <w:sz w:val="19"/>
         </w:rPr>
-        <w:t>Physical Intrusion Response, mmWave Radar, Sensor Fusion, Edge AI, YOLOv8 INT8, Smartphone Edge Computing, Active Containment, USB-OTG Serial, Resilient SOS Telemetry.</w:t>
+        <w:t>Physical Intrusion Response, Mobile Edge Processing Node (MEPN), mmWave Radar, Sensor Fusion, Edge AI, YOLOv8, ESP-NOW Mesh, Solenoid Lockdown, Anti-Tamper Surveillance.</w:t>
       </w:r>
     </w:p>
     <w:p>
@@ -110,7 +234,7 @@
         <w:rPr>
           <w:rFonts w:ascii="Times New Roman" w:hAnsi="Times New Roman"/>
         </w:rPr>
-        <w:t>In contemporary physical asset protection and commercial facility monitoring, security infrastructure remains heavily reliant on passive CCTV surveillance networks and single-modality intrusion sensors. While these conventional deployments record intrusion footage for post-event forensic investigation, they fail to prevent active criminal trespass, burglary, or physical sabotage. Traditional security alarms suffer from a critical operational deficit: a 10 to 15 minute latency window between initial alarm triggering and the arrival of law enforcement personnel, during which intruders routinely execute theft and evade apprehension.</w:t>
+        <w:t>In contemporary physical asset protection and commercial facility monitoring, security infrastructure remains heavily reliant on passive surveillance architectures such as closed-circuit television (CCTV) cameras, passive infrared (PIR) motion detectors, and remote alarm buzzers. Although modern smart cameras incorporate cloud-based deep learning algorithms for human detection and loitering recognition, traditional setups suffer from a fundamental structural vulnerability: passive recording without real-time physical intervention. In high-value retail burglaries, bank vault breaches, and jewellery store break-ins, the window between initial perimeter compromise and perpetrator escape routinely spans 90 to 180 seconds. Conversely, physical security guard dispatch or police arrival requires an average of 10 to 15 minutes. As a result, standard CCTV configurations act exclusively as post-incident forensic tools rather than active threat containment mechanisms.</w:t>
       </w:r>
     </w:p>
     <w:p>
@@ -122,7 +246,7 @@
         <w:rPr>
           <w:rFonts w:ascii="Times New Roman" w:hAnsi="Times New Roman"/>
         </w:rPr>
-        <w:t>Furthermore, visual surveillance systems demonstrate extreme susceptibility to intentional physical tampering and environmental degradation. Simple physical tactics—such as spraying paint on camera lenses, optical blinders, low-light night conditions (0-lux darkness), or severe weather fog—completely incapacitate visual object detection algorithms. Conversely, traditional infrared (PIR) and motion sensors generate high false-alarm rates triggered by inanimate moving objects, domestic animals, or environmental airflow, leading to alarm fatigue and operator disengagement.</w:t>
+        <w:t>To overcome these fundamental limitations, recent pioneering studies have explored multi-modal sensing and edge intelligence. Raimondi et al. [1] proposed mmDetect, utilizing 60 GHz mmWave radar data cubes processed by deep neural networks to achieve resilient human target detection under complex indoor clutter. Building on multi-modal integration, Sengupta et al. [2] introduced a decision-level radar-camera sensor fusion framework leveraging tri-Kalman filtering to maintain target tracking continuity even under severe optical occlusions. Further refining high-precision spatial awareness, Shin et al. [3] fused 3D mmWave radar point clouds with computer vision skeleton estimation, establishing the superior capability of radar-vision synergy for non-intrusive human presence monitoring. Inspired by these foundational advances [1]–[3], physical security systems require active edge-driven actuation to prevent perimeter breaches in real time.</w:t>
       </w:r>
     </w:p>
     <w:p>
@@ -134,61 +258,7 @@
         <w:rPr>
           <w:rFonts w:ascii="Times New Roman" w:hAnsi="Times New Roman"/>
         </w:rPr>
-        <w:t>To eliminate these critical operational bottlenecks, this paper introduces TRAPNET (Trapping Network), a novel Edge-AI physical intrusion response architecture. TRAPNET shifts the paradigm from passive video recording to immediate, active physical containment. By replacing low-power single-board computers (such as Raspberry Pi Zero 2W) with a Smartphone Edge AI Node leveraging dedicated mobile NPUs (Qualcomm Hexagon / MediaTek APUs), TRAPNET achieves real-time YOLOv8 INT8 inference latencies of 8 ms to 15 ms.</w:t>
-      </w:r>
-    </w:p>
-    <w:p>
-      <w:pPr>
-        <w:spacing w:before="120" w:after="40"/>
-        <w:jc w:val="center"/>
-      </w:pPr>
-      <w:r>
-        <w:drawing>
-          <wp:inline xmlns:a="http://schemas.openxmlformats.org/drawingml/2006/main" xmlns:pic="http://schemas.openxmlformats.org/drawingml/2006/picture">
-            <wp:extent cx="3017520" cy="1885950"/>
-            <wp:docPr id="1" name="Picture 1"/>
-            <wp:cNvGraphicFramePr>
-              <a:graphicFrameLocks noChangeAspect="1"/>
-            </wp:cNvGraphicFramePr>
-            <a:graphic>
-              <a:graphicData uri="http://schemas.openxmlformats.org/drawingml/2006/picture">
-                <pic:pic>
-                  <pic:nvPicPr>
-                    <pic:cNvPr id="0" name="fig1_mobile_architecture.png"/>
-                    <pic:cNvPicPr/>
-                  </pic:nvPicPr>
-                  <pic:blipFill>
-                    <a:blip r:embed="rId11"/>
-                    <a:stretch>
-                      <a:fillRect/>
-                    </a:stretch>
-                  </pic:blipFill>
-                  <pic:spPr>
-                    <a:xfrm>
-                      <a:off x="0" y="0"/>
-                      <a:ext cx="3017520" cy="1885950"/>
-                    </a:xfrm>
-                    <a:prstGeom prst="rect"/>
-                  </pic:spPr>
-                </pic:pic>
-              </a:graphicData>
-            </a:graphic>
-          </wp:inline>
-        </w:drawing>
-      </w:r>
-    </w:p>
-    <w:p>
-      <w:pPr>
-        <w:spacing w:after="160"/>
-        <w:jc w:val="center"/>
-      </w:pPr>
-      <w:r>
-        <w:rPr>
-          <w:rFonts w:ascii="Times New Roman" w:hAnsi="Times New Roman"/>
-          <w:i/>
-          <w:sz w:val="17"/>
-        </w:rPr>
-        <w:t>Fig. 1. TRAPNET four-layer system architecture mapping Sensor Layer (HLK-LD2410C radar), Smartphone Edge AI Engine (YOLOv8 INT8 NPU), Active Containment (Solenoid Lock &amp; Fog Generator), and Resilient SOS Telemetry Mesh.</w:t>
+        <w:t>Furthermore, visual surveillance systems demonstrate extreme susceptibility to intentional physical tampering and environmental degradation. Intruders frequently neutralize camera feeds using aerosol spray paint, fabric lens covers, power cable severing, or high-intensity infrared laser blinding. Passive Infrared (PIR) motion sensors, while immune to optical spray attacks, are severely limited by their inability to detect stationary intruders who freeze in place, while suffering from high false-alarm rates triggered by thermal convective currents, small domestic animals, or HVAC airflow.</w:t>
       </w:r>
     </w:p>
     <w:p>
@@ -200,17 +270,15 @@
         <w:rPr>
           <w:rFonts w:ascii="Times New Roman" w:hAnsi="Times New Roman"/>
         </w:rPr>
-        <w:t>The primary technical contributions of TRAPNET include:</w:t>
+        <w:t>To eliminate these critical operational bottlenecks, this paper introduces TRAPNET (Trapping Network)—an autonomous, multi-sensor, physical intrusion response system operating entirely on decentralized edge hardware. Unlike conventional systems that deploy dedicated single-board microcomputers, TRAPNET leverages a Mobile Edge Processing Node (MEPN)—a high-performance smartphone running Edge-AI deep neural network models—as its primary visual compute engine, coupled with an ESP32 microcontroller hub and a 24 GHz mmWave radar. TRAPNET bridges the gap between threat detection and physical containment by integrating four key technical innovations:</w:t>
         <w:br/>
-        <w:t>1) Dual-Mode Radar-Vision Fusion: Fuses 24 GHz FMCW mmWave radar micro-Doppler chest-displacement sensing with smartphone camera optics to eliminate false positives.</w:t>
+        <w:t>1) Mobile Edge Processing Node (MEPN) Vision AI: Utilizes a COTS mobile smartphone running TensorFlow Lite / YOLOv8 Nano computer vision inference to perform real-time human detection and zero-trust anti-tamper optical monitoring directly on device hardware.</w:t>
         <w:br/>
-        <w:t>2) Smartphone Edge AI Acceleration: Leverages mobile NPU hardware acceleration (TFLite INT8 via NNAPI) to run YOLOv8 object detection at sub-15ms latency.</w:t>
+        <w:t>2) Dual-Mode Radar-Vision Fusion: Fuses 24 GHz FMCW mmWave radar micro-Doppler chest-displacement sensing (detecting motionless human breathing down to 0.5 mm displacement) with MEPN object recognition to achieve near-zero false positive containment decisions.</w:t>
         <w:br/>
-        <w:t>3) Active Physical Containment Layer: Replaces passive alarms with immediate electro-mechanical containment consisting of a 12V 60kg solenoid deadbolt and an active aerosol fog generator.</w:t>
+        <w:t>3) Active Physical Containment Layer: Replaces passive alarms with immediate electro-mechanical containment consisting of a 12V high-torque solenoid door deadbolt that physically locks perimeter exits within 15 ms of confirmation, preventing escape prior to responder arrival.</w:t>
         <w:br/>
-        <w:t>4) Zero-Trust Camera Anti-Tamper Protocol: Implements a continuous OpenCV SSIM algorithm on the phone to detect lens spray attacks within 35 ms, executing automatic failover to radar-only tracking.</w:t>
-        <w:br/>
-        <w:t>5) Resilient Dual SOS Telemetry Mesh: Solves internet and cellular jamming vulnerabilities by deploying 5G/4G cloud uploads backed up by SIM800L fallback GSM SMS telemetry.</w:t>
+        <w:t>4) Quad-Layer Infrastructureless SOS Mesh: Solves internet and cellular jamming vulnerabilities by deploying a local emergency alert engine capable of simultaneous Wi-Fi SSID beacon flooding, BLE Eddystone advertising, ESP-NOW mesh relaying across neighboring ESP32 nodes, and GSM SMS dispatch with NEO-6M GPS coordinates.</w:t>
       </w:r>
     </w:p>
     <w:p>
@@ -236,7 +304,7 @@
         <w:rPr>
           <w:rFonts w:ascii="Times New Roman" w:hAnsi="Times New Roman"/>
         </w:rPr>
-        <w:t>Research in physical security, radar presence sensing, computer vision, and IoT emergency networks has advanced rapidly. To establish a rigorous technical foundation for TRAPNET, a comprehensive literature survey was conducted across 23 peer-reviewed research papers, organized below into six domain-specific subsections with strictly continuous citation numbering.</w:t>
+        <w:t>This section synthesizes 23 published studies across four technical domains that collectively expose the operational gaps in conventional surveillance infrastructure. References follow the bibliography order.</w:t>
       </w:r>
     </w:p>
     <w:p>
@@ -250,7 +318,7 @@
           <w:i/>
           <w:sz w:val="19"/>
         </w:rPr>
-        <w:t>A. Millimeter-Wave Radar &amp; Computer Vision Sensor Fusion</w:t>
+        <w:t>A. Millimeter-Wave Radar &amp; RF-based Human Sensing</w:t>
       </w:r>
     </w:p>
     <w:p>
@@ -262,31 +330,7 @@
         <w:rPr>
           <w:rFonts w:ascii="Times New Roman" w:hAnsi="Times New Roman"/>
         </w:rPr>
-        <w:t>Raimondi et al. [1] proposed 'mmDetect', a novel framework combining 60 GHz mmWave radar range-Doppler maps with YOLO-based object detection for tracking moving people. Their work demonstrated that radar point clouds maintain high detection accuracy in low-light environments where visual cameras fail. By generating Range-Doppler Heatmaps (RDH) from FMCW chirps, mmDetect classifies moving targets using deep convolutional neural networks directly on radar point clouds.</w:t>
-      </w:r>
-    </w:p>
-    <w:p>
-      <w:pPr>
-        <w:spacing w:before="0" w:after="80" w:line="240" w:lineRule="auto"/>
-        <w:ind w:firstLine="288"/>
-      </w:pPr>
-      <w:r>
-        <w:rPr>
-          <w:rFonts w:ascii="Times New Roman" w:hAnsi="Times New Roman"/>
-        </w:rPr>
-        <w:t>Sengupta et al. [2] developed a robust multi-object tracking framework utilizing 77 GHz radar-camera fusion. By projecting 3D radar point clouds onto 2D camera image planes, their system achieved superior tracking resilience against optical occlusion and environmental noise. Their spatial calibration method aligns radar spherical coordinates with camera pinhole projections, providing tight bounding boxes even when target reflections are partially occluded.</w:t>
-      </w:r>
-    </w:p>
-    <w:p>
-      <w:pPr>
-        <w:spacing w:before="0" w:after="80" w:line="240" w:lineRule="auto"/>
-        <w:ind w:firstLine="288"/>
-      </w:pPr>
-      <w:r>
-        <w:rPr>
-          <w:rFonts w:ascii="Times New Roman" w:hAnsi="Times New Roman"/>
-        </w:rPr>
-        <w:t>Shin et al. [3] investigated indoor human detection via sensor fusion of mmWave radar and vision sensors, proving that cross-modal fusion significantly reduces false positive detections caused by shadows or moving inanimate objects. Their Kalman-filtering fusion pipeline tracks target centroids across multi-frame temporal windows.</w:t>
+        <w:t>Shahbazian and Trubitsyna [6] surveyed WiFi CSI, BLE, and mmWave radar for occupancy sensing and concluded that 24 GHz and 60 GHz mmWave radar offers the best trade-off between privacy, light independence, and spatial resolution. Shrestha et al. [7] trained a Bi-LSTM network on FMCW micro-Doppler spectrograms and classified six human activities with over 90 percent accuracy; importantly, micro-Doppler signatures persist even when a person stands still because chest wall displacement from breathing produces a periodic frequency shift. Shen et al. [8] detected stationary humans at greater than 97 percent sensitivity using range-profile standard deviation analysis on a weak-ranging FMCW radar. Wang et al. [9] applied maximum ratio combining with FastICA on a MIMO FMCW array to separate respiration and heartbeat waveforms at distances up to 2 meters, while Vignoli et al. [10] validated room-scale contactless breathing monitoring using multiple 24 GHz SIMO radar units with Bayesian fusion. Khan et al. [11] implemented a temporal CNN on a System-on-Chip edge device for vital sign extraction at 12.6 ms inference latency. Deng and Zhang [12] achieved the highest precision in this category with a mean heartbeat error of 3.29 percent by combining range-bin FFT processing with an impulse train model, resolving chest displacements below one centimeter.</w:t>
       </w:r>
     </w:p>
     <w:p>
@@ -300,7 +344,7 @@
           <w:i/>
           <w:sz w:val="19"/>
         </w:rPr>
-        <w:t>B. Edge Artificial Intelligence &amp; YOLOv8 Quantization</w:t>
+        <w:t>B. Vision-Based Surveillance &amp; Edge Computing</w:t>
       </w:r>
     </w:p>
     <w:p>
@@ -312,19 +356,7 @@
         <w:rPr>
           <w:rFonts w:ascii="Times New Roman" w:hAnsi="Times New Roman"/>
         </w:rPr>
-        <w:t>Billah et al. [4] evaluated YOLOv8 for anomalous event detection in surveillance systems, reporting high mAP accuracy but noting substantial computational demands on embedded platforms. Their work demonstrated that raw FP32 weights consume excessive RAM and cause thermal throttling on low-cost ARM single-board computers.</w:t>
-      </w:r>
-    </w:p>
-    <w:p>
-      <w:pPr>
-        <w:spacing w:before="0" w:after="80" w:line="240" w:lineRule="auto"/>
-        <w:ind w:firstLine="288"/>
-      </w:pPr>
-      <w:r>
-        <w:rPr>
-          <w:rFonts w:ascii="Times New Roman" w:hAnsi="Times New Roman"/>
-        </w:rPr>
-        <w:t>Chatterjee et al. [5] implemented a YOLOv8-based physical intrusion detection system, emphasizing the necessity of model optimization for edge deployment. Their findings highlight that post-training integer quantization (INT8) reduces model parameter size by over 70% while maintaining detection accuracy within 2% of full FP32 precision. This enables sub-15ms inference latencies on mobile NPU processors.</w:t>
+        <w:t>Billah et al. [4] deployed YOLOv8 across a multi-camera CCTV network for anomalous event detection and reached 96.0 percent accuracy, but acknowledged that the pipeline fails completely when a camera lens is physically obstructed by spray paint or adhesive tape. Chatterjee et al. [5] used YOLOv8 with COCO weights and an OpenCV ROI pipeline to reduce false alarms, though they reported cloud alert latencies of 1.5 to 4.2 seconds depending on network congestion. Balaji et al. [13] paired a Raspberry Pi 3 with a PIR sensor and USB webcam for intruder detection; however, their field tests showed the PIR sensor consistently missed intruders who stopped moving, since PIR responds to thermal radiation changes and a stationary person becomes indistinguishable from the background within 8 to 12 seconds. Kumar et al. [14] designed an IoT smart door lock combining RFID, OTP, and PIR with 97 percent authentication success and 0.8 second lock latency, but their system targets authorized access control rather than intrusion containment. Suresh et al. [15] and Karanth et al. [16] evaluated Random Forest classifiers for IoT network intrusion detection with high accuracy, yet neither addressed physical-layer perimeter security.</w:t>
       </w:r>
     </w:p>
     <w:p>
@@ -338,7 +370,7 @@
           <w:i/>
           <w:sz w:val="19"/>
         </w:rPr>
-        <w:t>C. Radar-Based Human Sensing, Activity &amp; Vital Sign Monitoring</w:t>
+        <w:t>C. IoT-Based Intrusion Detection &amp; Physical Actuation</w:t>
       </w:r>
     </w:p>
     <w:p>
@@ -350,55 +382,7 @@
         <w:rPr>
           <w:rFonts w:ascii="Times New Roman" w:hAnsi="Times New Roman"/>
         </w:rPr>
-        <w:t>Shahbazian and Trubitsyna [6] provided a comprehensive survey on human sensing using radio frequency signals, detailing how FMCW radar signals capture micro-Doppler reflections to classify human occupancy and activities.</w:t>
-      </w:r>
-    </w:p>
-    <w:p>
-      <w:pPr>
-        <w:spacing w:before="0" w:after="80" w:line="240" w:lineRule="auto"/>
-        <w:ind w:firstLine="288"/>
-      </w:pPr>
-      <w:r>
-        <w:rPr>
-          <w:rFonts w:ascii="Times New Roman" w:hAnsi="Times New Roman"/>
-        </w:rPr>
-        <w:t>Shrestha et al. [7] implemented continuous human activity classification using FMCW radar coupled with Bidirectional LSTM networks, achieving 94% accuracy in distinguishing walking, sitting, and falling motions.</w:t>
-      </w:r>
-    </w:p>
-    <w:p>
-      <w:pPr>
-        <w:spacing w:before="0" w:after="80" w:line="240" w:lineRule="auto"/>
-        <w:ind w:firstLine="288"/>
-      </w:pPr>
-      <w:r>
-        <w:rPr>
-          <w:rFonts w:ascii="Times New Roman" w:hAnsi="Times New Roman"/>
-        </w:rPr>
-        <w:t>Shen et al. [8] explored human detection using weak ranging signals in FMCW radar systems, proving that micro-motion signatures (such as chest displacement during respiration) can be reliably extracted even at low signal-to-noise ratios.</w:t>
-      </w:r>
-    </w:p>
-    <w:p>
-      <w:pPr>
-        <w:spacing w:before="0" w:after="80" w:line="240" w:lineRule="auto"/>
-        <w:ind w:firstLine="288"/>
-      </w:pPr>
-      <w:r>
-        <w:rPr>
-          <w:rFonts w:ascii="Times New Roman" w:hAnsi="Times New Roman"/>
-        </w:rPr>
-        <w:t>In vital sign detection, Wang et al. [9] presented a systematic vital sign detection framework using 24 GHz FMCW MIMO radar, proving that phase change analysis allows non-contact heartbeat and respiration tracking.</w:t>
-      </w:r>
-    </w:p>
-    <w:p>
-      <w:pPr>
-        <w:spacing w:before="0" w:after="80" w:line="240" w:lineRule="auto"/>
-        <w:ind w:firstLine="288"/>
-      </w:pPr>
-      <w:r>
-        <w:rPr>
-          <w:rFonts w:ascii="Times New Roman" w:hAnsi="Times New Roman"/>
-        </w:rPr>
-        <w:t>Vignoli et al. [10] established a deterministic contactless vital sign monitoring method using multiple 24 GHz FMCW radars, addressing multi-target interference. Khan et al. [11] deployed low-complexity Temporal CNNs (T-CNN) on edge devices for contactless vital sign monitoring, while Deng and Zhang [12] demonstrated impulse-train processing for non-contact heartbeat detection using mmWave radar.</w:t>
+        <w:t>Most published prototypes stop at notification without executing physical containment. Nair et al. [17] built a wearable around the ESP32-CAM, NEO-6M GPS, and SIM800L GSM modem that sends an emergency SMS with a photo and coordinates when the wearer manually presses a panic button, but it has zero autonomous detection capability. Choi and Bahk [18] confirmed that 24 GHz FMCW radar penetrates acrylic and interior glass with sufficient energy to register human targets at up to 3 meters behind the barrier, validating that the LD2410C module can sense intruders hiding behind furniture or partitions. Han et al. [19] proposed M2VISION, which synthesizes surveillance video from radar point clouds via a conditional GAN when the camera is damaged, achieving a Structural Similarity Index of 0.93. Devoti et al. [20] repurposed 28 GHz 5G NR beamforming for passive intrusion detection with approximately 99 percent accuracy, but their system requires an existing 5G access point deployment and cannot function without it.</w:t>
       </w:r>
     </w:p>
     <w:p>
@@ -412,7 +396,7 @@
           <w:i/>
           <w:sz w:val="19"/>
         </w:rPr>
-        <w:t>D. IoT Security &amp; Intrusion Detection Systems</w:t>
+        <w:t>D. Emergency Communication &amp; Mesh Networking</w:t>
       </w:r>
     </w:p>
     <w:p>
@@ -424,71 +408,7 @@
         <w:rPr>
           <w:rFonts w:ascii="Times New Roman" w:hAnsi="Times New Roman"/>
         </w:rPr>
-        <w:t>Balaji et al. [13] designed a smart home intruder alert system using basic IoT sensors and microcontroller alerts. Kumar et al. [14] developed an IoT-enabled smart door lock featuring RFID, OTP authentication, and intrusion alerts. Suresh et al. [15] evaluated machine learning models for real-time network intrusion detection in IoT networks. Additional studies on AI-driven smart home security [16] and compact emergency alert modules [17] demonstrated the feasibility of low-cost microcontrollers for security automation.</w:t>
-      </w:r>
-    </w:p>
-    <w:p>
-      <w:pPr>
-        <w:spacing w:before="120" w:after="40"/>
-      </w:pPr>
-      <w:r>
-        <w:rPr>
-          <w:rFonts w:ascii="Times New Roman" w:hAnsi="Times New Roman"/>
-          <w:b/>
-          <w:i/>
-          <w:sz w:val="19"/>
-        </w:rPr>
-        <w:t>E. Radar Through-Barrier Sensing &amp; Video Reconstruction</w:t>
-      </w:r>
-    </w:p>
-    <w:p>
-      <w:pPr>
-        <w:spacing w:before="0" w:after="80" w:line="240" w:lineRule="auto"/>
-        <w:ind w:firstLine="288"/>
-      </w:pPr>
-      <w:r>
-        <w:rPr>
-          <w:rFonts w:ascii="Times New Roman" w:hAnsi="Times New Roman"/>
-        </w:rPr>
-        <w:t>Choi and Bahk [18] conducted experimental studies on mmWave FMCW radar for detecting objects behind transparent and thin opaque barriers (glass, acrylic, plywood), proving that 24 GHz signals suffer minimal attenuation through non-metallic obstacles.</w:t>
-      </w:r>
-    </w:p>
-    <w:p>
-      <w:pPr>
-        <w:spacing w:before="0" w:after="80" w:line="240" w:lineRule="auto"/>
-        <w:ind w:firstLine="288"/>
-      </w:pPr>
-      <w:r>
-        <w:rPr>
-          <w:rFonts w:ascii="Times New Roman" w:hAnsi="Times New Roman"/>
-        </w:rPr>
-        <w:t>Han et al. [19] presented 'M2VISION', demonstrating that COTS mmWave radar reflections can reconstruct coarse surveillance video silhouettes, proving radar's capability as a visual surrogate. Devoti et al. [20] proposed PASID, exploiting indoor mmWave 5G infrastructure for passive intrusion detection.</w:t>
-      </w:r>
-    </w:p>
-    <w:p>
-      <w:pPr>
-        <w:spacing w:before="120" w:after="40"/>
-      </w:pPr>
-      <w:r>
-        <w:rPr>
-          <w:rFonts w:ascii="Times New Roman" w:hAnsi="Times New Roman"/>
-          <w:b/>
-          <w:i/>
-          <w:sz w:val="19"/>
-        </w:rPr>
-        <w:t>F. Communication Protocols, Cyber Datasets &amp; Automotive Radar</w:t>
-      </w:r>
-    </w:p>
-    <w:p>
-      <w:pPr>
-        <w:spacing w:before="0" w:after="80" w:line="240" w:lineRule="auto"/>
-        <w:ind w:firstLine="288"/>
-      </w:pPr>
-      <w:r>
-        <w:rPr>
-          <w:rFonts w:ascii="Times New Roman" w:hAnsi="Times New Roman"/>
-        </w:rPr>
-        <w:t>Shahin and Younis [21] analyzed multi-group formation protocols for Wi-Fi Direct peer-to-peer ad-hoc communication. Ferrag et al. [22] introduced Edge-IIoTset, a realistic cybersecurity dataset for evaluating IoT network resilience under cyber-attacks and RF jamming. Finally, automotive radar tracking methods [23] demonstrated that range-Doppler clustering algorithms can be adapted for static indoor perimeter monitoring.</w:t>
+        <w:t>Shahin and Younis [21] designed the Emergency Multi-group Communication (EMC) protocol for Wi-Fi Direct, where a proxy-member device bridges two disconnected groups by participating in both simultaneously. TRAPNET maps this relay concept onto ESP-NOW, which operates at the ESP32 MAC layer and delivers peer-to-peer frames without access point association, enabling each node to broadcast SOS alerts with GPS coordinates to all neighbors within radio range. Ferrag et al. [22] contributed the Edge-IIoTset dataset with 14 annotated IoT attack categories and benchmarked tree-based ensemble classifiers for network intrusion detection; the attack taxonomy informs the threat model TRAPNET uses to harden its communication stack against packet injection. Venkatesha et al. [23] implemented a 2D Constant False Alarm Rate (CFAR) detector with Density-based Target Merging on 77 GHz radar for multi-target tracking under varying clutter. TRAPNET adapts a simplified CFAR approach to the single-channel 24 GHz LD2410C output, using the module built-in gate sensitivity thresholds to distinguish human targets from background noise in a room-scale environment.</w:t>
       </w:r>
     </w:p>
     <w:p>
@@ -514,65 +434,15 @@
         <w:rPr>
           <w:rFonts w:ascii="Times New Roman" w:hAnsi="Times New Roman"/>
         </w:rPr>
-        <w:t>TRAPNET is organized into a four-layer hierarchical architecture: (1) Sensor Layer, (2) Mobile Edge AI Vision Engine, (3) Physical Response Layer, and (4) Resilient SOS Emergency Mesh. The core intelligence relies on spatial radar-vision cross-verification and a multi-modal threat scoring algorithm.</w:t>
-      </w:r>
-    </w:p>
-    <w:p>
-      <w:pPr>
-        <w:spacing w:before="0" w:after="80" w:line="240" w:lineRule="auto"/>
-        <w:ind w:firstLine="288"/>
-      </w:pPr>
-      <w:r>
-        <w:rPr>
-          <w:rFonts w:ascii="Times New Roman" w:hAnsi="Times New Roman"/>
-        </w:rPr>
-        <w:t>To eliminate false positive lockdowns caused by curtains, HVAC airflow, or small domestic animals, TRAPNET computes a dynamic multi-modal threat score S_threat:</w:t>
+        <w:t>TRAPNET is organized into a four-layer hierarchical architecture optimized for decentralized mobile edge intelligence:</w:t>
         <w:br/>
-        <w:t>S_threat = w_r * S_radar + w_v * S_vision + w_vib * S_vibe + S_tamper    --- (1)</w:t>
+        <w:t>1) Sensor Layer: 24GHz mmWave Radar (HLK-LD2410C), High-Definition Optical Camera (integrated within MEPN), SW-420 Vibration Sensors, IR Tripwires, and NEO-6M GPS Module.</w:t>
         <w:br/>
-        <w:t>where w_r = 0.40, w_v = 0.45, and w_vib = 0.15 represent empirical weights for radar motion energy (S_radar), YOLOv8 vision confidence (S_vision), and piezoelectric vibration (S_vibe). If S_threat &gt;= 0.75, the ESP32 microcontroller triggers instant active containment.</w:t>
-      </w:r>
-    </w:p>
-    <w:p>
-      <w:pPr>
-        <w:spacing w:before="0" w:after="80" w:line="240" w:lineRule="auto"/>
-        <w:ind w:firstLine="288"/>
-      </w:pPr>
-      <w:r>
-        <w:rPr>
-          <w:rFonts w:ascii="Times New Roman" w:hAnsi="Times New Roman"/>
-        </w:rPr>
-        <w:t>Spatial Cross-Verification aligns the estimated camera optical distance D_vision = (f * H) / h with the mmWave radar distance D_radar. A threat is validated if and only if:</w:t>
+        <w:t>2) Edge Processing &amp; Vision AI Engine: Mobile Edge Processing Node (MEPN - Android Smartphone running quantized YOLOv8 Nano and SSIM optical anti-tamper monitor) and ESP32 Master Coordinator (Sensor fusion engine &amp; state controller).</w:t>
         <w:br/>
-        <w:t>|D_vision - D_radar| &lt;= 25 cm    --- (2)</w:t>
+        <w:t>3) Physical Response Layer: 12V 60kg Heavy-Duty Solenoid Door Deadbolt for instant perimeter lockout.</w:t>
         <w:br/>
-        <w:t>If camera optical lens tampering is detected (SSIM &lt; 0.60), S_tamper is set to 1.0, automatically initiating failover to 24 GHz radar-only tracking mode within 35 ms.</w:t>
-      </w:r>
-    </w:p>
-    <w:p>
-      <w:pPr>
-        <w:spacing w:before="200" w:after="80"/>
-        <w:jc w:val="center"/>
-      </w:pPr>
-      <w:r>
-        <w:rPr>
-          <w:rFonts w:ascii="Times New Roman" w:hAnsi="Times New Roman"/>
-          <w:b/>
-          <w:sz w:val="20"/>
-        </w:rPr>
-        <w:t>IV. HARDWARE SETUP &amp; SYSTEM INTEGRATION</w:t>
-      </w:r>
-    </w:p>
-    <w:p>
-      <w:pPr>
-        <w:spacing w:before="0" w:after="80" w:line="240" w:lineRule="auto"/>
-        <w:ind w:firstLine="288"/>
-      </w:pPr>
-      <w:r>
-        <w:rPr>
-          <w:rFonts w:ascii="Times New Roman" w:hAnsi="Times New Roman"/>
-        </w:rPr>
-        <w:t>The complete hardware system operates on a dual-controller architecture centered around the ESP32 DevKit V1 (30-pin WROOM-32) linked to a Smartphone Edge Node via USB-OTG CDC-ACM serial interface (115,200 baud). The HLK-LD2410C 24 GHz mmWave radar connects to ESP32 Hardware Serial 2 (GPIO16 RX2 / GPIO17 TX2 @ 256,000 baud). Dual optocoupler-isolated relays drive a 12V 60kg solenoid deadbolt (GPIO32) and a 12V aerosol fog generator (GPIO33). Power distribution is regulated via dual LM2596 buck converters (5V main rail &amp; 4.1V dedicated GSM rail with 1000µF decoupling).</w:t>
+        <w:t>4) Resilient SOS Emergency Mesh Engine: Wi-Fi SSID Beacon Flooding, BLE Eddystone URL Advertising, SIM800L GSM SMS Dispatch, and ESP-NOW Peer-to-Peer Mesh Relaying across surrounding ESP32 nodes.</w:t>
       </w:r>
     </w:p>
     <w:p>
@@ -583,8 +453,8 @@
       <w:r>
         <w:drawing>
           <wp:inline xmlns:a="http://schemas.openxmlformats.org/drawingml/2006/main" xmlns:pic="http://schemas.openxmlformats.org/drawingml/2006/picture">
-            <wp:extent cx="3017520" cy="1760220"/>
-            <wp:docPr id="2" name="Picture 2"/>
+            <wp:extent cx="3017520" cy="2698018"/>
+            <wp:docPr id="1" name="Picture 1"/>
             <wp:cNvGraphicFramePr>
               <a:graphicFrameLocks noChangeAspect="1"/>
             </wp:cNvGraphicFramePr>
@@ -592,11 +462,11 @@
               <a:graphicData uri="http://schemas.openxmlformats.org/drawingml/2006/picture">
                 <pic:pic>
                   <pic:nvPicPr>
-                    <pic:cNvPr id="0" name="fig2_mobile_circuit.png"/>
+                    <pic:cNvPr id="0" name="fig1_trapnet_arch.jpg"/>
                     <pic:cNvPicPr/>
                   </pic:nvPicPr>
                   <pic:blipFill>
-                    <a:blip r:embed="rId12"/>
+                    <a:blip r:embed="rId13"/>
                     <a:stretch>
                       <a:fillRect/>
                     </a:stretch>
@@ -604,7 +474,7 @@
                   <pic:spPr>
                     <a:xfrm>
                       <a:off x="0" y="0"/>
-                      <a:ext cx="3017520" cy="1760220"/>
+                      <a:ext cx="3017520" cy="2698018"/>
                     </a:xfrm>
                     <a:prstGeom prst="rect"/>
                   </pic:spPr>
@@ -626,7 +496,37 @@
           <w:i/>
           <w:sz w:val="17"/>
         </w:rPr>
-        <w:t>Fig. 2. TRAPNET Hardware Pinout and Circuit Schematic mapping ESP32 DevKit V1, Smartphone USB-OTG link, HLK-LD2410C mmWave radar, SIM800L GSM, 2-Channel Relays, and MicroSD VSPI bus.</w:t>
+        <w:t>Fig. 1. TRAPNET system hardware block diagram and multi-layer edge architecture incorporating Mobile Edge Processing Node (MEPN), mmWave Radar, ESP32 Master Coordinator, Solenoid Deadbolt, and Quad-Layer SOS Mesh.</w:t>
+      </w:r>
+    </w:p>
+    <w:p>
+      <w:pPr>
+        <w:spacing w:before="120" w:after="40"/>
+      </w:pPr>
+      <w:r>
+        <w:rPr>
+          <w:rFonts w:ascii="Times New Roman" w:hAnsi="Times New Roman"/>
+          <w:b/>
+          <w:i/>
+          <w:sz w:val="19"/>
+        </w:rPr>
+        <w:t>A. Multi-Modal Sensor Fusion &amp; Threat Scoring Formula</w:t>
+      </w:r>
+    </w:p>
+    <w:p>
+      <w:pPr>
+        <w:spacing w:before="0" w:after="80" w:line="240" w:lineRule="auto"/>
+        <w:ind w:firstLine="288"/>
+      </w:pPr>
+      <w:r>
+        <w:rPr>
+          <w:rFonts w:ascii="Times New Roman" w:hAnsi="Times New Roman"/>
+        </w:rPr>
+        <w:t>To eliminate false positive locks caused by environmental noise, TRAPNET computes a dynamic threat score S_threat on the ESP32 Master Coordinator according to Equation (1):</w:t>
+        <w:br/>
+        <w:t>S_threat = w_r * S_radar + w_v * S_vision + w_vib * S_vibe + S_tamper    (1)</w:t>
+        <w:br/>
+        <w:t>where w_r = 0.40, w_v = 0.45, and w_vib = 0.15. S_tamper is automatically assigned +5.0 if camera occlusion or frame brightness drop &gt;95% is detected by the MEPN optical heartbeat algorithm. An active physical solenoid containment lockdown is triggered when S_threat &gt;= 5.0.</w:t>
       </w:r>
     </w:p>
     <w:p>
@@ -640,7 +540,7 @@
           <w:b/>
           <w:sz w:val="20"/>
         </w:rPr>
-        <w:t>V. EXPERIMENTAL RESULTS &amp; ANALYSIS</w:t>
+        <w:t>IV. HARDWARE SETUP &amp; PIN CONNECTIONS</w:t>
       </w:r>
     </w:p>
     <w:p>
@@ -652,7 +552,9 @@
         <w:rPr>
           <w:rFonts w:ascii="Times New Roman" w:hAnsi="Times New Roman"/>
         </w:rPr>
-        <w:t>TRAPNET underwent comprehensive field evaluations across nine operational conditions. System latency, sensor range coverage, and benchmark comparisons against existing literature are summarized in Tables I, II, III, and IV below.</w:t>
+        <w:t>The hardware setup operates on a dual-unit architecture featuring the Mobile Edge Processing Node (MEPN) interfaced with the ESP32 DevKit V1 (WROOM-32) Master Coordinator. The MEPN communicates with the ESP32 via a CP2102 USB-to-UART bridge running at 115,200 baud over a USB-C OTG cable.</w:t>
+        <w:br/>
+        <w:t>To power the system, a 12V 5A primary DC supply feeds two independent LM2596 Buck Converters. Converter #1 steps down 12V to 5.0V for the ESP32, mmWave Radar, OLED display, relay board, and sensors. Converter #2 steps down 12V to 4.1V directly across the SIM800L GSM module VCC terminals with a 1000 uF decoupling capacitor to suppress 2.0A transmission current spikes.</w:t>
       </w:r>
     </w:p>
     <w:p>
@@ -666,7 +568,7 @@
           <w:b/>
           <w:sz w:val="17"/>
         </w:rPr>
-        <w:t>TABLE I. OBJECT &amp; INTRUDER DISTANCE COVERAGE BY SENSOR MODALITY</w:t>
+        <w:t>TABLE I. TRAPNET PIN CONNECTIONS &amp; INTERFACE MAPPING MATRIX</w:t>
       </w:r>
     </w:p>
     <w:tbl>
@@ -676,1169 +578,21 @@
         <w:tblLook w:firstColumn="1" w:firstRow="1" w:lastColumn="0" w:lastRow="0" w:noHBand="0" w:noVBand="1" w:val="04A0"/>
       </w:tblPr>
       <w:tblGrid>
-        <w:gridCol w:w="2606"/>
-        <w:gridCol w:w="2606"/>
-        <w:gridCol w:w="2606"/>
-        <w:gridCol w:w="2606"/>
+        <w:gridCol w:w="2085"/>
+        <w:gridCol w:w="2085"/>
+        <w:gridCol w:w="2085"/>
+        <w:gridCol w:w="2085"/>
+        <w:gridCol w:w="2085"/>
       </w:tblGrid>
       <w:tr>
         <w:tc>
           <w:tcPr>
-            <w:tcW w:type="dxa" w:w="2606"/>
-            <w:tcMar>
-              <w:top w:w="60" w:type="dxa"/>
-              <w:bottom w:w="60" w:type="dxa"/>
-              <w:left w:w="100" w:type="dxa"/>
-              <w:right w:w="100" w:type="dxa"/>
-            </w:tcMar>
-            <w:shd w:val="clear" w:color="auto" w:fill="E2E8F0"/>
-          </w:tcPr>
-          <w:p>
-            <w:pPr>
-              <w:spacing w:after="0"/>
-              <w:jc w:val="center"/>
-            </w:pPr>
-            <w:r>
-              <w:rPr>
-                <w:rFonts w:ascii="Times New Roman" w:hAnsi="Times New Roman"/>
-                <w:b/>
-                <w:sz w:val="16"/>
-              </w:rPr>
-              <w:t>Sensor Modality</w:t>
-            </w:r>
-          </w:p>
-        </w:tc>
-        <w:tc>
-          <w:tcPr>
-            <w:tcW w:type="dxa" w:w="2606"/>
-            <w:tcMar>
-              <w:top w:w="60" w:type="dxa"/>
-              <w:bottom w:w="60" w:type="dxa"/>
-              <w:left w:w="100" w:type="dxa"/>
-              <w:right w:w="100" w:type="dxa"/>
-            </w:tcMar>
-            <w:shd w:val="clear" w:color="auto" w:fill="E2E8F0"/>
-          </w:tcPr>
-          <w:p>
-            <w:pPr>
-              <w:spacing w:after="0"/>
-              <w:jc w:val="center"/>
-            </w:pPr>
-            <w:r>
-              <w:rPr>
-                <w:rFonts w:ascii="Times New Roman" w:hAnsi="Times New Roman"/>
-                <w:b/>
-                <w:sz w:val="16"/>
-              </w:rPr>
-              <w:t>Max Effective Range</w:t>
-            </w:r>
-          </w:p>
-        </w:tc>
-        <w:tc>
-          <w:tcPr>
-            <w:tcW w:type="dxa" w:w="2606"/>
-            <w:tcMar>
-              <w:top w:w="60" w:type="dxa"/>
-              <w:bottom w:w="60" w:type="dxa"/>
-              <w:left w:w="100" w:type="dxa"/>
-              <w:right w:w="100" w:type="dxa"/>
-            </w:tcMar>
-            <w:shd w:val="clear" w:color="auto" w:fill="E2E8F0"/>
-          </w:tcPr>
-          <w:p>
-            <w:pPr>
-              <w:spacing w:after="0"/>
-              <w:jc w:val="center"/>
-            </w:pPr>
-            <w:r>
-              <w:rPr>
-                <w:rFonts w:ascii="Times New Roman" w:hAnsi="Times New Roman"/>
-                <w:b/>
-                <w:sz w:val="16"/>
-              </w:rPr>
-              <w:t>Detection Field of View</w:t>
-            </w:r>
-          </w:p>
-        </w:tc>
-        <w:tc>
-          <w:tcPr>
-            <w:tcW w:type="dxa" w:w="2606"/>
-            <w:tcMar>
-              <w:top w:w="60" w:type="dxa"/>
-              <w:bottom w:w="60" w:type="dxa"/>
-              <w:left w:w="100" w:type="dxa"/>
-              <w:right w:w="100" w:type="dxa"/>
-            </w:tcMar>
-            <w:shd w:val="clear" w:color="auto" w:fill="E2E8F0"/>
-          </w:tcPr>
-          <w:p>
-            <w:pPr>
-              <w:spacing w:after="0"/>
-              <w:jc w:val="center"/>
-            </w:pPr>
-            <w:r>
-              <w:rPr>
-                <w:rFonts w:ascii="Times New Roman" w:hAnsi="Times New Roman"/>
-                <w:b/>
-                <w:sz w:val="16"/>
-              </w:rPr>
-              <w:t>Operational Capability</w:t>
-            </w:r>
-          </w:p>
-        </w:tc>
-      </w:tr>
-      <w:tr>
-        <w:tc>
-          <w:tcPr>
-            <w:tcW w:type="dxa" w:w="2606"/>
-            <w:tcMar>
-              <w:top w:w="60" w:type="dxa"/>
-              <w:bottom w:w="60" w:type="dxa"/>
-              <w:left w:w="100" w:type="dxa"/>
-              <w:right w:w="100" w:type="dxa"/>
-            </w:tcMar>
-          </w:tcPr>
-          <w:p>
-            <w:pPr>
-              <w:spacing w:after="0"/>
-              <w:jc w:val="center"/>
-            </w:pPr>
-            <w:r>
-              <w:rPr>
-                <w:rFonts w:ascii="Times New Roman" w:hAnsi="Times New Roman"/>
-                <w:sz w:val="16"/>
-              </w:rPr>
-              <w:t>24GHz mmWave Radar</w:t>
-            </w:r>
-          </w:p>
-        </w:tc>
-        <w:tc>
-          <w:tcPr>
-            <w:tcW w:type="dxa" w:w="2606"/>
-            <w:tcMar>
-              <w:top w:w="60" w:type="dxa"/>
-              <w:bottom w:w="60" w:type="dxa"/>
-              <w:left w:w="100" w:type="dxa"/>
-              <w:right w:w="100" w:type="dxa"/>
-            </w:tcMar>
-          </w:tcPr>
-          <w:p>
-            <w:pPr>
-              <w:spacing w:after="0"/>
-              <w:jc w:val="center"/>
-            </w:pPr>
-            <w:r>
-              <w:rPr>
-                <w:rFonts w:ascii="Times New Roman" w:hAnsi="Times New Roman"/>
-                <w:sz w:val="16"/>
-              </w:rPr>
-              <w:t>6.0 meters</w:t>
-            </w:r>
-          </w:p>
-        </w:tc>
-        <w:tc>
-          <w:tcPr>
-            <w:tcW w:type="dxa" w:w="2606"/>
-            <w:tcMar>
-              <w:top w:w="60" w:type="dxa"/>
-              <w:bottom w:w="60" w:type="dxa"/>
-              <w:left w:w="100" w:type="dxa"/>
-              <w:right w:w="100" w:type="dxa"/>
-            </w:tcMar>
-          </w:tcPr>
-          <w:p>
-            <w:pPr>
-              <w:spacing w:after="0"/>
-              <w:jc w:val="center"/>
-            </w:pPr>
-            <w:r>
-              <w:rPr>
-                <w:rFonts w:ascii="Times New Roman" w:hAnsi="Times New Roman"/>
-                <w:sz w:val="16"/>
-              </w:rPr>
-              <w:t>120° Azimuth / 60° Elev.</w:t>
-            </w:r>
-          </w:p>
-        </w:tc>
-        <w:tc>
-          <w:tcPr>
-            <w:tcW w:type="dxa" w:w="2606"/>
-            <w:tcMar>
-              <w:top w:w="60" w:type="dxa"/>
-              <w:bottom w:w="60" w:type="dxa"/>
-              <w:left w:w="100" w:type="dxa"/>
-              <w:right w:w="100" w:type="dxa"/>
-            </w:tcMar>
-          </w:tcPr>
-          <w:p>
-            <w:pPr>
-              <w:spacing w:after="0"/>
-              <w:jc w:val="center"/>
-            </w:pPr>
-            <w:r>
-              <w:rPr>
-                <w:rFonts w:ascii="Times New Roman" w:hAnsi="Times New Roman"/>
-                <w:sz w:val="16"/>
-              </w:rPr>
-              <w:t>0-Lux Darkness, Breathing Micro-Motion</w:t>
-            </w:r>
-          </w:p>
-        </w:tc>
-      </w:tr>
-      <w:tr>
-        <w:tc>
-          <w:tcPr>
-            <w:tcW w:type="dxa" w:w="2606"/>
-            <w:tcMar>
-              <w:top w:w="60" w:type="dxa"/>
-              <w:bottom w:w="60" w:type="dxa"/>
-              <w:left w:w="100" w:type="dxa"/>
-              <w:right w:w="100" w:type="dxa"/>
-            </w:tcMar>
-          </w:tcPr>
-          <w:p>
-            <w:pPr>
-              <w:spacing w:after="0"/>
-              <w:jc w:val="center"/>
-            </w:pPr>
-            <w:r>
-              <w:rPr>
-                <w:rFonts w:ascii="Times New Roman" w:hAnsi="Times New Roman"/>
-                <w:sz w:val="16"/>
-              </w:rPr>
-              <w:t>Smartphone Camera (YOLOv8)</w:t>
-            </w:r>
-          </w:p>
-        </w:tc>
-        <w:tc>
-          <w:tcPr>
-            <w:tcW w:type="dxa" w:w="2606"/>
-            <w:tcMar>
-              <w:top w:w="60" w:type="dxa"/>
-              <w:bottom w:w="60" w:type="dxa"/>
-              <w:left w:w="100" w:type="dxa"/>
-              <w:right w:w="100" w:type="dxa"/>
-            </w:tcMar>
-          </w:tcPr>
-          <w:p>
-            <w:pPr>
-              <w:spacing w:after="0"/>
-              <w:jc w:val="center"/>
-            </w:pPr>
-            <w:r>
-              <w:rPr>
-                <w:rFonts w:ascii="Times New Roman" w:hAnsi="Times New Roman"/>
-                <w:sz w:val="16"/>
-              </w:rPr>
-              <w:t>5.5 meters</w:t>
-            </w:r>
-          </w:p>
-        </w:tc>
-        <w:tc>
-          <w:tcPr>
-            <w:tcW w:type="dxa" w:w="2606"/>
-            <w:tcMar>
-              <w:top w:w="60" w:type="dxa"/>
-              <w:bottom w:w="60" w:type="dxa"/>
-              <w:left w:w="100" w:type="dxa"/>
-              <w:right w:w="100" w:type="dxa"/>
-            </w:tcMar>
-          </w:tcPr>
-          <w:p>
-            <w:pPr>
-              <w:spacing w:after="0"/>
-              <w:jc w:val="center"/>
-            </w:pPr>
-            <w:r>
-              <w:rPr>
-                <w:rFonts w:ascii="Times New Roman" w:hAnsi="Times New Roman"/>
-                <w:sz w:val="16"/>
-              </w:rPr>
-              <w:t>78° Diagonal FOV</w:t>
-            </w:r>
-          </w:p>
-        </w:tc>
-        <w:tc>
-          <w:tcPr>
-            <w:tcW w:type="dxa" w:w="2606"/>
-            <w:tcMar>
-              <w:top w:w="60" w:type="dxa"/>
-              <w:bottom w:w="60" w:type="dxa"/>
-              <w:left w:w="100" w:type="dxa"/>
-              <w:right w:w="100" w:type="dxa"/>
-            </w:tcMar>
-          </w:tcPr>
-          <w:p>
-            <w:pPr>
-              <w:spacing w:after="0"/>
-              <w:jc w:val="center"/>
-            </w:pPr>
-            <w:r>
-              <w:rPr>
-                <w:rFonts w:ascii="Times New Roman" w:hAnsi="Times New Roman"/>
-                <w:sz w:val="16"/>
-              </w:rPr>
-              <w:t>High Precision Object Classification</w:t>
-            </w:r>
-          </w:p>
-        </w:tc>
-      </w:tr>
-      <w:tr>
-        <w:tc>
-          <w:tcPr>
-            <w:tcW w:type="dxa" w:w="2606"/>
-            <w:tcMar>
-              <w:top w:w="60" w:type="dxa"/>
-              <w:bottom w:w="60" w:type="dxa"/>
-              <w:left w:w="100" w:type="dxa"/>
-              <w:right w:w="100" w:type="dxa"/>
-            </w:tcMar>
-          </w:tcPr>
-          <w:p>
-            <w:pPr>
-              <w:spacing w:after="0"/>
-              <w:jc w:val="center"/>
-            </w:pPr>
-            <w:r>
-              <w:rPr>
-                <w:rFonts w:ascii="Times New Roman" w:hAnsi="Times New Roman"/>
-                <w:sz w:val="16"/>
-              </w:rPr>
-              <w:t>SW-420 Vibration Sensor</w:t>
-            </w:r>
-          </w:p>
-        </w:tc>
-        <w:tc>
-          <w:tcPr>
-            <w:tcW w:type="dxa" w:w="2606"/>
-            <w:tcMar>
-              <w:top w:w="60" w:type="dxa"/>
-              <w:bottom w:w="60" w:type="dxa"/>
-              <w:left w:w="100" w:type="dxa"/>
-              <w:right w:w="100" w:type="dxa"/>
-            </w:tcMar>
-          </w:tcPr>
-          <w:p>
-            <w:pPr>
-              <w:spacing w:after="0"/>
-              <w:jc w:val="center"/>
-            </w:pPr>
-            <w:r>
-              <w:rPr>
-                <w:rFonts w:ascii="Times New Roman" w:hAnsi="Times New Roman"/>
-                <w:sz w:val="16"/>
-              </w:rPr>
-              <w:t>Physical Contact</w:t>
-            </w:r>
-          </w:p>
-        </w:tc>
-        <w:tc>
-          <w:tcPr>
-            <w:tcW w:type="dxa" w:w="2606"/>
-            <w:tcMar>
-              <w:top w:w="60" w:type="dxa"/>
-              <w:bottom w:w="60" w:type="dxa"/>
-              <w:left w:w="100" w:type="dxa"/>
-              <w:right w:w="100" w:type="dxa"/>
-            </w:tcMar>
-          </w:tcPr>
-          <w:p>
-            <w:pPr>
-              <w:spacing w:after="0"/>
-              <w:jc w:val="center"/>
-            </w:pPr>
-            <w:r>
-              <w:rPr>
-                <w:rFonts w:ascii="Times New Roman" w:hAnsi="Times New Roman"/>
-                <w:sz w:val="16"/>
-              </w:rPr>
-              <w:t>360° Mechanical Structural</w:t>
-            </w:r>
-          </w:p>
-        </w:tc>
-        <w:tc>
-          <w:tcPr>
-            <w:tcW w:type="dxa" w:w="2606"/>
-            <w:tcMar>
-              <w:top w:w="60" w:type="dxa"/>
-              <w:bottom w:w="60" w:type="dxa"/>
-              <w:left w:w="100" w:type="dxa"/>
-              <w:right w:w="100" w:type="dxa"/>
-            </w:tcMar>
-          </w:tcPr>
-          <w:p>
-            <w:pPr>
-              <w:spacing w:after="0"/>
-              <w:jc w:val="center"/>
-            </w:pPr>
-            <w:r>
-              <w:rPr>
-                <w:rFonts w:ascii="Times New Roman" w:hAnsi="Times New Roman"/>
-                <w:sz w:val="16"/>
-              </w:rPr>
-              <w:t>Drilling, Cutting, Wall Impact</w:t>
-            </w:r>
-          </w:p>
-        </w:tc>
-      </w:tr>
-      <w:tr>
-        <w:tc>
-          <w:tcPr>
-            <w:tcW w:type="dxa" w:w="2606"/>
-            <w:tcMar>
-              <w:top w:w="60" w:type="dxa"/>
-              <w:bottom w:w="60" w:type="dxa"/>
-              <w:left w:w="100" w:type="dxa"/>
-              <w:right w:w="100" w:type="dxa"/>
-            </w:tcMar>
-          </w:tcPr>
-          <w:p>
-            <w:pPr>
-              <w:spacing w:after="0"/>
-              <w:jc w:val="center"/>
-            </w:pPr>
-            <w:r>
-              <w:rPr>
-                <w:rFonts w:ascii="Times New Roman" w:hAnsi="Times New Roman"/>
-                <w:sz w:val="16"/>
-              </w:rPr>
-              <w:t>Active IR Beam Break</w:t>
-            </w:r>
-          </w:p>
-        </w:tc>
-        <w:tc>
-          <w:tcPr>
-            <w:tcW w:type="dxa" w:w="2606"/>
-            <w:tcMar>
-              <w:top w:w="60" w:type="dxa"/>
-              <w:bottom w:w="60" w:type="dxa"/>
-              <w:left w:w="100" w:type="dxa"/>
-              <w:right w:w="100" w:type="dxa"/>
-            </w:tcMar>
-          </w:tcPr>
-          <w:p>
-            <w:pPr>
-              <w:spacing w:after="0"/>
-              <w:jc w:val="center"/>
-            </w:pPr>
-            <w:r>
-              <w:rPr>
-                <w:rFonts w:ascii="Times New Roman" w:hAnsi="Times New Roman"/>
-                <w:sz w:val="16"/>
-              </w:rPr>
-              <w:t>10.0 meters</w:t>
-            </w:r>
-          </w:p>
-        </w:tc>
-        <w:tc>
-          <w:tcPr>
-            <w:tcW w:type="dxa" w:w="2606"/>
-            <w:tcMar>
-              <w:top w:w="60" w:type="dxa"/>
-              <w:bottom w:w="60" w:type="dxa"/>
-              <w:left w:w="100" w:type="dxa"/>
-              <w:right w:w="100" w:type="dxa"/>
-            </w:tcMar>
-          </w:tcPr>
-          <w:p>
-            <w:pPr>
-              <w:spacing w:after="0"/>
-              <w:jc w:val="center"/>
-            </w:pPr>
-            <w:r>
-              <w:rPr>
-                <w:rFonts w:ascii="Times New Roman" w:hAnsi="Times New Roman"/>
-                <w:sz w:val="16"/>
-              </w:rPr>
-              <w:t>Linear Point-to-Point</w:t>
-            </w:r>
-          </w:p>
-        </w:tc>
-        <w:tc>
-          <w:tcPr>
-            <w:tcW w:type="dxa" w:w="2606"/>
-            <w:tcMar>
-              <w:top w:w="60" w:type="dxa"/>
-              <w:bottom w:w="60" w:type="dxa"/>
-              <w:left w:w="100" w:type="dxa"/>
-              <w:right w:w="100" w:type="dxa"/>
-            </w:tcMar>
-          </w:tcPr>
-          <w:p>
-            <w:pPr>
-              <w:spacing w:after="0"/>
-              <w:jc w:val="center"/>
-            </w:pPr>
-            <w:r>
-              <w:rPr>
-                <w:rFonts w:ascii="Times New Roman" w:hAnsi="Times New Roman"/>
-                <w:sz w:val="16"/>
-              </w:rPr>
-              <w:t>Instant Optical Line-of-Sight Break</w:t>
-            </w:r>
-          </w:p>
-        </w:tc>
-      </w:tr>
-    </w:tbl>
-    <w:p>
-      <w:pPr>
-        <w:spacing w:before="200" w:after="40"/>
-        <w:jc w:val="center"/>
-      </w:pPr>
-      <w:r>
-        <w:rPr>
-          <w:rFonts w:ascii="Times New Roman" w:hAnsi="Times New Roman"/>
-          <w:b/>
-          <w:sz w:val="17"/>
-        </w:rPr>
-        <w:t>TABLE II. LATENCY &amp; ACTIVATION TIMING BREAKDOWN</w:t>
-      </w:r>
-    </w:p>
-    <w:tbl>
-      <w:tblPr>
-        <w:tblW w:type="auto" w:w="0"/>
-        <w:jc w:val="center"/>
-        <w:tblLook w:firstColumn="1" w:firstRow="1" w:lastColumn="0" w:lastRow="0" w:noHBand="0" w:noVBand="1" w:val="04A0"/>
-      </w:tblPr>
-      <w:tblGrid>
-        <w:gridCol w:w="3475"/>
-        <w:gridCol w:w="3475"/>
-        <w:gridCol w:w="3475"/>
-      </w:tblGrid>
-      <w:tr>
-        <w:tc>
-          <w:tcPr>
-            <w:tcW w:type="dxa" w:w="3475"/>
-            <w:tcMar>
-              <w:top w:w="60" w:type="dxa"/>
-              <w:bottom w:w="60" w:type="dxa"/>
-              <w:left w:w="100" w:type="dxa"/>
-              <w:right w:w="100" w:type="dxa"/>
-            </w:tcMar>
-            <w:shd w:val="clear" w:color="auto" w:fill="E2E8F0"/>
-          </w:tcPr>
-          <w:p>
-            <w:pPr>
-              <w:spacing w:after="0"/>
-              <w:jc w:val="center"/>
-            </w:pPr>
-            <w:r>
-              <w:rPr>
-                <w:rFonts w:ascii="Times New Roman" w:hAnsi="Times New Roman"/>
-                <w:b/>
-                <w:sz w:val="16"/>
-              </w:rPr>
-              <w:t>System Operation / Subsystem Pipeline</w:t>
-            </w:r>
-          </w:p>
-        </w:tc>
-        <w:tc>
-          <w:tcPr>
-            <w:tcW w:type="dxa" w:w="3475"/>
-            <w:tcMar>
-              <w:top w:w="60" w:type="dxa"/>
-              <w:bottom w:w="60" w:type="dxa"/>
-              <w:left w:w="100" w:type="dxa"/>
-              <w:right w:w="100" w:type="dxa"/>
-            </w:tcMar>
-            <w:shd w:val="clear" w:color="auto" w:fill="E2E8F0"/>
-          </w:tcPr>
-          <w:p>
-            <w:pPr>
-              <w:spacing w:after="0"/>
-              <w:jc w:val="center"/>
-            </w:pPr>
-            <w:r>
-              <w:rPr>
-                <w:rFonts w:ascii="Times New Roman" w:hAnsi="Times New Roman"/>
-                <w:b/>
-                <w:sz w:val="16"/>
-              </w:rPr>
-              <w:t>Measured Latency</w:t>
-            </w:r>
-          </w:p>
-        </w:tc>
-        <w:tc>
-          <w:tcPr>
-            <w:tcW w:type="dxa" w:w="3475"/>
-            <w:tcMar>
-              <w:top w:w="60" w:type="dxa"/>
-              <w:bottom w:w="60" w:type="dxa"/>
-              <w:left w:w="100" w:type="dxa"/>
-              <w:right w:w="100" w:type="dxa"/>
-            </w:tcMar>
-            <w:shd w:val="clear" w:color="auto" w:fill="E2E8F0"/>
-          </w:tcPr>
-          <w:p>
-            <w:pPr>
-              <w:spacing w:after="0"/>
-              <w:jc w:val="center"/>
-            </w:pPr>
-            <w:r>
-              <w:rPr>
-                <w:rFonts w:ascii="Times New Roman" w:hAnsi="Times New Roman"/>
-                <w:b/>
-                <w:sz w:val="16"/>
-              </w:rPr>
-              <w:t>Execution Mode / Subsystem</w:t>
-            </w:r>
-          </w:p>
-        </w:tc>
-      </w:tr>
-      <w:tr>
-        <w:tc>
-          <w:tcPr>
-            <w:tcW w:type="dxa" w:w="3475"/>
-            <w:tcMar>
-              <w:top w:w="60" w:type="dxa"/>
-              <w:bottom w:w="60" w:type="dxa"/>
-              <w:left w:w="100" w:type="dxa"/>
-              <w:right w:w="100" w:type="dxa"/>
-            </w:tcMar>
-          </w:tcPr>
-          <w:p>
-            <w:pPr>
-              <w:spacing w:after="0"/>
-              <w:jc w:val="center"/>
-            </w:pPr>
-            <w:r>
-              <w:rPr>
-                <w:rFonts w:ascii="Times New Roman" w:hAnsi="Times New Roman"/>
-                <w:sz w:val="16"/>
-              </w:rPr>
-              <w:t>mmWave Radar Target Motion Sensing</w:t>
-            </w:r>
-          </w:p>
-        </w:tc>
-        <w:tc>
-          <w:tcPr>
-            <w:tcW w:type="dxa" w:w="3475"/>
-            <w:tcMar>
-              <w:top w:w="60" w:type="dxa"/>
-              <w:bottom w:w="60" w:type="dxa"/>
-              <w:left w:w="100" w:type="dxa"/>
-              <w:right w:w="100" w:type="dxa"/>
-            </w:tcMar>
-          </w:tcPr>
-          <w:p>
-            <w:pPr>
-              <w:spacing w:after="0"/>
-              <w:jc w:val="center"/>
-            </w:pPr>
-            <w:r>
-              <w:rPr>
-                <w:rFonts w:ascii="Times New Roman" w:hAnsi="Times New Roman"/>
-                <w:sz w:val="16"/>
-              </w:rPr>
-              <w:t>8.5 ms</w:t>
-            </w:r>
-          </w:p>
-        </w:tc>
-        <w:tc>
-          <w:tcPr>
-            <w:tcW w:type="dxa" w:w="3475"/>
-            <w:tcMar>
-              <w:top w:w="60" w:type="dxa"/>
-              <w:bottom w:w="60" w:type="dxa"/>
-              <w:left w:w="100" w:type="dxa"/>
-              <w:right w:w="100" w:type="dxa"/>
-            </w:tcMar>
-          </w:tcPr>
-          <w:p>
-            <w:pPr>
-              <w:spacing w:after="0"/>
-              <w:jc w:val="center"/>
-            </w:pPr>
-            <w:r>
-              <w:rPr>
-                <w:rFonts w:ascii="Times New Roman" w:hAnsi="Times New Roman"/>
-                <w:sz w:val="16"/>
-              </w:rPr>
-              <w:t>Hardware UART2 @ 256000 baud</w:t>
-            </w:r>
-          </w:p>
-        </w:tc>
-      </w:tr>
-      <w:tr>
-        <w:tc>
-          <w:tcPr>
-            <w:tcW w:type="dxa" w:w="3475"/>
-            <w:tcMar>
-              <w:top w:w="60" w:type="dxa"/>
-              <w:bottom w:w="60" w:type="dxa"/>
-              <w:left w:w="100" w:type="dxa"/>
-              <w:right w:w="100" w:type="dxa"/>
-            </w:tcMar>
-          </w:tcPr>
-          <w:p>
-            <w:pPr>
-              <w:spacing w:after="0"/>
-              <w:jc w:val="center"/>
-            </w:pPr>
-            <w:r>
-              <w:rPr>
-                <w:rFonts w:ascii="Times New Roman" w:hAnsi="Times New Roman"/>
-                <w:sz w:val="16"/>
-              </w:rPr>
-              <w:t>Smartphone YOLOv8 INT8 Vision Inference</w:t>
-            </w:r>
-          </w:p>
-        </w:tc>
-        <w:tc>
-          <w:tcPr>
-            <w:tcW w:type="dxa" w:w="3475"/>
-            <w:tcMar>
-              <w:top w:w="60" w:type="dxa"/>
-              <w:bottom w:w="60" w:type="dxa"/>
-              <w:left w:w="100" w:type="dxa"/>
-              <w:right w:w="100" w:type="dxa"/>
-            </w:tcMar>
-          </w:tcPr>
-          <w:p>
-            <w:pPr>
-              <w:spacing w:after="0"/>
-              <w:jc w:val="center"/>
-            </w:pPr>
-            <w:r>
-              <w:rPr>
-                <w:rFonts w:ascii="Times New Roman" w:hAnsi="Times New Roman"/>
-                <w:sz w:val="16"/>
-              </w:rPr>
-              <w:t>12.0 ms</w:t>
-            </w:r>
-          </w:p>
-        </w:tc>
-        <w:tc>
-          <w:tcPr>
-            <w:tcW w:type="dxa" w:w="3475"/>
-            <w:tcMar>
-              <w:top w:w="60" w:type="dxa"/>
-              <w:bottom w:w="60" w:type="dxa"/>
-              <w:left w:w="100" w:type="dxa"/>
-              <w:right w:w="100" w:type="dxa"/>
-            </w:tcMar>
-          </w:tcPr>
-          <w:p>
-            <w:pPr>
-              <w:spacing w:after="0"/>
-              <w:jc w:val="center"/>
-            </w:pPr>
-            <w:r>
-              <w:rPr>
-                <w:rFonts w:ascii="Times New Roman" w:hAnsi="Times New Roman"/>
-                <w:sz w:val="16"/>
-              </w:rPr>
-              <w:t>Mobile NPU / TFLite NNAPI</w:t>
-            </w:r>
-          </w:p>
-        </w:tc>
-      </w:tr>
-      <w:tr>
-        <w:tc>
-          <w:tcPr>
-            <w:tcW w:type="dxa" w:w="3475"/>
-            <w:tcMar>
-              <w:top w:w="60" w:type="dxa"/>
-              <w:bottom w:w="60" w:type="dxa"/>
-              <w:left w:w="100" w:type="dxa"/>
-              <w:right w:w="100" w:type="dxa"/>
-            </w:tcMar>
-          </w:tcPr>
-          <w:p>
-            <w:pPr>
-              <w:spacing w:after="0"/>
-              <w:jc w:val="center"/>
-            </w:pPr>
-            <w:r>
-              <w:rPr>
-                <w:rFonts w:ascii="Times New Roman" w:hAnsi="Times New Roman"/>
-                <w:sz w:val="16"/>
-              </w:rPr>
-              <w:t>Camera Lens Tamper / SSIM Check</w:t>
-            </w:r>
-          </w:p>
-        </w:tc>
-        <w:tc>
-          <w:tcPr>
-            <w:tcW w:type="dxa" w:w="3475"/>
-            <w:tcMar>
-              <w:top w:w="60" w:type="dxa"/>
-              <w:bottom w:w="60" w:type="dxa"/>
-              <w:left w:w="100" w:type="dxa"/>
-              <w:right w:w="100" w:type="dxa"/>
-            </w:tcMar>
-          </w:tcPr>
-          <w:p>
-            <w:pPr>
-              <w:spacing w:after="0"/>
-              <w:jc w:val="center"/>
-            </w:pPr>
-            <w:r>
-              <w:rPr>
-                <w:rFonts w:ascii="Times New Roman" w:hAnsi="Times New Roman"/>
-                <w:sz w:val="16"/>
-              </w:rPr>
-              <w:t>35.0 ms</w:t>
-            </w:r>
-          </w:p>
-        </w:tc>
-        <w:tc>
-          <w:tcPr>
-            <w:tcW w:type="dxa" w:w="3475"/>
-            <w:tcMar>
-              <w:top w:w="60" w:type="dxa"/>
-              <w:bottom w:w="60" w:type="dxa"/>
-              <w:left w:w="100" w:type="dxa"/>
-              <w:right w:w="100" w:type="dxa"/>
-            </w:tcMar>
-          </w:tcPr>
-          <w:p>
-            <w:pPr>
-              <w:spacing w:after="0"/>
-              <w:jc w:val="center"/>
-            </w:pPr>
-            <w:r>
-              <w:rPr>
-                <w:rFonts w:ascii="Times New Roman" w:hAnsi="Times New Roman"/>
-                <w:sz w:val="16"/>
-              </w:rPr>
-              <w:t>OpenCV Frame Buffer Compare</w:t>
-            </w:r>
-          </w:p>
-        </w:tc>
-      </w:tr>
-      <w:tr>
-        <w:tc>
-          <w:tcPr>
-            <w:tcW w:type="dxa" w:w="3475"/>
-            <w:tcMar>
-              <w:top w:w="60" w:type="dxa"/>
-              <w:bottom w:w="60" w:type="dxa"/>
-              <w:left w:w="100" w:type="dxa"/>
-              <w:right w:w="100" w:type="dxa"/>
-            </w:tcMar>
-          </w:tcPr>
-          <w:p>
-            <w:pPr>
-              <w:spacing w:after="0"/>
-              <w:jc w:val="center"/>
-            </w:pPr>
-            <w:r>
-              <w:rPr>
-                <w:rFonts w:ascii="Times New Roman" w:hAnsi="Times New Roman"/>
-                <w:sz w:val="16"/>
-              </w:rPr>
-              <w:t>Spatial Radar-Vision Cross-Verification</w:t>
-            </w:r>
-          </w:p>
-        </w:tc>
-        <w:tc>
-          <w:tcPr>
-            <w:tcW w:type="dxa" w:w="3475"/>
-            <w:tcMar>
-              <w:top w:w="60" w:type="dxa"/>
-              <w:bottom w:w="60" w:type="dxa"/>
-              <w:left w:w="100" w:type="dxa"/>
-              <w:right w:w="100" w:type="dxa"/>
-            </w:tcMar>
-          </w:tcPr>
-          <w:p>
-            <w:pPr>
-              <w:spacing w:after="0"/>
-              <w:jc w:val="center"/>
-            </w:pPr>
-            <w:r>
-              <w:rPr>
-                <w:rFonts w:ascii="Times New Roman" w:hAnsi="Times New Roman"/>
-                <w:sz w:val="16"/>
-              </w:rPr>
-              <w:t>3.2 ms</w:t>
-            </w:r>
-          </w:p>
-        </w:tc>
-        <w:tc>
-          <w:tcPr>
-            <w:tcW w:type="dxa" w:w="3475"/>
-            <w:tcMar>
-              <w:top w:w="60" w:type="dxa"/>
-              <w:bottom w:w="60" w:type="dxa"/>
-              <w:left w:w="100" w:type="dxa"/>
-              <w:right w:w="100" w:type="dxa"/>
-            </w:tcMar>
-          </w:tcPr>
-          <w:p>
-            <w:pPr>
-              <w:spacing w:after="0"/>
-              <w:jc w:val="center"/>
-            </w:pPr>
-            <w:r>
-              <w:rPr>
-                <w:rFonts w:ascii="Times New Roman" w:hAnsi="Times New Roman"/>
-                <w:sz w:val="16"/>
-              </w:rPr>
-              <w:t>ESP32 Floating Point Math</w:t>
-            </w:r>
-          </w:p>
-        </w:tc>
-      </w:tr>
-      <w:tr>
-        <w:tc>
-          <w:tcPr>
-            <w:tcW w:type="dxa" w:w="3475"/>
-            <w:tcMar>
-              <w:top w:w="60" w:type="dxa"/>
-              <w:bottom w:w="60" w:type="dxa"/>
-              <w:left w:w="100" w:type="dxa"/>
-              <w:right w:w="100" w:type="dxa"/>
-            </w:tcMar>
-          </w:tcPr>
-          <w:p>
-            <w:pPr>
-              <w:spacing w:after="0"/>
-              <w:jc w:val="center"/>
-            </w:pPr>
-            <w:r>
-              <w:rPr>
-                <w:rFonts w:ascii="Times New Roman" w:hAnsi="Times New Roman"/>
-                <w:sz w:val="16"/>
-              </w:rPr>
-              <w:t>Solenoid Lock Deadbolt Actuation</w:t>
-            </w:r>
-          </w:p>
-        </w:tc>
-        <w:tc>
-          <w:tcPr>
-            <w:tcW w:type="dxa" w:w="3475"/>
-            <w:tcMar>
-              <w:top w:w="60" w:type="dxa"/>
-              <w:bottom w:w="60" w:type="dxa"/>
-              <w:left w:w="100" w:type="dxa"/>
-              <w:right w:w="100" w:type="dxa"/>
-            </w:tcMar>
-          </w:tcPr>
-          <w:p>
-            <w:pPr>
-              <w:spacing w:after="0"/>
-              <w:jc w:val="center"/>
-            </w:pPr>
-            <w:r>
-              <w:rPr>
-                <w:rFonts w:ascii="Times New Roman" w:hAnsi="Times New Roman"/>
-                <w:sz w:val="16"/>
-              </w:rPr>
-              <w:t>18.0 ms</w:t>
-            </w:r>
-          </w:p>
-        </w:tc>
-        <w:tc>
-          <w:tcPr>
-            <w:tcW w:type="dxa" w:w="3475"/>
-            <w:tcMar>
-              <w:top w:w="60" w:type="dxa"/>
-              <w:bottom w:w="60" w:type="dxa"/>
-              <w:left w:w="100" w:type="dxa"/>
-              <w:right w:w="100" w:type="dxa"/>
-            </w:tcMar>
-          </w:tcPr>
-          <w:p>
-            <w:pPr>
-              <w:spacing w:after="0"/>
-              <w:jc w:val="center"/>
-            </w:pPr>
-            <w:r>
-              <w:rPr>
-                <w:rFonts w:ascii="Times New Roman" w:hAnsi="Times New Roman"/>
-                <w:sz w:val="16"/>
-              </w:rPr>
-              <w:t>Optocoupler Relay 1 Drive</w:t>
-            </w:r>
-          </w:p>
-        </w:tc>
-      </w:tr>
-      <w:tr>
-        <w:tc>
-          <w:tcPr>
-            <w:tcW w:type="dxa" w:w="3475"/>
-            <w:tcMar>
-              <w:top w:w="60" w:type="dxa"/>
-              <w:bottom w:w="60" w:type="dxa"/>
-              <w:left w:w="100" w:type="dxa"/>
-              <w:right w:w="100" w:type="dxa"/>
-            </w:tcMar>
-          </w:tcPr>
-          <w:p>
-            <w:pPr>
-              <w:spacing w:after="0"/>
-              <w:jc w:val="center"/>
-            </w:pPr>
-            <w:r>
-              <w:rPr>
-                <w:rFonts w:ascii="Times New Roman" w:hAnsi="Times New Roman"/>
-                <w:sz w:val="16"/>
-              </w:rPr>
-              <w:t>Aerosol Fog Generator Dispersion</w:t>
-            </w:r>
-          </w:p>
-        </w:tc>
-        <w:tc>
-          <w:tcPr>
-            <w:tcW w:type="dxa" w:w="3475"/>
-            <w:tcMar>
-              <w:top w:w="60" w:type="dxa"/>
-              <w:bottom w:w="60" w:type="dxa"/>
-              <w:left w:w="100" w:type="dxa"/>
-              <w:right w:w="100" w:type="dxa"/>
-            </w:tcMar>
-          </w:tcPr>
-          <w:p>
-            <w:pPr>
-              <w:spacing w:after="0"/>
-              <w:jc w:val="center"/>
-            </w:pPr>
-            <w:r>
-              <w:rPr>
-                <w:rFonts w:ascii="Times New Roman" w:hAnsi="Times New Roman"/>
-                <w:sz w:val="16"/>
-              </w:rPr>
-              <w:t>45.0 ms</w:t>
-            </w:r>
-          </w:p>
-        </w:tc>
-        <w:tc>
-          <w:tcPr>
-            <w:tcW w:type="dxa" w:w="3475"/>
-            <w:tcMar>
-              <w:top w:w="60" w:type="dxa"/>
-              <w:bottom w:w="60" w:type="dxa"/>
-              <w:left w:w="100" w:type="dxa"/>
-              <w:right w:w="100" w:type="dxa"/>
-            </w:tcMar>
-          </w:tcPr>
-          <w:p>
-            <w:pPr>
-              <w:spacing w:after="0"/>
-              <w:jc w:val="center"/>
-            </w:pPr>
-            <w:r>
-              <w:rPr>
-                <w:rFonts w:ascii="Times New Roman" w:hAnsi="Times New Roman"/>
-                <w:sz w:val="16"/>
-              </w:rPr>
-              <w:t>Optocoupler Relay 2 Drive</w:t>
-            </w:r>
-          </w:p>
-        </w:tc>
-      </w:tr>
-      <w:tr>
-        <w:tc>
-          <w:tcPr>
-            <w:tcW w:type="dxa" w:w="3475"/>
-            <w:tcMar>
-              <w:top w:w="60" w:type="dxa"/>
-              <w:bottom w:w="60" w:type="dxa"/>
-              <w:left w:w="100" w:type="dxa"/>
-              <w:right w:w="100" w:type="dxa"/>
-            </w:tcMar>
-          </w:tcPr>
-          <w:p>
-            <w:pPr>
-              <w:spacing w:after="0"/>
-              <w:jc w:val="center"/>
-            </w:pPr>
-            <w:r>
-              <w:rPr>
-                <w:rFonts w:ascii="Times New Roman" w:hAnsi="Times New Roman"/>
-                <w:sz w:val="16"/>
-              </w:rPr>
-              <w:t>GSM SMS &amp; GPS Telemetry Dispatch</w:t>
-            </w:r>
-          </w:p>
-        </w:tc>
-        <w:tc>
-          <w:tcPr>
-            <w:tcW w:type="dxa" w:w="3475"/>
-            <w:tcMar>
-              <w:top w:w="60" w:type="dxa"/>
-              <w:bottom w:w="60" w:type="dxa"/>
-              <w:left w:w="100" w:type="dxa"/>
-              <w:right w:w="100" w:type="dxa"/>
-            </w:tcMar>
-          </w:tcPr>
-          <w:p>
-            <w:pPr>
-              <w:spacing w:after="0"/>
-              <w:jc w:val="center"/>
-            </w:pPr>
-            <w:r>
-              <w:rPr>
-                <w:rFonts w:ascii="Times New Roman" w:hAnsi="Times New Roman"/>
-                <w:sz w:val="16"/>
-              </w:rPr>
-              <w:t>320.0 ms</w:t>
-            </w:r>
-          </w:p>
-        </w:tc>
-        <w:tc>
-          <w:tcPr>
-            <w:tcW w:type="dxa" w:w="3475"/>
-            <w:tcMar>
-              <w:top w:w="60" w:type="dxa"/>
-              <w:bottom w:w="60" w:type="dxa"/>
-              <w:left w:w="100" w:type="dxa"/>
-              <w:right w:w="100" w:type="dxa"/>
-            </w:tcMar>
-          </w:tcPr>
-          <w:p>
-            <w:pPr>
-              <w:spacing w:after="0"/>
-              <w:jc w:val="center"/>
-            </w:pPr>
-            <w:r>
-              <w:rPr>
-                <w:rFonts w:ascii="Times New Roman" w:hAnsi="Times New Roman"/>
-                <w:sz w:val="16"/>
-              </w:rPr>
-              <w:t>SIM800L GPRS / AT Commands</w:t>
-            </w:r>
-          </w:p>
-        </w:tc>
-      </w:tr>
-    </w:tbl>
-    <w:p>
-      <w:pPr>
-        <w:spacing w:before="200" w:after="40"/>
-        <w:jc w:val="center"/>
-      </w:pPr>
-      <w:r>
-        <w:rPr>
-          <w:rFonts w:ascii="Times New Roman" w:hAnsi="Times New Roman"/>
-          <w:b/>
-          <w:sz w:val="17"/>
-        </w:rPr>
-        <w:t>TABLE III. BENCHMARKING TRAPNET AGAINST EXISTING RESEARCH LITERATURE</w:t>
-      </w:r>
-    </w:p>
-    <w:tbl>
-      <w:tblPr>
-        <w:tblW w:type="auto" w:w="0"/>
-        <w:jc w:val="center"/>
-        <w:tblLook w:firstColumn="1" w:firstRow="1" w:lastColumn="0" w:lastRow="0" w:noHBand="0" w:noVBand="1" w:val="04A0"/>
-      </w:tblPr>
-      <w:tblGrid>
-        <w:gridCol w:w="2606"/>
-        <w:gridCol w:w="2606"/>
-        <w:gridCol w:w="2606"/>
-        <w:gridCol w:w="2606"/>
-      </w:tblGrid>
-      <w:tr>
-        <w:tc>
-          <w:tcPr>
-            <w:tcW w:type="dxa" w:w="2606"/>
+            <w:tcW w:type="dxa" w:w="2085"/>
             <w:tcMar>
               <w:top w:w="50" w:type="dxa"/>
               <w:bottom w:w="50" w:type="dxa"/>
-              <w:left w:w="80" w:type="dxa"/>
-              <w:right w:w="80" w:type="dxa"/>
+              <w:left w:w="60" w:type="dxa"/>
+              <w:right w:w="60" w:type="dxa"/>
             </w:tcMar>
             <w:shd w:val="clear" w:color="auto" w:fill="E2E8F0"/>
           </w:tcPr>
@@ -1853,18 +607,18 @@
                 <w:b/>
                 <w:sz w:val="15"/>
               </w:rPr>
-              <w:t>System Reference / Framework</w:t>
+              <w:t>Subsystem Module</w:t>
             </w:r>
           </w:p>
         </w:tc>
         <w:tc>
           <w:tcPr>
-            <w:tcW w:type="dxa" w:w="2606"/>
+            <w:tcW w:type="dxa" w:w="2085"/>
             <w:tcMar>
               <w:top w:w="50" w:type="dxa"/>
               <w:bottom w:w="50" w:type="dxa"/>
-              <w:left w:w="80" w:type="dxa"/>
-              <w:right w:w="80" w:type="dxa"/>
+              <w:left w:w="60" w:type="dxa"/>
+              <w:right w:w="60" w:type="dxa"/>
             </w:tcMar>
             <w:shd w:val="clear" w:color="auto" w:fill="E2E8F0"/>
           </w:tcPr>
@@ -1879,18 +633,18 @@
                 <w:b/>
                 <w:sz w:val="15"/>
               </w:rPr>
-              <w:t>Sensor Modalities Used</w:t>
+              <w:t>Component Pin</w:t>
             </w:r>
           </w:p>
         </w:tc>
         <w:tc>
           <w:tcPr>
-            <w:tcW w:type="dxa" w:w="2606"/>
+            <w:tcW w:type="dxa" w:w="2085"/>
             <w:tcMar>
               <w:top w:w="50" w:type="dxa"/>
               <w:bottom w:w="50" w:type="dxa"/>
-              <w:left w:w="80" w:type="dxa"/>
-              <w:right w:w="80" w:type="dxa"/>
+              <w:left w:w="60" w:type="dxa"/>
+              <w:right w:w="60" w:type="dxa"/>
             </w:tcMar>
             <w:shd w:val="clear" w:color="auto" w:fill="E2E8F0"/>
           </w:tcPr>
@@ -1905,18 +659,18 @@
                 <w:b/>
                 <w:sz w:val="15"/>
               </w:rPr>
-              <w:t>Detection Accuracy</w:t>
+              <w:t>Target Microcontroller Pin</w:t>
             </w:r>
           </w:p>
         </w:tc>
         <w:tc>
           <w:tcPr>
-            <w:tcW w:type="dxa" w:w="2606"/>
+            <w:tcW w:type="dxa" w:w="2085"/>
             <w:tcMar>
               <w:top w:w="50" w:type="dxa"/>
               <w:bottom w:w="50" w:type="dxa"/>
-              <w:left w:w="80" w:type="dxa"/>
-              <w:right w:w="80" w:type="dxa"/>
+              <w:left w:w="60" w:type="dxa"/>
+              <w:right w:w="60" w:type="dxa"/>
             </w:tcMar>
             <w:shd w:val="clear" w:color="auto" w:fill="E2E8F0"/>
           </w:tcPr>
@@ -1931,7 +685,33 @@
                 <w:b/>
                 <w:sz w:val="15"/>
               </w:rPr>
-              <w:t>Active Physical Containment</w:t>
+              <w:t>Operating Voltage</w:t>
+            </w:r>
+          </w:p>
+        </w:tc>
+        <w:tc>
+          <w:tcPr>
+            <w:tcW w:type="dxa" w:w="2085"/>
+            <w:tcMar>
+              <w:top w:w="50" w:type="dxa"/>
+              <w:bottom w:w="50" w:type="dxa"/>
+              <w:left w:w="60" w:type="dxa"/>
+              <w:right w:w="60" w:type="dxa"/>
+            </w:tcMar>
+            <w:shd w:val="clear" w:color="auto" w:fill="E2E8F0"/>
+          </w:tcPr>
+          <w:p>
+            <w:pPr>
+              <w:spacing w:after="0"/>
+              <w:jc w:val="center"/>
+            </w:pPr>
+            <w:r>
+              <w:rPr>
+                <w:rFonts w:ascii="Times New Roman" w:hAnsi="Times New Roman"/>
+                <w:b/>
+                <w:sz w:val="15"/>
+              </w:rPr>
+              <w:t>Protocol / Signal Description</w:t>
             </w:r>
           </w:p>
         </w:tc>
@@ -1939,12 +719,12 @@
       <w:tr>
         <w:tc>
           <w:tcPr>
-            <w:tcW w:type="dxa" w:w="2606"/>
+            <w:tcW w:type="dxa" w:w="2085"/>
             <w:tcMar>
               <w:top w:w="50" w:type="dxa"/>
               <w:bottom w:w="50" w:type="dxa"/>
-              <w:left w:w="80" w:type="dxa"/>
-              <w:right w:w="80" w:type="dxa"/>
+              <w:left w:w="60" w:type="dxa"/>
+              <w:right w:w="60" w:type="dxa"/>
             </w:tcMar>
           </w:tcPr>
           <w:p>
@@ -1957,18 +737,18 @@
                 <w:rFonts w:ascii="Times New Roman" w:hAnsi="Times New Roman"/>
                 <w:sz w:val="15"/>
               </w:rPr>
-              <w:t>TRAPNET (Proposed System)</w:t>
+              <w:t>Mobile Edge Node (MEPN)</w:t>
             </w:r>
           </w:p>
         </w:tc>
         <w:tc>
           <w:tcPr>
-            <w:tcW w:type="dxa" w:w="2606"/>
+            <w:tcW w:type="dxa" w:w="2085"/>
             <w:tcMar>
               <w:top w:w="50" w:type="dxa"/>
               <w:bottom w:w="50" w:type="dxa"/>
-              <w:left w:w="80" w:type="dxa"/>
-              <w:right w:w="80" w:type="dxa"/>
+              <w:left w:w="60" w:type="dxa"/>
+              <w:right w:w="60" w:type="dxa"/>
             </w:tcMar>
           </w:tcPr>
           <w:p>
@@ -1981,18 +761,18 @@
                 <w:rFonts w:ascii="Times New Roman" w:hAnsi="Times New Roman"/>
                 <w:sz w:val="15"/>
               </w:rPr>
-              <w:t>24GHz mmWave + Mobile Vision + Vib</w:t>
+              <w:t>USB-C OTG / Serial TX/RX</w:t>
             </w:r>
           </w:p>
         </w:tc>
         <w:tc>
           <w:tcPr>
-            <w:tcW w:type="dxa" w:w="2606"/>
+            <w:tcW w:type="dxa" w:w="2085"/>
             <w:tcMar>
               <w:top w:w="50" w:type="dxa"/>
               <w:bottom w:w="50" w:type="dxa"/>
-              <w:left w:w="80" w:type="dxa"/>
-              <w:right w:w="80" w:type="dxa"/>
+              <w:left w:w="60" w:type="dxa"/>
+              <w:right w:w="60" w:type="dxa"/>
             </w:tcMar>
           </w:tcPr>
           <w:p>
@@ -2005,18 +785,18 @@
                 <w:rFonts w:ascii="Times New Roman" w:hAnsi="Times New Roman"/>
                 <w:sz w:val="15"/>
               </w:rPr>
-              <w:t>99.40%</w:t>
+              <w:t>ESP32 GPIO1 (TX0) / GPIO3 (RX0)</w:t>
             </w:r>
           </w:p>
         </w:tc>
         <w:tc>
           <w:tcPr>
-            <w:tcW w:type="dxa" w:w="2606"/>
+            <w:tcW w:type="dxa" w:w="2085"/>
             <w:tcMar>
               <w:top w:w="50" w:type="dxa"/>
               <w:bottom w:w="50" w:type="dxa"/>
-              <w:left w:w="80" w:type="dxa"/>
-              <w:right w:w="80" w:type="dxa"/>
+              <w:left w:w="60" w:type="dxa"/>
+              <w:right w:w="60" w:type="dxa"/>
             </w:tcMar>
           </w:tcPr>
           <w:p>
@@ -2029,20 +809,18 @@
                 <w:rFonts w:ascii="Times New Roman" w:hAnsi="Times New Roman"/>
                 <w:sz w:val="15"/>
               </w:rPr>
-              <w:t>YES (Solenoid Lock + Fog Generator)</w:t>
+              <w:t>5.0V (USB OTG)</w:t>
             </w:r>
           </w:p>
         </w:tc>
-      </w:tr>
-      <w:tr>
         <w:tc>
           <w:tcPr>
-            <w:tcW w:type="dxa" w:w="2606"/>
+            <w:tcW w:type="dxa" w:w="2085"/>
             <w:tcMar>
               <w:top w:w="50" w:type="dxa"/>
               <w:bottom w:w="50" w:type="dxa"/>
-              <w:left w:w="80" w:type="dxa"/>
-              <w:right w:w="80" w:type="dxa"/>
+              <w:left w:w="60" w:type="dxa"/>
+              <w:right w:w="60" w:type="dxa"/>
             </w:tcMar>
           </w:tcPr>
           <w:p>
@@ -2055,18 +833,20 @@
                 <w:rFonts w:ascii="Times New Roman" w:hAnsi="Times New Roman"/>
                 <w:sz w:val="15"/>
               </w:rPr>
-              <w:t>mmDetect [1]</w:t>
+              <w:t>CP2102 Serial Bridge @ 115200 Baud (Detection BBox/Tamper State)</w:t>
             </w:r>
           </w:p>
         </w:tc>
+      </w:tr>
+      <w:tr>
         <w:tc>
           <w:tcPr>
-            <w:tcW w:type="dxa" w:w="2606"/>
+            <w:tcW w:type="dxa" w:w="2085"/>
             <w:tcMar>
               <w:top w:w="50" w:type="dxa"/>
               <w:bottom w:w="50" w:type="dxa"/>
-              <w:left w:w="80" w:type="dxa"/>
-              <w:right w:w="80" w:type="dxa"/>
+              <w:left w:w="60" w:type="dxa"/>
+              <w:right w:w="60" w:type="dxa"/>
             </w:tcMar>
           </w:tcPr>
           <w:p>
@@ -2079,18 +859,18 @@
                 <w:rFonts w:ascii="Times New Roman" w:hAnsi="Times New Roman"/>
                 <w:sz w:val="15"/>
               </w:rPr>
-              <w:t>60GHz mmWave Radar + YOLO</w:t>
+              <w:t>24GHz mmWave Radar</w:t>
             </w:r>
           </w:p>
         </w:tc>
         <w:tc>
           <w:tcPr>
-            <w:tcW w:type="dxa" w:w="2606"/>
+            <w:tcW w:type="dxa" w:w="2085"/>
             <w:tcMar>
               <w:top w:w="50" w:type="dxa"/>
               <w:bottom w:w="50" w:type="dxa"/>
-              <w:left w:w="80" w:type="dxa"/>
-              <w:right w:w="80" w:type="dxa"/>
+              <w:left w:w="60" w:type="dxa"/>
+              <w:right w:w="60" w:type="dxa"/>
             </w:tcMar>
           </w:tcPr>
           <w:p>
@@ -2103,18 +883,18 @@
                 <w:rFonts w:ascii="Times New Roman" w:hAnsi="Times New Roman"/>
                 <w:sz w:val="15"/>
               </w:rPr>
-              <w:t>92.40%</w:t>
+              <w:t>TX / RX / OUT</w:t>
             </w:r>
           </w:p>
         </w:tc>
         <w:tc>
           <w:tcPr>
-            <w:tcW w:type="dxa" w:w="2606"/>
+            <w:tcW w:type="dxa" w:w="2085"/>
             <w:tcMar>
               <w:top w:w="50" w:type="dxa"/>
               <w:bottom w:w="50" w:type="dxa"/>
-              <w:left w:w="80" w:type="dxa"/>
-              <w:right w:w="80" w:type="dxa"/>
+              <w:left w:w="60" w:type="dxa"/>
+              <w:right w:w="60" w:type="dxa"/>
             </w:tcMar>
           </w:tcPr>
           <w:p>
@@ -2127,20 +907,18 @@
                 <w:rFonts w:ascii="Times New Roman" w:hAnsi="Times New Roman"/>
                 <w:sz w:val="15"/>
               </w:rPr>
-              <w:t>NO (Passive Monitor Only)</w:t>
+              <w:t>ESP32 GPIO16 (RX2) / GPIO17 (TX2) / GPIO14</w:t>
             </w:r>
           </w:p>
         </w:tc>
-      </w:tr>
-      <w:tr>
         <w:tc>
           <w:tcPr>
-            <w:tcW w:type="dxa" w:w="2606"/>
+            <w:tcW w:type="dxa" w:w="2085"/>
             <w:tcMar>
               <w:top w:w="50" w:type="dxa"/>
               <w:bottom w:w="50" w:type="dxa"/>
-              <w:left w:w="80" w:type="dxa"/>
-              <w:right w:w="80" w:type="dxa"/>
+              <w:left w:w="60" w:type="dxa"/>
+              <w:right w:w="60" w:type="dxa"/>
             </w:tcMar>
           </w:tcPr>
           <w:p>
@@ -2153,18 +931,18 @@
                 <w:rFonts w:ascii="Times New Roman" w:hAnsi="Times New Roman"/>
                 <w:sz w:val="15"/>
               </w:rPr>
-              <w:t>Multi-Object Radar-Camera [2]</w:t>
+              <w:t>5.0V DC</w:t>
             </w:r>
           </w:p>
         </w:tc>
         <w:tc>
           <w:tcPr>
-            <w:tcW w:type="dxa" w:w="2606"/>
+            <w:tcW w:type="dxa" w:w="2085"/>
             <w:tcMar>
               <w:top w:w="50" w:type="dxa"/>
               <w:bottom w:w="50" w:type="dxa"/>
-              <w:left w:w="80" w:type="dxa"/>
-              <w:right w:w="80" w:type="dxa"/>
+              <w:left w:w="60" w:type="dxa"/>
+              <w:right w:w="60" w:type="dxa"/>
             </w:tcMar>
           </w:tcPr>
           <w:p>
@@ -2177,18 +955,20 @@
                 <w:rFonts w:ascii="Times New Roman" w:hAnsi="Times New Roman"/>
                 <w:sz w:val="15"/>
               </w:rPr>
-              <w:t>77GHz mmWave Radar + Camera</w:t>
+              <w:t>UART2 @ 256000 Baud (Micro-Doppler Breathing &amp; Distance Data)</w:t>
             </w:r>
           </w:p>
         </w:tc>
+      </w:tr>
+      <w:tr>
         <w:tc>
           <w:tcPr>
-            <w:tcW w:type="dxa" w:w="2606"/>
+            <w:tcW w:type="dxa" w:w="2085"/>
             <w:tcMar>
               <w:top w:w="50" w:type="dxa"/>
               <w:bottom w:w="50" w:type="dxa"/>
-              <w:left w:w="80" w:type="dxa"/>
-              <w:right w:w="80" w:type="dxa"/>
+              <w:left w:w="60" w:type="dxa"/>
+              <w:right w:w="60" w:type="dxa"/>
             </w:tcMar>
           </w:tcPr>
           <w:p>
@@ -2201,18 +981,18 @@
                 <w:rFonts w:ascii="Times New Roman" w:hAnsi="Times New Roman"/>
                 <w:sz w:val="15"/>
               </w:rPr>
-              <w:t>94.10%</w:t>
+              <w:t>SIM800L GSM Module</w:t>
             </w:r>
           </w:p>
         </w:tc>
         <w:tc>
           <w:tcPr>
-            <w:tcW w:type="dxa" w:w="2606"/>
+            <w:tcW w:type="dxa" w:w="2085"/>
             <w:tcMar>
               <w:top w:w="50" w:type="dxa"/>
               <w:bottom w:w="50" w:type="dxa"/>
-              <w:left w:w="80" w:type="dxa"/>
-              <w:right w:w="80" w:type="dxa"/>
+              <w:left w:w="60" w:type="dxa"/>
+              <w:right w:w="60" w:type="dxa"/>
             </w:tcMar>
           </w:tcPr>
           <w:p>
@@ -2225,20 +1005,18 @@
                 <w:rFonts w:ascii="Times New Roman" w:hAnsi="Times New Roman"/>
                 <w:sz w:val="15"/>
               </w:rPr>
-              <w:t>NO (Passive Monitor Only)</w:t>
+              <w:t>TX / RX / RST</w:t>
             </w:r>
           </w:p>
         </w:tc>
-      </w:tr>
-      <w:tr>
         <w:tc>
           <w:tcPr>
-            <w:tcW w:type="dxa" w:w="2606"/>
+            <w:tcW w:type="dxa" w:w="2085"/>
             <w:tcMar>
               <w:top w:w="50" w:type="dxa"/>
               <w:bottom w:w="50" w:type="dxa"/>
-              <w:left w:w="80" w:type="dxa"/>
-              <w:right w:w="80" w:type="dxa"/>
+              <w:left w:w="60" w:type="dxa"/>
+              <w:right w:w="60" w:type="dxa"/>
             </w:tcMar>
           </w:tcPr>
           <w:p>
@@ -2251,18 +1029,18 @@
                 <w:rFonts w:ascii="Times New Roman" w:hAnsi="Times New Roman"/>
                 <w:sz w:val="15"/>
               </w:rPr>
-              <w:t>YOLOv8 Intrusion [5]</w:t>
+              <w:t>ESP32 GPIO26 (RX1) / GPIO27 (TX1) / GPIO5</w:t>
             </w:r>
           </w:p>
         </w:tc>
         <w:tc>
           <w:tcPr>
-            <w:tcW w:type="dxa" w:w="2606"/>
+            <w:tcW w:type="dxa" w:w="2085"/>
             <w:tcMar>
               <w:top w:w="50" w:type="dxa"/>
               <w:bottom w:w="50" w:type="dxa"/>
-              <w:left w:w="80" w:type="dxa"/>
-              <w:right w:w="80" w:type="dxa"/>
+              <w:left w:w="60" w:type="dxa"/>
+              <w:right w:w="60" w:type="dxa"/>
             </w:tcMar>
           </w:tcPr>
           <w:p>
@@ -2275,18 +1053,18 @@
                 <w:rFonts w:ascii="Times New Roman" w:hAnsi="Times New Roman"/>
                 <w:sz w:val="15"/>
               </w:rPr>
-              <w:t>Vision-Only CCTV</w:t>
+              <w:t>4.1V DC (Buck #2)</w:t>
             </w:r>
           </w:p>
         </w:tc>
         <w:tc>
           <w:tcPr>
-            <w:tcW w:type="dxa" w:w="2606"/>
+            <w:tcW w:type="dxa" w:w="2085"/>
             <w:tcMar>
               <w:top w:w="50" w:type="dxa"/>
               <w:bottom w:w="50" w:type="dxa"/>
-              <w:left w:w="80" w:type="dxa"/>
-              <w:right w:w="80" w:type="dxa"/>
+              <w:left w:w="60" w:type="dxa"/>
+              <w:right w:w="60" w:type="dxa"/>
             </w:tcMar>
           </w:tcPr>
           <w:p>
@@ -2299,18 +1077,20 @@
                 <w:rFonts w:ascii="Times New Roman" w:hAnsi="Times New Roman"/>
                 <w:sz w:val="15"/>
               </w:rPr>
-              <w:t>91.80%</w:t>
+              <w:t>UART1 @ 9600 Baud (Long-Range Emergency SMS Alerting)</w:t>
             </w:r>
           </w:p>
         </w:tc>
+      </w:tr>
+      <w:tr>
         <w:tc>
           <w:tcPr>
-            <w:tcW w:type="dxa" w:w="2606"/>
+            <w:tcW w:type="dxa" w:w="2085"/>
             <w:tcMar>
               <w:top w:w="50" w:type="dxa"/>
               <w:bottom w:w="50" w:type="dxa"/>
-              <w:left w:w="80" w:type="dxa"/>
-              <w:right w:w="80" w:type="dxa"/>
+              <w:left w:w="60" w:type="dxa"/>
+              <w:right w:w="60" w:type="dxa"/>
             </w:tcMar>
           </w:tcPr>
           <w:p>
@@ -2323,20 +1103,18 @@
                 <w:rFonts w:ascii="Times New Roman" w:hAnsi="Times New Roman"/>
                 <w:sz w:val="15"/>
               </w:rPr>
-              <w:t>NO (Alert Only)</w:t>
+              <w:t>NEO-6M GPS Module</w:t>
             </w:r>
           </w:p>
         </w:tc>
-      </w:tr>
-      <w:tr>
         <w:tc>
           <w:tcPr>
-            <w:tcW w:type="dxa" w:w="2606"/>
+            <w:tcW w:type="dxa" w:w="2085"/>
             <w:tcMar>
               <w:top w:w="50" w:type="dxa"/>
               <w:bottom w:w="50" w:type="dxa"/>
-              <w:left w:w="80" w:type="dxa"/>
-              <w:right w:w="80" w:type="dxa"/>
+              <w:left w:w="60" w:type="dxa"/>
+              <w:right w:w="60" w:type="dxa"/>
             </w:tcMar>
           </w:tcPr>
           <w:p>
@@ -2349,18 +1127,18 @@
                 <w:rFonts w:ascii="Times New Roman" w:hAnsi="Times New Roman"/>
                 <w:sz w:val="15"/>
               </w:rPr>
-              <w:t>Bi-LSTM FMCW Radar [7]</w:t>
+              <w:t>TX / RX</w:t>
             </w:r>
           </w:p>
         </w:tc>
         <w:tc>
           <w:tcPr>
-            <w:tcW w:type="dxa" w:w="2606"/>
+            <w:tcW w:type="dxa" w:w="2085"/>
             <w:tcMar>
               <w:top w:w="50" w:type="dxa"/>
               <w:bottom w:w="50" w:type="dxa"/>
-              <w:left w:w="80" w:type="dxa"/>
-              <w:right w:w="80" w:type="dxa"/>
+              <w:left w:w="60" w:type="dxa"/>
+              <w:right w:w="60" w:type="dxa"/>
             </w:tcMar>
           </w:tcPr>
           <w:p>
@@ -2373,18 +1151,18 @@
                 <w:rFonts w:ascii="Times New Roman" w:hAnsi="Times New Roman"/>
                 <w:sz w:val="15"/>
               </w:rPr>
-              <w:t>24GHz FMCW Radar</w:t>
+              <w:t>ESP32 GPIO35 (RX) / GPIO25 (TX)</w:t>
             </w:r>
           </w:p>
         </w:tc>
         <w:tc>
           <w:tcPr>
-            <w:tcW w:type="dxa" w:w="2606"/>
+            <w:tcW w:type="dxa" w:w="2085"/>
             <w:tcMar>
               <w:top w:w="50" w:type="dxa"/>
               <w:bottom w:w="50" w:type="dxa"/>
-              <w:left w:w="80" w:type="dxa"/>
-              <w:right w:w="80" w:type="dxa"/>
+              <w:left w:w="60" w:type="dxa"/>
+              <w:right w:w="60" w:type="dxa"/>
             </w:tcMar>
           </w:tcPr>
           <w:p>
@@ -2397,18 +1175,18 @@
                 <w:rFonts w:ascii="Times New Roman" w:hAnsi="Times New Roman"/>
                 <w:sz w:val="15"/>
               </w:rPr>
-              <w:t>94.00%</w:t>
+              <w:t>3.3V DC</w:t>
             </w:r>
           </w:p>
         </w:tc>
         <w:tc>
           <w:tcPr>
-            <w:tcW w:type="dxa" w:w="2606"/>
+            <w:tcW w:type="dxa" w:w="2085"/>
             <w:tcMar>
               <w:top w:w="50" w:type="dxa"/>
               <w:bottom w:w="50" w:type="dxa"/>
-              <w:left w:w="80" w:type="dxa"/>
-              <w:right w:w="80" w:type="dxa"/>
+              <w:left w:w="60" w:type="dxa"/>
+              <w:right w:w="60" w:type="dxa"/>
             </w:tcMar>
           </w:tcPr>
           <w:p>
@@ -2421,7 +1199,7 @@
                 <w:rFonts w:ascii="Times New Roman" w:hAnsi="Times New Roman"/>
                 <w:sz w:val="15"/>
               </w:rPr>
-              <w:t>NO (Classification Only)</w:t>
+              <w:t>UART Serial @ 9600 Baud (NMEA Geolocation Tracking)</w:t>
             </w:r>
           </w:p>
         </w:tc>
@@ -2429,12 +1207,12 @@
       <w:tr>
         <w:tc>
           <w:tcPr>
-            <w:tcW w:type="dxa" w:w="2606"/>
+            <w:tcW w:type="dxa" w:w="2085"/>
             <w:tcMar>
               <w:top w:w="50" w:type="dxa"/>
               <w:bottom w:w="50" w:type="dxa"/>
-              <w:left w:w="80" w:type="dxa"/>
-              <w:right w:w="80" w:type="dxa"/>
+              <w:left w:w="60" w:type="dxa"/>
+              <w:right w:w="60" w:type="dxa"/>
             </w:tcMar>
           </w:tcPr>
           <w:p>
@@ -2447,18 +1225,18 @@
                 <w:rFonts w:ascii="Times New Roman" w:hAnsi="Times New Roman"/>
                 <w:sz w:val="15"/>
               </w:rPr>
-              <w:t>PIR Smart Home Alert [13]</w:t>
+              <w:t>Solenoid Door Lock</w:t>
             </w:r>
           </w:p>
         </w:tc>
         <w:tc>
           <w:tcPr>
-            <w:tcW w:type="dxa" w:w="2606"/>
+            <w:tcW w:type="dxa" w:w="2085"/>
             <w:tcMar>
               <w:top w:w="50" w:type="dxa"/>
               <w:bottom w:w="50" w:type="dxa"/>
-              <w:left w:w="80" w:type="dxa"/>
-              <w:right w:w="80" w:type="dxa"/>
+              <w:left w:w="60" w:type="dxa"/>
+              <w:right w:w="60" w:type="dxa"/>
             </w:tcMar>
           </w:tcPr>
           <w:p>
@@ -2471,18 +1249,18 @@
                 <w:rFonts w:ascii="Times New Roman" w:hAnsi="Times New Roman"/>
                 <w:sz w:val="15"/>
               </w:rPr>
-              <w:t>PIR Sensor + Webcam</w:t>
+              <w:t>Relay IN1 / COM-NO</w:t>
             </w:r>
           </w:p>
         </w:tc>
         <w:tc>
           <w:tcPr>
-            <w:tcW w:type="dxa" w:w="2606"/>
+            <w:tcW w:type="dxa" w:w="2085"/>
             <w:tcMar>
               <w:top w:w="50" w:type="dxa"/>
               <w:bottom w:w="50" w:type="dxa"/>
-              <w:left w:w="80" w:type="dxa"/>
-              <w:right w:w="80" w:type="dxa"/>
+              <w:left w:w="60" w:type="dxa"/>
+              <w:right w:w="60" w:type="dxa"/>
             </w:tcMar>
           </w:tcPr>
           <w:p>
@@ -2495,18 +1273,18 @@
                 <w:rFonts w:ascii="Times New Roman" w:hAnsi="Times New Roman"/>
                 <w:sz w:val="15"/>
               </w:rPr>
-              <w:t>82.50%</w:t>
+              <w:t>ESP32 GPIO32 (Optocoupled Relay)</w:t>
             </w:r>
           </w:p>
         </w:tc>
         <w:tc>
           <w:tcPr>
-            <w:tcW w:type="dxa" w:w="2606"/>
+            <w:tcW w:type="dxa" w:w="2085"/>
             <w:tcMar>
               <w:top w:w="50" w:type="dxa"/>
               <w:bottom w:w="50" w:type="dxa"/>
-              <w:left w:w="80" w:type="dxa"/>
-              <w:right w:w="80" w:type="dxa"/>
+              <w:left w:w="60" w:type="dxa"/>
+              <w:right w:w="60" w:type="dxa"/>
             </w:tcMar>
           </w:tcPr>
           <w:p>
@@ -2519,20 +1297,18 @@
                 <w:rFonts w:ascii="Times New Roman" w:hAnsi="Times New Roman"/>
                 <w:sz w:val="15"/>
               </w:rPr>
-              <w:t>NO (Basic Buzzer Only)</w:t>
+              <w:t>12.0V DC (External)</w:t>
             </w:r>
           </w:p>
         </w:tc>
-      </w:tr>
-      <w:tr>
         <w:tc>
           <w:tcPr>
-            <w:tcW w:type="dxa" w:w="2606"/>
+            <w:tcW w:type="dxa" w:w="2085"/>
             <w:tcMar>
               <w:top w:w="50" w:type="dxa"/>
               <w:bottom w:w="50" w:type="dxa"/>
-              <w:left w:w="80" w:type="dxa"/>
-              <w:right w:w="80" w:type="dxa"/>
+              <w:left w:w="60" w:type="dxa"/>
+              <w:right w:w="60" w:type="dxa"/>
             </w:tcMar>
           </w:tcPr>
           <w:p>
@@ -2545,18 +1321,20 @@
                 <w:rFonts w:ascii="Times New Roman" w:hAnsi="Times New Roman"/>
                 <w:sz w:val="15"/>
               </w:rPr>
-              <w:t>IoT Door Lock [14]</w:t>
+              <w:t>Digital Output (High = Deadbolt Engage / Physical Lockout)</w:t>
             </w:r>
           </w:p>
         </w:tc>
+      </w:tr>
+      <w:tr>
         <w:tc>
           <w:tcPr>
-            <w:tcW w:type="dxa" w:w="2606"/>
+            <w:tcW w:type="dxa" w:w="2085"/>
             <w:tcMar>
               <w:top w:w="50" w:type="dxa"/>
               <w:bottom w:w="50" w:type="dxa"/>
-              <w:left w:w="80" w:type="dxa"/>
-              <w:right w:w="80" w:type="dxa"/>
+              <w:left w:w="60" w:type="dxa"/>
+              <w:right w:w="60" w:type="dxa"/>
             </w:tcMar>
           </w:tcPr>
           <w:p>
@@ -2569,18 +1347,18 @@
                 <w:rFonts w:ascii="Times New Roman" w:hAnsi="Times New Roman"/>
                 <w:sz w:val="15"/>
               </w:rPr>
-              <w:t>RFID + OTP Keypad</w:t>
+              <w:t>SW-420 Vibration (x3)</w:t>
             </w:r>
           </w:p>
         </w:tc>
         <w:tc>
           <w:tcPr>
-            <w:tcW w:type="dxa" w:w="2606"/>
+            <w:tcW w:type="dxa" w:w="2085"/>
             <w:tcMar>
               <w:top w:w="50" w:type="dxa"/>
               <w:bottom w:w="50" w:type="dxa"/>
-              <w:left w:w="80" w:type="dxa"/>
-              <w:right w:w="80" w:type="dxa"/>
+              <w:left w:w="60" w:type="dxa"/>
+              <w:right w:w="60" w:type="dxa"/>
             </w:tcMar>
           </w:tcPr>
           <w:p>
@@ -2593,18 +1371,18 @@
                 <w:rFonts w:ascii="Times New Roman" w:hAnsi="Times New Roman"/>
                 <w:sz w:val="15"/>
               </w:rPr>
-              <w:t>88.00%</w:t>
+              <w:t>Digital Output (DO)</w:t>
             </w:r>
           </w:p>
         </w:tc>
         <w:tc>
           <w:tcPr>
-            <w:tcW w:type="dxa" w:w="2606"/>
+            <w:tcW w:type="dxa" w:w="2085"/>
             <w:tcMar>
               <w:top w:w="50" w:type="dxa"/>
               <w:bottom w:w="50" w:type="dxa"/>
-              <w:left w:w="80" w:type="dxa"/>
-              <w:right w:w="80" w:type="dxa"/>
+              <w:left w:w="60" w:type="dxa"/>
+              <w:right w:w="60" w:type="dxa"/>
             </w:tcMar>
           </w:tcPr>
           <w:p>
@@ -2617,20 +1395,18 @@
                 <w:rFonts w:ascii="Times New Roman" w:hAnsi="Times New Roman"/>
                 <w:sz w:val="15"/>
               </w:rPr>
-              <w:t>Partial (Solenoid Lock Only)</w:t>
+              <w:t>ESP32 GPIO34 / GPIO39 (GPI Input)</w:t>
             </w:r>
           </w:p>
         </w:tc>
-      </w:tr>
-      <w:tr>
         <w:tc>
           <w:tcPr>
-            <w:tcW w:type="dxa" w:w="2606"/>
+            <w:tcW w:type="dxa" w:w="2085"/>
             <w:tcMar>
               <w:top w:w="50" w:type="dxa"/>
               <w:bottom w:w="50" w:type="dxa"/>
-              <w:left w:w="80" w:type="dxa"/>
-              <w:right w:w="80" w:type="dxa"/>
+              <w:left w:w="60" w:type="dxa"/>
+              <w:right w:w="60" w:type="dxa"/>
             </w:tcMar>
           </w:tcPr>
           <w:p>
@@ -2643,18 +1419,18 @@
                 <w:rFonts w:ascii="Times New Roman" w:hAnsi="Times New Roman"/>
                 <w:sz w:val="15"/>
               </w:rPr>
-              <w:t>Fast Human Detection [16]</w:t>
+              <w:t>3.3V DC</w:t>
             </w:r>
           </w:p>
         </w:tc>
         <w:tc>
           <w:tcPr>
-            <w:tcW w:type="dxa" w:w="2606"/>
+            <w:tcW w:type="dxa" w:w="2085"/>
             <w:tcMar>
               <w:top w:w="50" w:type="dxa"/>
               <w:bottom w:w="50" w:type="dxa"/>
-              <w:left w:w="80" w:type="dxa"/>
-              <w:right w:w="80" w:type="dxa"/>
+              <w:left w:w="60" w:type="dxa"/>
+              <w:right w:w="60" w:type="dxa"/>
             </w:tcMar>
           </w:tcPr>
           <w:p>
@@ -2667,18 +1443,20 @@
                 <w:rFonts w:ascii="Times New Roman" w:hAnsi="Times New Roman"/>
                 <w:sz w:val="15"/>
               </w:rPr>
-              <w:t>HOG Framework + Camera</w:t>
+              <w:t>Digital Interrupt (Perimeter Structural Shock Registration)</w:t>
             </w:r>
           </w:p>
         </w:tc>
+      </w:tr>
+      <w:tr>
         <w:tc>
           <w:tcPr>
-            <w:tcW w:type="dxa" w:w="2606"/>
+            <w:tcW w:type="dxa" w:w="2085"/>
             <w:tcMar>
               <w:top w:w="50" w:type="dxa"/>
               <w:bottom w:w="50" w:type="dxa"/>
-              <w:left w:w="80" w:type="dxa"/>
-              <w:right w:w="80" w:type="dxa"/>
+              <w:left w:w="60" w:type="dxa"/>
+              <w:right w:w="60" w:type="dxa"/>
             </w:tcMar>
           </w:tcPr>
           <w:p>
@@ -2691,18 +1469,18 @@
                 <w:rFonts w:ascii="Times New Roman" w:hAnsi="Times New Roman"/>
                 <w:sz w:val="15"/>
               </w:rPr>
-              <w:t>86.00%</w:t>
+              <w:t>IR Optical Tripwires</w:t>
             </w:r>
           </w:p>
         </w:tc>
         <w:tc>
           <w:tcPr>
-            <w:tcW w:type="dxa" w:w="2606"/>
+            <w:tcW w:type="dxa" w:w="2085"/>
             <w:tcMar>
               <w:top w:w="50" w:type="dxa"/>
               <w:bottom w:w="50" w:type="dxa"/>
-              <w:left w:w="80" w:type="dxa"/>
-              <w:right w:w="80" w:type="dxa"/>
+              <w:left w:w="60" w:type="dxa"/>
+              <w:right w:w="60" w:type="dxa"/>
             </w:tcMar>
           </w:tcPr>
           <w:p>
@@ -2715,20 +1493,18 @@
                 <w:rFonts w:ascii="Times New Roman" w:hAnsi="Times New Roman"/>
                 <w:sz w:val="15"/>
               </w:rPr>
-              <w:t>NO (Passive Monitor Only)</w:t>
+              <w:t>Digital Output (DO)</w:t>
             </w:r>
           </w:p>
         </w:tc>
-      </w:tr>
-      <w:tr>
         <w:tc>
           <w:tcPr>
-            <w:tcW w:type="dxa" w:w="2606"/>
+            <w:tcW w:type="dxa" w:w="2085"/>
             <w:tcMar>
               <w:top w:w="50" w:type="dxa"/>
               <w:bottom w:w="50" w:type="dxa"/>
-              <w:left w:w="80" w:type="dxa"/>
-              <w:right w:w="80" w:type="dxa"/>
+              <w:left w:w="60" w:type="dxa"/>
+              <w:right w:w="60" w:type="dxa"/>
             </w:tcMar>
           </w:tcPr>
           <w:p>
@@ -2741,18 +1517,18 @@
                 <w:rFonts w:ascii="Times New Roman" w:hAnsi="Times New Roman"/>
                 <w:sz w:val="15"/>
               </w:rPr>
-              <w:t>Detect Occluded Targets [18]</w:t>
+              <w:t>ESP32 GPIO4 / GPIO13</w:t>
             </w:r>
           </w:p>
         </w:tc>
         <w:tc>
           <w:tcPr>
-            <w:tcW w:type="dxa" w:w="2606"/>
+            <w:tcW w:type="dxa" w:w="2085"/>
             <w:tcMar>
               <w:top w:w="50" w:type="dxa"/>
               <w:bottom w:w="50" w:type="dxa"/>
-              <w:left w:w="80" w:type="dxa"/>
-              <w:right w:w="80" w:type="dxa"/>
+              <w:left w:w="60" w:type="dxa"/>
+              <w:right w:w="60" w:type="dxa"/>
             </w:tcMar>
           </w:tcPr>
           <w:p>
@@ -2765,18 +1541,18 @@
                 <w:rFonts w:ascii="Times New Roman" w:hAnsi="Times New Roman"/>
                 <w:sz w:val="15"/>
               </w:rPr>
-              <w:t>24GHz FMCW Radar + YOLOv3</w:t>
+              <w:t>5.0V DC</w:t>
             </w:r>
           </w:p>
         </w:tc>
         <w:tc>
           <w:tcPr>
-            <w:tcW w:type="dxa" w:w="2606"/>
+            <w:tcW w:type="dxa" w:w="2085"/>
             <w:tcMar>
               <w:top w:w="50" w:type="dxa"/>
               <w:bottom w:w="50" w:type="dxa"/>
-              <w:left w:w="80" w:type="dxa"/>
-              <w:right w:w="80" w:type="dxa"/>
+              <w:left w:w="60" w:type="dxa"/>
+              <w:right w:w="60" w:type="dxa"/>
             </w:tcMar>
           </w:tcPr>
           <w:p>
@@ -2789,18 +1565,20 @@
                 <w:rFonts w:ascii="Times New Roman" w:hAnsi="Times New Roman"/>
                 <w:sz w:val="15"/>
               </w:rPr>
-              <w:t>95.70%</w:t>
+              <w:t>Digital Input (Infrared Perimeter Beam Breach Trigger)</w:t>
             </w:r>
           </w:p>
         </w:tc>
+      </w:tr>
+      <w:tr>
         <w:tc>
           <w:tcPr>
-            <w:tcW w:type="dxa" w:w="2606"/>
+            <w:tcW w:type="dxa" w:w="2085"/>
             <w:tcMar>
               <w:top w:w="50" w:type="dxa"/>
               <w:bottom w:w="50" w:type="dxa"/>
-              <w:left w:w="80" w:type="dxa"/>
-              <w:right w:w="80" w:type="dxa"/>
+              <w:left w:w="60" w:type="dxa"/>
+              <w:right w:w="60" w:type="dxa"/>
             </w:tcMar>
           </w:tcPr>
           <w:p>
@@ -2813,20 +1591,18 @@
                 <w:rFonts w:ascii="Times New Roman" w:hAnsi="Times New Roman"/>
                 <w:sz w:val="15"/>
               </w:rPr>
-              <w:t>NO (Passive Monitor Only)</w:t>
+              <w:t>0.96" OLED Display</w:t>
             </w:r>
           </w:p>
         </w:tc>
-      </w:tr>
-      <w:tr>
         <w:tc>
           <w:tcPr>
-            <w:tcW w:type="dxa" w:w="2606"/>
+            <w:tcW w:type="dxa" w:w="2085"/>
             <w:tcMar>
               <w:top w:w="50" w:type="dxa"/>
               <w:bottom w:w="50" w:type="dxa"/>
-              <w:left w:w="80" w:type="dxa"/>
-              <w:right w:w="80" w:type="dxa"/>
+              <w:left w:w="60" w:type="dxa"/>
+              <w:right w:w="60" w:type="dxa"/>
             </w:tcMar>
           </w:tcPr>
           <w:p>
@@ -2839,18 +1615,18 @@
                 <w:rFonts w:ascii="Times New Roman" w:hAnsi="Times New Roman"/>
                 <w:sz w:val="15"/>
               </w:rPr>
-              <w:t>M2VISION [19]</w:t>
+              <w:t>SDA / SCL</w:t>
             </w:r>
           </w:p>
         </w:tc>
         <w:tc>
           <w:tcPr>
-            <w:tcW w:type="dxa" w:w="2606"/>
+            <w:tcW w:type="dxa" w:w="2085"/>
             <w:tcMar>
               <w:top w:w="50" w:type="dxa"/>
               <w:bottom w:w="50" w:type="dxa"/>
-              <w:left w:w="80" w:type="dxa"/>
-              <w:right w:w="80" w:type="dxa"/>
+              <w:left w:w="60" w:type="dxa"/>
+              <w:right w:w="60" w:type="dxa"/>
             </w:tcMar>
           </w:tcPr>
           <w:p>
@@ -2863,18 +1639,18 @@
                 <w:rFonts w:ascii="Times New Roman" w:hAnsi="Times New Roman"/>
                 <w:sz w:val="15"/>
               </w:rPr>
-              <w:t>mmWave Radar Video Reconstruction</w:t>
+              <w:t>ESP32 GPIO21 (SDA) / GPIO22 (SCL)</w:t>
             </w:r>
           </w:p>
         </w:tc>
         <w:tc>
           <w:tcPr>
-            <w:tcW w:type="dxa" w:w="2606"/>
+            <w:tcW w:type="dxa" w:w="2085"/>
             <w:tcMar>
               <w:top w:w="50" w:type="dxa"/>
               <w:bottom w:w="50" w:type="dxa"/>
-              <w:left w:w="80" w:type="dxa"/>
-              <w:right w:w="80" w:type="dxa"/>
+              <w:left w:w="60" w:type="dxa"/>
+              <w:right w:w="60" w:type="dxa"/>
             </w:tcMar>
           </w:tcPr>
           <w:p>
@@ -2887,18 +1663,18 @@
                 <w:rFonts w:ascii="Times New Roman" w:hAnsi="Times New Roman"/>
                 <w:sz w:val="15"/>
               </w:rPr>
-              <w:t>89.30%</w:t>
+              <w:t>3.3V DC</w:t>
             </w:r>
           </w:p>
         </w:tc>
         <w:tc>
           <w:tcPr>
-            <w:tcW w:type="dxa" w:w="2606"/>
+            <w:tcW w:type="dxa" w:w="2085"/>
             <w:tcMar>
               <w:top w:w="50" w:type="dxa"/>
               <w:bottom w:w="50" w:type="dxa"/>
-              <w:left w:w="80" w:type="dxa"/>
-              <w:right w:w="80" w:type="dxa"/>
+              <w:left w:w="60" w:type="dxa"/>
+              <w:right w:w="60" w:type="dxa"/>
             </w:tcMar>
           </w:tcPr>
           <w:p>
@@ -2911,12 +1687,440 @@
                 <w:rFonts w:ascii="Times New Roman" w:hAnsi="Times New Roman"/>
                 <w:sz w:val="15"/>
               </w:rPr>
-              <w:t>NO (Passive Monitor Only)</w:t>
+              <w:t>I2C Bus @ 400kHz (Local System Status &amp; Diagnostic Display)</w:t>
+            </w:r>
+          </w:p>
+        </w:tc>
+      </w:tr>
+      <w:tr>
+        <w:tc>
+          <w:tcPr>
+            <w:tcW w:type="dxa" w:w="2085"/>
+            <w:tcMar>
+              <w:top w:w="50" w:type="dxa"/>
+              <w:bottom w:w="50" w:type="dxa"/>
+              <w:left w:w="60" w:type="dxa"/>
+              <w:right w:w="60" w:type="dxa"/>
+            </w:tcMar>
+          </w:tcPr>
+          <w:p>
+            <w:pPr>
+              <w:spacing w:after="0"/>
+              <w:jc w:val="center"/>
+            </w:pPr>
+            <w:r>
+              <w:rPr>
+                <w:rFonts w:ascii="Times New Roman" w:hAnsi="Times New Roman"/>
+                <w:sz w:val="15"/>
+              </w:rPr>
+              <w:t>MicroSD Storage</w:t>
+            </w:r>
+          </w:p>
+        </w:tc>
+        <w:tc>
+          <w:tcPr>
+            <w:tcW w:type="dxa" w:w="2085"/>
+            <w:tcMar>
+              <w:top w:w="50" w:type="dxa"/>
+              <w:bottom w:w="50" w:type="dxa"/>
+              <w:left w:w="60" w:type="dxa"/>
+              <w:right w:w="60" w:type="dxa"/>
+            </w:tcMar>
+          </w:tcPr>
+          <w:p>
+            <w:pPr>
+              <w:spacing w:after="0"/>
+              <w:jc w:val="center"/>
+            </w:pPr>
+            <w:r>
+              <w:rPr>
+                <w:rFonts w:ascii="Times New Roman" w:hAnsi="Times New Roman"/>
+                <w:sz w:val="15"/>
+              </w:rPr>
+              <w:t>CS / MOSI / MISO / SCK</w:t>
+            </w:r>
+          </w:p>
+        </w:tc>
+        <w:tc>
+          <w:tcPr>
+            <w:tcW w:type="dxa" w:w="2085"/>
+            <w:tcMar>
+              <w:top w:w="50" w:type="dxa"/>
+              <w:bottom w:w="50" w:type="dxa"/>
+              <w:left w:w="60" w:type="dxa"/>
+              <w:right w:w="60" w:type="dxa"/>
+            </w:tcMar>
+          </w:tcPr>
+          <w:p>
+            <w:pPr>
+              <w:spacing w:after="0"/>
+              <w:jc w:val="center"/>
+            </w:pPr>
+            <w:r>
+              <w:rPr>
+                <w:rFonts w:ascii="Times New Roman" w:hAnsi="Times New Roman"/>
+                <w:sz w:val="15"/>
+              </w:rPr>
+              <w:t>ESP32 GPIO15 / GPIO23 / GPIO19 / GPIO18</w:t>
+            </w:r>
+          </w:p>
+        </w:tc>
+        <w:tc>
+          <w:tcPr>
+            <w:tcW w:type="dxa" w:w="2085"/>
+            <w:tcMar>
+              <w:top w:w="50" w:type="dxa"/>
+              <w:bottom w:w="50" w:type="dxa"/>
+              <w:left w:w="60" w:type="dxa"/>
+              <w:right w:w="60" w:type="dxa"/>
+            </w:tcMar>
+          </w:tcPr>
+          <w:p>
+            <w:pPr>
+              <w:spacing w:after="0"/>
+              <w:jc w:val="center"/>
+            </w:pPr>
+            <w:r>
+              <w:rPr>
+                <w:rFonts w:ascii="Times New Roman" w:hAnsi="Times New Roman"/>
+                <w:sz w:val="15"/>
+              </w:rPr>
+              <w:t>3.3V DC</w:t>
+            </w:r>
+          </w:p>
+        </w:tc>
+        <w:tc>
+          <w:tcPr>
+            <w:tcW w:type="dxa" w:w="2085"/>
+            <w:tcMar>
+              <w:top w:w="50" w:type="dxa"/>
+              <w:bottom w:w="50" w:type="dxa"/>
+              <w:left w:w="60" w:type="dxa"/>
+              <w:right w:w="60" w:type="dxa"/>
+            </w:tcMar>
+          </w:tcPr>
+          <w:p>
+            <w:pPr>
+              <w:spacing w:after="0"/>
+              <w:jc w:val="center"/>
+            </w:pPr>
+            <w:r>
+              <w:rPr>
+                <w:rFonts w:ascii="Times New Roman" w:hAnsi="Times New Roman"/>
+                <w:sz w:val="15"/>
+              </w:rPr>
+              <w:t>VSPI Bus (Local Incident Log &amp; Forensic Storage)</w:t>
+            </w:r>
+          </w:p>
+        </w:tc>
+      </w:tr>
+      <w:tr>
+        <w:tc>
+          <w:tcPr>
+            <w:tcW w:type="dxa" w:w="2085"/>
+            <w:tcMar>
+              <w:top w:w="50" w:type="dxa"/>
+              <w:bottom w:w="50" w:type="dxa"/>
+              <w:left w:w="60" w:type="dxa"/>
+              <w:right w:w="60" w:type="dxa"/>
+            </w:tcMar>
+          </w:tcPr>
+          <w:p>
+            <w:pPr>
+              <w:spacing w:after="0"/>
+              <w:jc w:val="center"/>
+            </w:pPr>
+            <w:r>
+              <w:rPr>
+                <w:rFonts w:ascii="Times New Roman" w:hAnsi="Times New Roman"/>
+                <w:sz w:val="15"/>
+              </w:rPr>
+              <w:t>Power Rail - Buck #1</w:t>
+            </w:r>
+          </w:p>
+        </w:tc>
+        <w:tc>
+          <w:tcPr>
+            <w:tcW w:type="dxa" w:w="2085"/>
+            <w:tcMar>
+              <w:top w:w="50" w:type="dxa"/>
+              <w:bottom w:w="50" w:type="dxa"/>
+              <w:left w:w="60" w:type="dxa"/>
+              <w:right w:w="60" w:type="dxa"/>
+            </w:tcMar>
+          </w:tcPr>
+          <w:p>
+            <w:pPr>
+              <w:spacing w:after="0"/>
+              <w:jc w:val="center"/>
+            </w:pPr>
+            <w:r>
+              <w:rPr>
+                <w:rFonts w:ascii="Times New Roman" w:hAnsi="Times New Roman"/>
+                <w:sz w:val="15"/>
+              </w:rPr>
+              <w:t>VOUT+ / VOUT-</w:t>
+            </w:r>
+          </w:p>
+        </w:tc>
+        <w:tc>
+          <w:tcPr>
+            <w:tcW w:type="dxa" w:w="2085"/>
+            <w:tcMar>
+              <w:top w:w="50" w:type="dxa"/>
+              <w:bottom w:w="50" w:type="dxa"/>
+              <w:left w:w="60" w:type="dxa"/>
+              <w:right w:w="60" w:type="dxa"/>
+            </w:tcMar>
+          </w:tcPr>
+          <w:p>
+            <w:pPr>
+              <w:spacing w:after="0"/>
+              <w:jc w:val="center"/>
+            </w:pPr>
+            <w:r>
+              <w:rPr>
+                <w:rFonts w:ascii="Times New Roman" w:hAnsi="Times New Roman"/>
+                <w:sz w:val="15"/>
+              </w:rPr>
+              <w:t>ESP32 VIN / Common GND</w:t>
+            </w:r>
+          </w:p>
+        </w:tc>
+        <w:tc>
+          <w:tcPr>
+            <w:tcW w:type="dxa" w:w="2085"/>
+            <w:tcMar>
+              <w:top w:w="50" w:type="dxa"/>
+              <w:bottom w:w="50" w:type="dxa"/>
+              <w:left w:w="60" w:type="dxa"/>
+              <w:right w:w="60" w:type="dxa"/>
+            </w:tcMar>
+          </w:tcPr>
+          <w:p>
+            <w:pPr>
+              <w:spacing w:after="0"/>
+              <w:jc w:val="center"/>
+            </w:pPr>
+            <w:r>
+              <w:rPr>
+                <w:rFonts w:ascii="Times New Roman" w:hAnsi="Times New Roman"/>
+                <w:sz w:val="15"/>
+              </w:rPr>
+              <w:t>5.0V DC (5A)</w:t>
+            </w:r>
+          </w:p>
+        </w:tc>
+        <w:tc>
+          <w:tcPr>
+            <w:tcW w:type="dxa" w:w="2085"/>
+            <w:tcMar>
+              <w:top w:w="50" w:type="dxa"/>
+              <w:bottom w:w="50" w:type="dxa"/>
+              <w:left w:w="60" w:type="dxa"/>
+              <w:right w:w="60" w:type="dxa"/>
+            </w:tcMar>
+          </w:tcPr>
+          <w:p>
+            <w:pPr>
+              <w:spacing w:after="0"/>
+              <w:jc w:val="center"/>
+            </w:pPr>
+            <w:r>
+              <w:rPr>
+                <w:rFonts w:ascii="Times New Roman" w:hAnsi="Times New Roman"/>
+                <w:sz w:val="15"/>
+              </w:rPr>
+              <w:t>System Regulated Logic Power Rail</w:t>
+            </w:r>
+          </w:p>
+        </w:tc>
+      </w:tr>
+      <w:tr>
+        <w:tc>
+          <w:tcPr>
+            <w:tcW w:type="dxa" w:w="2085"/>
+            <w:tcMar>
+              <w:top w:w="50" w:type="dxa"/>
+              <w:bottom w:w="50" w:type="dxa"/>
+              <w:left w:w="60" w:type="dxa"/>
+              <w:right w:w="60" w:type="dxa"/>
+            </w:tcMar>
+          </w:tcPr>
+          <w:p>
+            <w:pPr>
+              <w:spacing w:after="0"/>
+              <w:jc w:val="center"/>
+            </w:pPr>
+            <w:r>
+              <w:rPr>
+                <w:rFonts w:ascii="Times New Roman" w:hAnsi="Times New Roman"/>
+                <w:sz w:val="15"/>
+              </w:rPr>
+              <w:t>Power Rail - Buck #2</w:t>
+            </w:r>
+          </w:p>
+        </w:tc>
+        <w:tc>
+          <w:tcPr>
+            <w:tcW w:type="dxa" w:w="2085"/>
+            <w:tcMar>
+              <w:top w:w="50" w:type="dxa"/>
+              <w:bottom w:w="50" w:type="dxa"/>
+              <w:left w:w="60" w:type="dxa"/>
+              <w:right w:w="60" w:type="dxa"/>
+            </w:tcMar>
+          </w:tcPr>
+          <w:p>
+            <w:pPr>
+              <w:spacing w:after="0"/>
+              <w:jc w:val="center"/>
+            </w:pPr>
+            <w:r>
+              <w:rPr>
+                <w:rFonts w:ascii="Times New Roman" w:hAnsi="Times New Roman"/>
+                <w:sz w:val="15"/>
+              </w:rPr>
+              <w:t>VOUT+ / VOUT-</w:t>
+            </w:r>
+          </w:p>
+        </w:tc>
+        <w:tc>
+          <w:tcPr>
+            <w:tcW w:type="dxa" w:w="2085"/>
+            <w:tcMar>
+              <w:top w:w="50" w:type="dxa"/>
+              <w:bottom w:w="50" w:type="dxa"/>
+              <w:left w:w="60" w:type="dxa"/>
+              <w:right w:w="60" w:type="dxa"/>
+            </w:tcMar>
+          </w:tcPr>
+          <w:p>
+            <w:pPr>
+              <w:spacing w:after="0"/>
+              <w:jc w:val="center"/>
+            </w:pPr>
+            <w:r>
+              <w:rPr>
+                <w:rFonts w:ascii="Times New Roman" w:hAnsi="Times New Roman"/>
+                <w:sz w:val="15"/>
+              </w:rPr>
+              <w:t>SIM800L VCC / Common GND</w:t>
+            </w:r>
+          </w:p>
+        </w:tc>
+        <w:tc>
+          <w:tcPr>
+            <w:tcW w:type="dxa" w:w="2085"/>
+            <w:tcMar>
+              <w:top w:w="50" w:type="dxa"/>
+              <w:bottom w:w="50" w:type="dxa"/>
+              <w:left w:w="60" w:type="dxa"/>
+              <w:right w:w="60" w:type="dxa"/>
+            </w:tcMar>
+          </w:tcPr>
+          <w:p>
+            <w:pPr>
+              <w:spacing w:after="0"/>
+              <w:jc w:val="center"/>
+            </w:pPr>
+            <w:r>
+              <w:rPr>
+                <w:rFonts w:ascii="Times New Roman" w:hAnsi="Times New Roman"/>
+                <w:sz w:val="15"/>
+              </w:rPr>
+              <w:t>4.1V DC (2A Surge)</w:t>
+            </w:r>
+          </w:p>
+        </w:tc>
+        <w:tc>
+          <w:tcPr>
+            <w:tcW w:type="dxa" w:w="2085"/>
+            <w:tcMar>
+              <w:top w:w="50" w:type="dxa"/>
+              <w:bottom w:w="50" w:type="dxa"/>
+              <w:left w:w="60" w:type="dxa"/>
+              <w:right w:w="60" w:type="dxa"/>
+            </w:tcMar>
+          </w:tcPr>
+          <w:p>
+            <w:pPr>
+              <w:spacing w:after="0"/>
+              <w:jc w:val="center"/>
+            </w:pPr>
+            <w:r>
+              <w:rPr>
+                <w:rFonts w:ascii="Times New Roman" w:hAnsi="Times New Roman"/>
+                <w:sz w:val="15"/>
+              </w:rPr>
+              <w:t>Dedicated GSM Transmission Power Rail with 1000uF Cap</w:t>
             </w:r>
           </w:p>
         </w:tc>
       </w:tr>
     </w:tbl>
+    <w:p>
+      <w:pPr>
+        <w:spacing w:before="200" w:after="80"/>
+        <w:jc w:val="center"/>
+      </w:pPr>
+      <w:r>
+        <w:rPr>
+          <w:rFonts w:ascii="Times New Roman" w:hAnsi="Times New Roman"/>
+          <w:b/>
+          <w:sz w:val="20"/>
+        </w:rPr>
+        <w:t>V. EXPERIMENTAL &amp; SIMULATION RESULTS</w:t>
+      </w:r>
+    </w:p>
+    <w:p>
+      <w:pPr>
+        <w:spacing w:before="0" w:after="80" w:line="240" w:lineRule="auto"/>
+        <w:ind w:firstLine="288"/>
+      </w:pPr>
+      <w:r>
+        <w:rPr>
+          <w:rFonts w:ascii="Times New Roman" w:hAnsi="Times New Roman"/>
+        </w:rPr>
+        <w:t>Field evaluation across nine operational test conditions yielded the following performance metrics:</w:t>
+        <w:br/>
+        <w:t>- MEPN YOLOv8 Person Detection: 96.8% visual confidence at 4.0 meters distance.</w:t>
+        <w:br/>
+        <w:t>- mmWave Micro-Doppler Sensing: Stationary breathing signature detection down to 0.5 mm chest displacement at 3.5 meters.</w:t>
+        <w:br/>
+        <w:t>- Camera Tamper Failover: Automatic transition to radar-only mode in 1.10 seconds following camera lens occlusion or spray painting.</w:t>
+        <w:br/>
+        <w:t>- Physical Solenoid Containment: High-torque deadbolt engagement completed in 15 ms.</w:t>
+        <w:br/>
+        <w:t>- 0-Lux Total Darkness Operation: 100% human presence recognition accuracy via 24GHz mmWave radar.</w:t>
+      </w:r>
+    </w:p>
+    <w:p>
+      <w:pPr>
+        <w:spacing w:before="200" w:after="80"/>
+        <w:jc w:val="center"/>
+      </w:pPr>
+      <w:r>
+        <w:rPr>
+          <w:rFonts w:ascii="Times New Roman" w:hAnsi="Times New Roman"/>
+          <w:b/>
+          <w:sz w:val="20"/>
+        </w:rPr>
+        <w:t>VI. RESULT ANALYSIS</w:t>
+      </w:r>
+    </w:p>
+    <w:p>
+      <w:pPr>
+        <w:spacing w:before="0" w:after="80" w:line="240" w:lineRule="auto"/>
+        <w:ind w:firstLine="288"/>
+      </w:pPr>
+      <w:r>
+        <w:rPr>
+          <w:rFonts w:ascii="Times New Roman" w:hAnsi="Times New Roman"/>
+        </w:rPr>
+        <w:t>System execution latency was measured from initial sensor trigger to full physical lock actuation and SOS mesh broadcast.</w:t>
+      </w:r>
+    </w:p>
     <w:p>
       <w:pPr>
         <w:spacing w:before="200" w:after="40"/>
@@ -2928,7 +2132,7 @@
           <w:b/>
           <w:sz w:val="17"/>
         </w:rPr>
-        <w:t>TABLE IV. ITEMIZED BILL OF MATERIALS (BOM) &amp; COST ANALYSIS</w:t>
+        <w:t>TABLE II. TRAPNET EXECUTION LATENCY BREAKDOWN</w:t>
       </w:r>
     </w:p>
     <w:tbl>
@@ -2965,7 +2169,7 @@
                 <w:b/>
                 <w:sz w:val="16"/>
               </w:rPr>
-              <w:t>Hardware Component / Module</w:t>
+              <w:t>Operation Stage</w:t>
             </w:r>
           </w:p>
         </w:tc>
@@ -2991,7 +2195,7 @@
                 <w:b/>
                 <w:sz w:val="16"/>
               </w:rPr>
-              <w:t>Quantity</w:t>
+              <w:t>Execution Hardware Platform</w:t>
             </w:r>
           </w:p>
         </w:tc>
@@ -3017,7 +2221,7 @@
                 <w:b/>
                 <w:sz w:val="16"/>
               </w:rPr>
-              <w:t>Estimated Unit Cost (USD)</w:t>
+              <w:t>Latency (ms)</w:t>
             </w:r>
           </w:p>
         </w:tc>
@@ -3043,7 +2247,7 @@
                 <w:rFonts w:ascii="Times New Roman" w:hAnsi="Times New Roman"/>
                 <w:sz w:val="16"/>
               </w:rPr>
-              <w:t>ESP32 DevKit V1 (30-pin WROOM-32)</w:t>
+              <w:t>Radar Micro-Doppler Sample</w:t>
             </w:r>
           </w:p>
         </w:tc>
@@ -3067,7 +2271,7 @@
                 <w:rFonts w:ascii="Times New Roman" w:hAnsi="Times New Roman"/>
                 <w:sz w:val="16"/>
               </w:rPr>
-              <w:t>1</w:t>
+              <w:t>HLK-LD2410C 24GHz Radar Module</w:t>
             </w:r>
           </w:p>
         </w:tc>
@@ -3091,7 +2295,7 @@
                 <w:rFonts w:ascii="Times New Roman" w:hAnsi="Times New Roman"/>
                 <w:sz w:val="16"/>
               </w:rPr>
-              <w:t>$4.50</w:t>
+              <w:t>22 ms</w:t>
             </w:r>
           </w:p>
         </w:tc>
@@ -3117,7 +2321,7 @@
                 <w:rFonts w:ascii="Times New Roman" w:hAnsi="Times New Roman"/>
                 <w:sz w:val="16"/>
               </w:rPr>
-              <w:t>HLK-LD2410C 24GHz mmWave Radar Module</w:t>
+              <w:t>MEPN Visual Frame Inference (YOLOv8)</w:t>
             </w:r>
           </w:p>
         </w:tc>
@@ -3141,7 +2345,7 @@
                 <w:rFonts w:ascii="Times New Roman" w:hAnsi="Times New Roman"/>
                 <w:sz w:val="16"/>
               </w:rPr>
-              <w:t>1</w:t>
+              <w:t>Mobile Edge Processing Node (MEPN)</w:t>
             </w:r>
           </w:p>
         </w:tc>
@@ -3165,7 +2369,7 @@
                 <w:rFonts w:ascii="Times New Roman" w:hAnsi="Times New Roman"/>
                 <w:sz w:val="16"/>
               </w:rPr>
-              <w:t>$5.20</w:t>
+              <w:t>170 ms</w:t>
             </w:r>
           </w:p>
         </w:tc>
@@ -3191,7 +2395,7 @@
                 <w:rFonts w:ascii="Times New Roman" w:hAnsi="Times New Roman"/>
                 <w:sz w:val="16"/>
               </w:rPr>
-              <w:t>SIM800L GSM Telemetry Module + Antenna</w:t>
+              <w:t>Sensor Fusion Matrix Evaluation</w:t>
             </w:r>
           </w:p>
         </w:tc>
@@ -3215,7 +2419,7 @@
                 <w:rFonts w:ascii="Times New Roman" w:hAnsi="Times New Roman"/>
                 <w:sz w:val="16"/>
               </w:rPr>
-              <w:t>1</w:t>
+              <w:t>ESP32 DevKit V1 Master</w:t>
             </w:r>
           </w:p>
         </w:tc>
@@ -3239,7 +2443,7 @@
                 <w:rFonts w:ascii="Times New Roman" w:hAnsi="Times New Roman"/>
                 <w:sz w:val="16"/>
               </w:rPr>
-              <w:t>$3.80</w:t>
+              <w:t>8 ms</w:t>
             </w:r>
           </w:p>
         </w:tc>
@@ -3265,7 +2469,7 @@
                 <w:rFonts w:ascii="Times New Roman" w:hAnsi="Times New Roman"/>
                 <w:sz w:val="16"/>
               </w:rPr>
-              <w:t>NEO-6M GPS Module</w:t>
+              <w:t>Relay &amp; Solenoid Deadbolt Trip</w:t>
             </w:r>
           </w:p>
         </w:tc>
@@ -3289,7 +2493,7 @@
                 <w:rFonts w:ascii="Times New Roman" w:hAnsi="Times New Roman"/>
                 <w:sz w:val="16"/>
               </w:rPr>
-              <w:t>1</w:t>
+              <w:t>2-Ch Optocoupled Relay</w:t>
             </w:r>
           </w:p>
         </w:tc>
@@ -3313,7 +2517,7 @@
                 <w:rFonts w:ascii="Times New Roman" w:hAnsi="Times New Roman"/>
                 <w:sz w:val="16"/>
               </w:rPr>
-              <w:t>$4.10</w:t>
+              <w:t>15 ms</w:t>
             </w:r>
           </w:p>
         </w:tc>
@@ -3339,7 +2543,7 @@
                 <w:rFonts w:ascii="Times New Roman" w:hAnsi="Times New Roman"/>
                 <w:sz w:val="16"/>
               </w:rPr>
-              <w:t>12V 60kg Solenoid Deadbolt Lock Mechanism</w:t>
+              <w:t>Wi-Fi Beacon / BLE SOS Launch</w:t>
             </w:r>
           </w:p>
         </w:tc>
@@ -3363,7 +2567,7 @@
                 <w:rFonts w:ascii="Times New Roman" w:hAnsi="Times New Roman"/>
                 <w:sz w:val="16"/>
               </w:rPr>
-              <w:t>1</w:t>
+              <w:t>ESP32 Wi-Fi/BLE Stack</w:t>
             </w:r>
           </w:p>
         </w:tc>
@@ -3387,155 +2591,7 @@
                 <w:rFonts w:ascii="Times New Roman" w:hAnsi="Times New Roman"/>
                 <w:sz w:val="16"/>
               </w:rPr>
-              <w:t>$12.00</w:t>
-            </w:r>
-          </w:p>
-        </w:tc>
-      </w:tr>
-      <w:tr>
-        <w:tc>
-          <w:tcPr>
-            <w:tcW w:type="dxa" w:w="3475"/>
-            <w:tcMar>
-              <w:top w:w="50" w:type="dxa"/>
-              <w:bottom w:w="50" w:type="dxa"/>
-              <w:left w:w="80" w:type="dxa"/>
-              <w:right w:w="80" w:type="dxa"/>
-            </w:tcMar>
-          </w:tcPr>
-          <w:p>
-            <w:pPr>
-              <w:spacing w:after="0"/>
-              <w:jc w:val="center"/>
-            </w:pPr>
-            <w:r>
-              <w:rPr>
-                <w:rFonts w:ascii="Times New Roman" w:hAnsi="Times New Roman"/>
-                <w:sz w:val="16"/>
-              </w:rPr>
-              <w:t>12V Active Aerosol Fog Generator Module</w:t>
-            </w:r>
-          </w:p>
-        </w:tc>
-        <w:tc>
-          <w:tcPr>
-            <w:tcW w:type="dxa" w:w="3475"/>
-            <w:tcMar>
-              <w:top w:w="50" w:type="dxa"/>
-              <w:bottom w:w="50" w:type="dxa"/>
-              <w:left w:w="80" w:type="dxa"/>
-              <w:right w:w="80" w:type="dxa"/>
-            </w:tcMar>
-          </w:tcPr>
-          <w:p>
-            <w:pPr>
-              <w:spacing w:after="0"/>
-              <w:jc w:val="center"/>
-            </w:pPr>
-            <w:r>
-              <w:rPr>
-                <w:rFonts w:ascii="Times New Roman" w:hAnsi="Times New Roman"/>
-                <w:sz w:val="16"/>
-              </w:rPr>
-              <w:t>1</w:t>
-            </w:r>
-          </w:p>
-        </w:tc>
-        <w:tc>
-          <w:tcPr>
-            <w:tcW w:type="dxa" w:w="3475"/>
-            <w:tcMar>
-              <w:top w:w="50" w:type="dxa"/>
-              <w:bottom w:w="50" w:type="dxa"/>
-              <w:left w:w="80" w:type="dxa"/>
-              <w:right w:w="80" w:type="dxa"/>
-            </w:tcMar>
-          </w:tcPr>
-          <w:p>
-            <w:pPr>
-              <w:spacing w:after="0"/>
-              <w:jc w:val="center"/>
-            </w:pPr>
-            <w:r>
-              <w:rPr>
-                <w:rFonts w:ascii="Times New Roman" w:hAnsi="Times New Roman"/>
-                <w:sz w:val="16"/>
-              </w:rPr>
-              <w:t>$18.50</w:t>
-            </w:r>
-          </w:p>
-        </w:tc>
-      </w:tr>
-      <w:tr>
-        <w:tc>
-          <w:tcPr>
-            <w:tcW w:type="dxa" w:w="3475"/>
-            <w:tcMar>
-              <w:top w:w="50" w:type="dxa"/>
-              <w:bottom w:w="50" w:type="dxa"/>
-              <w:left w:w="80" w:type="dxa"/>
-              <w:right w:w="80" w:type="dxa"/>
-            </w:tcMar>
-          </w:tcPr>
-          <w:p>
-            <w:pPr>
-              <w:spacing w:after="0"/>
-              <w:jc w:val="center"/>
-            </w:pPr>
-            <w:r>
-              <w:rPr>
-                <w:rFonts w:ascii="Times New Roman" w:hAnsi="Times New Roman"/>
-                <w:sz w:val="16"/>
-              </w:rPr>
-              <w:t>LM2596 Step-Down Buck Converters &amp; Relays</w:t>
-            </w:r>
-          </w:p>
-        </w:tc>
-        <w:tc>
-          <w:tcPr>
-            <w:tcW w:type="dxa" w:w="3475"/>
-            <w:tcMar>
-              <w:top w:w="50" w:type="dxa"/>
-              <w:bottom w:w="50" w:type="dxa"/>
-              <w:left w:w="80" w:type="dxa"/>
-              <w:right w:w="80" w:type="dxa"/>
-            </w:tcMar>
-          </w:tcPr>
-          <w:p>
-            <w:pPr>
-              <w:spacing w:after="0"/>
-              <w:jc w:val="center"/>
-            </w:pPr>
-            <w:r>
-              <w:rPr>
-                <w:rFonts w:ascii="Times New Roman" w:hAnsi="Times New Roman"/>
-                <w:sz w:val="16"/>
-              </w:rPr>
-              <w:t>2</w:t>
-            </w:r>
-          </w:p>
-        </w:tc>
-        <w:tc>
-          <w:tcPr>
-            <w:tcW w:type="dxa" w:w="3475"/>
-            <w:tcMar>
-              <w:top w:w="50" w:type="dxa"/>
-              <w:bottom w:w="50" w:type="dxa"/>
-              <w:left w:w="80" w:type="dxa"/>
-              <w:right w:w="80" w:type="dxa"/>
-            </w:tcMar>
-          </w:tcPr>
-          <w:p>
-            <w:pPr>
-              <w:spacing w:after="0"/>
-              <w:jc w:val="center"/>
-            </w:pPr>
-            <w:r>
-              <w:rPr>
-                <w:rFonts w:ascii="Times New Roman" w:hAnsi="Times New Roman"/>
-                <w:sz w:val="16"/>
-              </w:rPr>
-              <w:t>$3.20</w:t>
+              <w:t>10 ms</w:t>
             </w:r>
           </w:p>
         </w:tc>
@@ -3563,7 +2619,7 @@
                 <w:b/>
                 <w:sz w:val="16"/>
               </w:rPr>
-              <w:t>Total Hardware Prototype Cost</w:t>
+              <w:t>Total Physical Containment Latency</w:t>
             </w:r>
           </w:p>
         </w:tc>
@@ -3589,7 +2645,7 @@
                 <w:b/>
                 <w:sz w:val="16"/>
               </w:rPr>
-              <w:t>--</w:t>
+              <w:t>TRAPNET Integrated System</w:t>
             </w:r>
           </w:p>
         </w:tc>
@@ -3615,7 +2671,7 @@
                 <w:b/>
                 <w:sz w:val="16"/>
               </w:rPr>
-              <w:t>$51.30 (Ultra-Low Cost)</w:t>
+              <w:t>225 ms</w:t>
             </w:r>
           </w:p>
         </w:tc>
@@ -3632,7 +2688,7 @@
           <w:b/>
           <w:sz w:val="20"/>
         </w:rPr>
-        <w:t>VII. CONCLUSION &amp; FUTURE WORK</w:t>
+        <w:t>VII. COMPARATIVE ANALYSIS</w:t>
       </w:r>
     </w:p>
     <w:p>
@@ -3644,7 +2700,1764 @@
         <w:rPr>
           <w:rFonts w:ascii="Times New Roman" w:hAnsi="Times New Roman"/>
         </w:rPr>
-        <w:t>This paper presented TRAPNET, an autonomous Edge-AI physical intrusion response system combining 24 GHz mmWave radar with a Smartphone Mobile Edge AI Vision Engine. By leveraging mobile NPU acceleration (YOLOv8 INT8 via TFLite NNAPI), TRAPNET reduces vision inference latency to sub-15ms while achieving 99.4% threat detection accuracy. Spatial radar-vision cross-verification eliminates false alarms, while optocoupler-isolated relays execute physical containment (solenoid deadbolt and aerosol fog release) within 45 ms of threat validation. Future work includes scaling the mesh protocol to multi-building deployments and integrating thermal infrared camera arrays for dense smoke environments.</w:t>
+        <w:t>TRAPNET was benchmarked against leading intrusion detection architectures in published research literature.</w:t>
+      </w:r>
+    </w:p>
+    <w:p>
+      <w:pPr>
+        <w:spacing w:before="200" w:after="40"/>
+        <w:jc w:val="center"/>
+      </w:pPr>
+      <w:r>
+        <w:rPr>
+          <w:rFonts w:ascii="Times New Roman" w:hAnsi="Times New Roman"/>
+          <w:b/>
+          <w:sz w:val="17"/>
+        </w:rPr>
+        <w:t>TABLE III. BENCHMARKING TRAPNET AGAINST EXISTING LITERATURE</w:t>
+      </w:r>
+    </w:p>
+    <w:tbl>
+      <w:tblPr>
+        <w:tblW w:type="auto" w:w="0"/>
+        <w:jc w:val="center"/>
+        <w:tblLook w:firstColumn="1" w:firstRow="1" w:lastColumn="0" w:lastRow="0" w:noHBand="0" w:noVBand="1" w:val="04A0"/>
+      </w:tblPr>
+      <w:tblGrid>
+        <w:gridCol w:w="2085"/>
+        <w:gridCol w:w="2085"/>
+        <w:gridCol w:w="2085"/>
+        <w:gridCol w:w="2085"/>
+        <w:gridCol w:w="2085"/>
+      </w:tblGrid>
+      <w:tr>
+        <w:tc>
+          <w:tcPr>
+            <w:tcW w:type="dxa" w:w="2085"/>
+            <w:tcMar>
+              <w:top w:w="50" w:type="dxa"/>
+              <w:bottom w:w="50" w:type="dxa"/>
+              <w:left w:w="70" w:type="dxa"/>
+              <w:right w:w="70" w:type="dxa"/>
+            </w:tcMar>
+            <w:shd w:val="clear" w:color="auto" w:fill="E2E8F0"/>
+          </w:tcPr>
+          <w:p>
+            <w:pPr>
+              <w:spacing w:after="0"/>
+              <w:jc w:val="center"/>
+            </w:pPr>
+            <w:r>
+              <w:rPr>
+                <w:rFonts w:ascii="Times New Roman" w:hAnsi="Times New Roman"/>
+                <w:b/>
+                <w:sz w:val="15"/>
+              </w:rPr>
+              <w:t>System / Reference</w:t>
+            </w:r>
+          </w:p>
+        </w:tc>
+        <w:tc>
+          <w:tcPr>
+            <w:tcW w:type="dxa" w:w="2085"/>
+            <w:tcMar>
+              <w:top w:w="50" w:type="dxa"/>
+              <w:bottom w:w="50" w:type="dxa"/>
+              <w:left w:w="70" w:type="dxa"/>
+              <w:right w:w="70" w:type="dxa"/>
+            </w:tcMar>
+            <w:shd w:val="clear" w:color="auto" w:fill="E2E8F0"/>
+          </w:tcPr>
+          <w:p>
+            <w:pPr>
+              <w:spacing w:after="0"/>
+              <w:jc w:val="center"/>
+            </w:pPr>
+            <w:r>
+              <w:rPr>
+                <w:rFonts w:ascii="Times New Roman" w:hAnsi="Times New Roman"/>
+                <w:b/>
+                <w:sz w:val="15"/>
+              </w:rPr>
+              <w:t>Architecture</w:t>
+            </w:r>
+          </w:p>
+        </w:tc>
+        <w:tc>
+          <w:tcPr>
+            <w:tcW w:type="dxa" w:w="2085"/>
+            <w:tcMar>
+              <w:top w:w="50" w:type="dxa"/>
+              <w:bottom w:w="50" w:type="dxa"/>
+              <w:left w:w="70" w:type="dxa"/>
+              <w:right w:w="70" w:type="dxa"/>
+            </w:tcMar>
+            <w:shd w:val="clear" w:color="auto" w:fill="E2E8F0"/>
+          </w:tcPr>
+          <w:p>
+            <w:pPr>
+              <w:spacing w:after="0"/>
+              <w:jc w:val="center"/>
+            </w:pPr>
+            <w:r>
+              <w:rPr>
+                <w:rFonts w:ascii="Times New Roman" w:hAnsi="Times New Roman"/>
+                <w:b/>
+                <w:sz w:val="15"/>
+              </w:rPr>
+              <w:t>Physical Containment</w:t>
+            </w:r>
+          </w:p>
+        </w:tc>
+        <w:tc>
+          <w:tcPr>
+            <w:tcW w:type="dxa" w:w="2085"/>
+            <w:tcMar>
+              <w:top w:w="50" w:type="dxa"/>
+              <w:bottom w:w="50" w:type="dxa"/>
+              <w:left w:w="70" w:type="dxa"/>
+              <w:right w:w="70" w:type="dxa"/>
+            </w:tcMar>
+            <w:shd w:val="clear" w:color="auto" w:fill="E2E8F0"/>
+          </w:tcPr>
+          <w:p>
+            <w:pPr>
+              <w:spacing w:after="0"/>
+              <w:jc w:val="center"/>
+            </w:pPr>
+            <w:r>
+              <w:rPr>
+                <w:rFonts w:ascii="Times New Roman" w:hAnsi="Times New Roman"/>
+                <w:b/>
+                <w:sz w:val="15"/>
+              </w:rPr>
+              <w:t>Anti-Tamper Protocol</w:t>
+            </w:r>
+          </w:p>
+        </w:tc>
+        <w:tc>
+          <w:tcPr>
+            <w:tcW w:type="dxa" w:w="2085"/>
+            <w:tcMar>
+              <w:top w:w="50" w:type="dxa"/>
+              <w:bottom w:w="50" w:type="dxa"/>
+              <w:left w:w="70" w:type="dxa"/>
+              <w:right w:w="70" w:type="dxa"/>
+            </w:tcMar>
+            <w:shd w:val="clear" w:color="auto" w:fill="E2E8F0"/>
+          </w:tcPr>
+          <w:p>
+            <w:pPr>
+              <w:spacing w:after="0"/>
+              <w:jc w:val="center"/>
+            </w:pPr>
+            <w:r>
+              <w:rPr>
+                <w:rFonts w:ascii="Times New Roman" w:hAnsi="Times New Roman"/>
+                <w:b/>
+                <w:sz w:val="15"/>
+              </w:rPr>
+              <w:t>Detection Accuracy</w:t>
+            </w:r>
+          </w:p>
+        </w:tc>
+      </w:tr>
+      <w:tr>
+        <w:tc>
+          <w:tcPr>
+            <w:tcW w:type="dxa" w:w="2085"/>
+            <w:tcMar>
+              <w:top w:w="50" w:type="dxa"/>
+              <w:bottom w:w="50" w:type="dxa"/>
+              <w:left w:w="70" w:type="dxa"/>
+              <w:right w:w="70" w:type="dxa"/>
+            </w:tcMar>
+          </w:tcPr>
+          <w:p>
+            <w:pPr>
+              <w:spacing w:after="0"/>
+              <w:jc w:val="center"/>
+            </w:pPr>
+            <w:r>
+              <w:rPr>
+                <w:rFonts w:ascii="Times New Roman" w:hAnsi="Times New Roman"/>
+                <w:sz w:val="15"/>
+              </w:rPr>
+              <w:t>Home Service Robot [11]</w:t>
+            </w:r>
+          </w:p>
+        </w:tc>
+        <w:tc>
+          <w:tcPr>
+            <w:tcW w:type="dxa" w:w="2085"/>
+            <w:tcMar>
+              <w:top w:w="50" w:type="dxa"/>
+              <w:bottom w:w="50" w:type="dxa"/>
+              <w:left w:w="70" w:type="dxa"/>
+              <w:right w:w="70" w:type="dxa"/>
+            </w:tcMar>
+          </w:tcPr>
+          <w:p>
+            <w:pPr>
+              <w:spacing w:after="0"/>
+              <w:jc w:val="center"/>
+            </w:pPr>
+            <w:r>
+              <w:rPr>
+                <w:rFonts w:ascii="Times New Roman" w:hAnsi="Times New Roman"/>
+                <w:sz w:val="15"/>
+              </w:rPr>
+              <w:t>DCGAN Framework</w:t>
+            </w:r>
+          </w:p>
+        </w:tc>
+        <w:tc>
+          <w:tcPr>
+            <w:tcW w:type="dxa" w:w="2085"/>
+            <w:tcMar>
+              <w:top w:w="50" w:type="dxa"/>
+              <w:bottom w:w="50" w:type="dxa"/>
+              <w:left w:w="70" w:type="dxa"/>
+              <w:right w:w="70" w:type="dxa"/>
+            </w:tcMar>
+          </w:tcPr>
+          <w:p>
+            <w:pPr>
+              <w:spacing w:after="0"/>
+              <w:jc w:val="center"/>
+            </w:pPr>
+            <w:r>
+              <w:rPr>
+                <w:rFonts w:ascii="Times New Roman" w:hAnsi="Times New Roman"/>
+                <w:sz w:val="15"/>
+              </w:rPr>
+              <w:t>No</w:t>
+            </w:r>
+          </w:p>
+        </w:tc>
+        <w:tc>
+          <w:tcPr>
+            <w:tcW w:type="dxa" w:w="2085"/>
+            <w:tcMar>
+              <w:top w:w="50" w:type="dxa"/>
+              <w:bottom w:w="50" w:type="dxa"/>
+              <w:left w:w="70" w:type="dxa"/>
+              <w:right w:w="70" w:type="dxa"/>
+            </w:tcMar>
+          </w:tcPr>
+          <w:p>
+            <w:pPr>
+              <w:spacing w:after="0"/>
+              <w:jc w:val="center"/>
+            </w:pPr>
+            <w:r>
+              <w:rPr>
+                <w:rFonts w:ascii="Times New Roman" w:hAnsi="Times New Roman"/>
+                <w:sz w:val="15"/>
+              </w:rPr>
+              <w:t>No</w:t>
+            </w:r>
+          </w:p>
+        </w:tc>
+        <w:tc>
+          <w:tcPr>
+            <w:tcW w:type="dxa" w:w="2085"/>
+            <w:tcMar>
+              <w:top w:w="50" w:type="dxa"/>
+              <w:bottom w:w="50" w:type="dxa"/>
+              <w:left w:w="70" w:type="dxa"/>
+              <w:right w:w="70" w:type="dxa"/>
+            </w:tcMar>
+          </w:tcPr>
+          <w:p>
+            <w:pPr>
+              <w:spacing w:after="0"/>
+              <w:jc w:val="center"/>
+            </w:pPr>
+            <w:r>
+              <w:rPr>
+                <w:rFonts w:ascii="Times New Roman" w:hAnsi="Times New Roman"/>
+                <w:sz w:val="15"/>
+              </w:rPr>
+              <w:t>90.72%</w:t>
+            </w:r>
+          </w:p>
+        </w:tc>
+      </w:tr>
+      <w:tr>
+        <w:tc>
+          <w:tcPr>
+            <w:tcW w:type="dxa" w:w="2085"/>
+            <w:tcMar>
+              <w:top w:w="50" w:type="dxa"/>
+              <w:bottom w:w="50" w:type="dxa"/>
+              <w:left w:w="70" w:type="dxa"/>
+              <w:right w:w="70" w:type="dxa"/>
+            </w:tcMar>
+          </w:tcPr>
+          <w:p>
+            <w:pPr>
+              <w:spacing w:after="0"/>
+              <w:jc w:val="center"/>
+            </w:pPr>
+            <w:r>
+              <w:rPr>
+                <w:rFonts w:ascii="Times New Roman" w:hAnsi="Times New Roman"/>
+                <w:sz w:val="15"/>
+              </w:rPr>
+              <w:t>Citizen Surveillance [12]</w:t>
+            </w:r>
+          </w:p>
+        </w:tc>
+        <w:tc>
+          <w:tcPr>
+            <w:tcW w:type="dxa" w:w="2085"/>
+            <w:tcMar>
+              <w:top w:w="50" w:type="dxa"/>
+              <w:bottom w:w="50" w:type="dxa"/>
+              <w:left w:w="70" w:type="dxa"/>
+              <w:right w:w="70" w:type="dxa"/>
+            </w:tcMar>
+          </w:tcPr>
+          <w:p>
+            <w:pPr>
+              <w:spacing w:after="0"/>
+              <w:jc w:val="center"/>
+            </w:pPr>
+            <w:r>
+              <w:rPr>
+                <w:rFonts w:ascii="Times New Roman" w:hAnsi="Times New Roman"/>
+                <w:sz w:val="15"/>
+              </w:rPr>
+              <w:t>YOLOv2 Architecture</w:t>
+            </w:r>
+          </w:p>
+        </w:tc>
+        <w:tc>
+          <w:tcPr>
+            <w:tcW w:type="dxa" w:w="2085"/>
+            <w:tcMar>
+              <w:top w:w="50" w:type="dxa"/>
+              <w:bottom w:w="50" w:type="dxa"/>
+              <w:left w:w="70" w:type="dxa"/>
+              <w:right w:w="70" w:type="dxa"/>
+            </w:tcMar>
+          </w:tcPr>
+          <w:p>
+            <w:pPr>
+              <w:spacing w:after="0"/>
+              <w:jc w:val="center"/>
+            </w:pPr>
+            <w:r>
+              <w:rPr>
+                <w:rFonts w:ascii="Times New Roman" w:hAnsi="Times New Roman"/>
+                <w:sz w:val="15"/>
+              </w:rPr>
+              <w:t>No</w:t>
+            </w:r>
+          </w:p>
+        </w:tc>
+        <w:tc>
+          <w:tcPr>
+            <w:tcW w:type="dxa" w:w="2085"/>
+            <w:tcMar>
+              <w:top w:w="50" w:type="dxa"/>
+              <w:bottom w:w="50" w:type="dxa"/>
+              <w:left w:w="70" w:type="dxa"/>
+              <w:right w:w="70" w:type="dxa"/>
+            </w:tcMar>
+          </w:tcPr>
+          <w:p>
+            <w:pPr>
+              <w:spacing w:after="0"/>
+              <w:jc w:val="center"/>
+            </w:pPr>
+            <w:r>
+              <w:rPr>
+                <w:rFonts w:ascii="Times New Roman" w:hAnsi="Times New Roman"/>
+                <w:sz w:val="15"/>
+              </w:rPr>
+              <w:t>No</w:t>
+            </w:r>
+          </w:p>
+        </w:tc>
+        <w:tc>
+          <w:tcPr>
+            <w:tcW w:type="dxa" w:w="2085"/>
+            <w:tcMar>
+              <w:top w:w="50" w:type="dxa"/>
+              <w:bottom w:w="50" w:type="dxa"/>
+              <w:left w:w="70" w:type="dxa"/>
+              <w:right w:w="70" w:type="dxa"/>
+            </w:tcMar>
+          </w:tcPr>
+          <w:p>
+            <w:pPr>
+              <w:spacing w:after="0"/>
+              <w:jc w:val="center"/>
+            </w:pPr>
+            <w:r>
+              <w:rPr>
+                <w:rFonts w:ascii="Times New Roman" w:hAnsi="Times New Roman"/>
+                <w:sz w:val="15"/>
+              </w:rPr>
+              <w:t>88.00%</w:t>
+            </w:r>
+          </w:p>
+        </w:tc>
+      </w:tr>
+      <w:tr>
+        <w:tc>
+          <w:tcPr>
+            <w:tcW w:type="dxa" w:w="2085"/>
+            <w:tcMar>
+              <w:top w:w="50" w:type="dxa"/>
+              <w:bottom w:w="50" w:type="dxa"/>
+              <w:left w:w="70" w:type="dxa"/>
+              <w:right w:w="70" w:type="dxa"/>
+            </w:tcMar>
+          </w:tcPr>
+          <w:p>
+            <w:pPr>
+              <w:spacing w:after="0"/>
+              <w:jc w:val="center"/>
+            </w:pPr>
+            <w:r>
+              <w:rPr>
+                <w:rFonts w:ascii="Times New Roman" w:hAnsi="Times New Roman"/>
+                <w:sz w:val="15"/>
+              </w:rPr>
+              <w:t>AnomalyNet [8]</w:t>
+            </w:r>
+          </w:p>
+        </w:tc>
+        <w:tc>
+          <w:tcPr>
+            <w:tcW w:type="dxa" w:w="2085"/>
+            <w:tcMar>
+              <w:top w:w="50" w:type="dxa"/>
+              <w:bottom w:w="50" w:type="dxa"/>
+              <w:left w:w="70" w:type="dxa"/>
+              <w:right w:w="70" w:type="dxa"/>
+            </w:tcMar>
+          </w:tcPr>
+          <w:p>
+            <w:pPr>
+              <w:spacing w:after="0"/>
+              <w:jc w:val="center"/>
+            </w:pPr>
+            <w:r>
+              <w:rPr>
+                <w:rFonts w:ascii="Times New Roman" w:hAnsi="Times New Roman"/>
+                <w:sz w:val="15"/>
+              </w:rPr>
+              <w:t>LSTM Network</w:t>
+            </w:r>
+          </w:p>
+        </w:tc>
+        <w:tc>
+          <w:tcPr>
+            <w:tcW w:type="dxa" w:w="2085"/>
+            <w:tcMar>
+              <w:top w:w="50" w:type="dxa"/>
+              <w:bottom w:w="50" w:type="dxa"/>
+              <w:left w:w="70" w:type="dxa"/>
+              <w:right w:w="70" w:type="dxa"/>
+            </w:tcMar>
+          </w:tcPr>
+          <w:p>
+            <w:pPr>
+              <w:spacing w:after="0"/>
+              <w:jc w:val="center"/>
+            </w:pPr>
+            <w:r>
+              <w:rPr>
+                <w:rFonts w:ascii="Times New Roman" w:hAnsi="Times New Roman"/>
+                <w:sz w:val="15"/>
+              </w:rPr>
+              <w:t>No</w:t>
+            </w:r>
+          </w:p>
+        </w:tc>
+        <w:tc>
+          <w:tcPr>
+            <w:tcW w:type="dxa" w:w="2085"/>
+            <w:tcMar>
+              <w:top w:w="50" w:type="dxa"/>
+              <w:bottom w:w="50" w:type="dxa"/>
+              <w:left w:w="70" w:type="dxa"/>
+              <w:right w:w="70" w:type="dxa"/>
+            </w:tcMar>
+          </w:tcPr>
+          <w:p>
+            <w:pPr>
+              <w:spacing w:after="0"/>
+              <w:jc w:val="center"/>
+            </w:pPr>
+            <w:r>
+              <w:rPr>
+                <w:rFonts w:ascii="Times New Roman" w:hAnsi="Times New Roman"/>
+                <w:sz w:val="15"/>
+              </w:rPr>
+              <w:t>No</w:t>
+            </w:r>
+          </w:p>
+        </w:tc>
+        <w:tc>
+          <w:tcPr>
+            <w:tcW w:type="dxa" w:w="2085"/>
+            <w:tcMar>
+              <w:top w:w="50" w:type="dxa"/>
+              <w:bottom w:w="50" w:type="dxa"/>
+              <w:left w:w="70" w:type="dxa"/>
+              <w:right w:w="70" w:type="dxa"/>
+            </w:tcMar>
+          </w:tcPr>
+          <w:p>
+            <w:pPr>
+              <w:spacing w:after="0"/>
+              <w:jc w:val="center"/>
+            </w:pPr>
+            <w:r>
+              <w:rPr>
+                <w:rFonts w:ascii="Times New Roman" w:hAnsi="Times New Roman"/>
+                <w:sz w:val="15"/>
+              </w:rPr>
+              <w:t>95.60%</w:t>
+            </w:r>
+          </w:p>
+        </w:tc>
+      </w:tr>
+      <w:tr>
+        <w:tc>
+          <w:tcPr>
+            <w:tcW w:type="dxa" w:w="2085"/>
+            <w:tcMar>
+              <w:top w:w="50" w:type="dxa"/>
+              <w:bottom w:w="50" w:type="dxa"/>
+              <w:left w:w="70" w:type="dxa"/>
+              <w:right w:w="70" w:type="dxa"/>
+            </w:tcMar>
+          </w:tcPr>
+          <w:p>
+            <w:pPr>
+              <w:spacing w:after="0"/>
+              <w:jc w:val="center"/>
+            </w:pPr>
+            <w:r>
+              <w:rPr>
+                <w:rFonts w:ascii="Times New Roman" w:hAnsi="Times New Roman"/>
+                <w:sz w:val="15"/>
+              </w:rPr>
+              <w:t>YOLOv8 Security [4]</w:t>
+            </w:r>
+          </w:p>
+        </w:tc>
+        <w:tc>
+          <w:tcPr>
+            <w:tcW w:type="dxa" w:w="2085"/>
+            <w:tcMar>
+              <w:top w:w="50" w:type="dxa"/>
+              <w:bottom w:w="50" w:type="dxa"/>
+              <w:left w:w="70" w:type="dxa"/>
+              <w:right w:w="70" w:type="dxa"/>
+            </w:tcMar>
+          </w:tcPr>
+          <w:p>
+            <w:pPr>
+              <w:spacing w:after="0"/>
+              <w:jc w:val="center"/>
+            </w:pPr>
+            <w:r>
+              <w:rPr>
+                <w:rFonts w:ascii="Times New Roman" w:hAnsi="Times New Roman"/>
+                <w:sz w:val="15"/>
+              </w:rPr>
+              <w:t>YOLOv8 DCNN</w:t>
+            </w:r>
+          </w:p>
+        </w:tc>
+        <w:tc>
+          <w:tcPr>
+            <w:tcW w:type="dxa" w:w="2085"/>
+            <w:tcMar>
+              <w:top w:w="50" w:type="dxa"/>
+              <w:bottom w:w="50" w:type="dxa"/>
+              <w:left w:w="70" w:type="dxa"/>
+              <w:right w:w="70" w:type="dxa"/>
+            </w:tcMar>
+          </w:tcPr>
+          <w:p>
+            <w:pPr>
+              <w:spacing w:after="0"/>
+              <w:jc w:val="center"/>
+            </w:pPr>
+            <w:r>
+              <w:rPr>
+                <w:rFonts w:ascii="Times New Roman" w:hAnsi="Times New Roman"/>
+                <w:sz w:val="15"/>
+              </w:rPr>
+              <w:t>No</w:t>
+            </w:r>
+          </w:p>
+        </w:tc>
+        <w:tc>
+          <w:tcPr>
+            <w:tcW w:type="dxa" w:w="2085"/>
+            <w:tcMar>
+              <w:top w:w="50" w:type="dxa"/>
+              <w:bottom w:w="50" w:type="dxa"/>
+              <w:left w:w="70" w:type="dxa"/>
+              <w:right w:w="70" w:type="dxa"/>
+            </w:tcMar>
+          </w:tcPr>
+          <w:p>
+            <w:pPr>
+              <w:spacing w:after="0"/>
+              <w:jc w:val="center"/>
+            </w:pPr>
+            <w:r>
+              <w:rPr>
+                <w:rFonts w:ascii="Times New Roman" w:hAnsi="Times New Roman"/>
+                <w:sz w:val="15"/>
+              </w:rPr>
+              <w:t>No</w:t>
+            </w:r>
+          </w:p>
+        </w:tc>
+        <w:tc>
+          <w:tcPr>
+            <w:tcW w:type="dxa" w:w="2085"/>
+            <w:tcMar>
+              <w:top w:w="50" w:type="dxa"/>
+              <w:bottom w:w="50" w:type="dxa"/>
+              <w:left w:w="70" w:type="dxa"/>
+              <w:right w:w="70" w:type="dxa"/>
+            </w:tcMar>
+          </w:tcPr>
+          <w:p>
+            <w:pPr>
+              <w:spacing w:after="0"/>
+              <w:jc w:val="center"/>
+            </w:pPr>
+            <w:r>
+              <w:rPr>
+                <w:rFonts w:ascii="Times New Roman" w:hAnsi="Times New Roman"/>
+                <w:sz w:val="15"/>
+              </w:rPr>
+              <w:t>96.00%</w:t>
+            </w:r>
+          </w:p>
+        </w:tc>
+      </w:tr>
+      <w:tr>
+        <w:tc>
+          <w:tcPr>
+            <w:tcW w:type="dxa" w:w="2085"/>
+            <w:tcMar>
+              <w:top w:w="50" w:type="dxa"/>
+              <w:bottom w:w="50" w:type="dxa"/>
+              <w:left w:w="70" w:type="dxa"/>
+              <w:right w:w="70" w:type="dxa"/>
+            </w:tcMar>
+            <w:shd w:val="clear" w:color="auto" w:fill="E2E8F0"/>
+          </w:tcPr>
+          <w:p>
+            <w:pPr>
+              <w:spacing w:after="0"/>
+              <w:jc w:val="center"/>
+            </w:pPr>
+            <w:r>
+              <w:rPr>
+                <w:rFonts w:ascii="Times New Roman" w:hAnsi="Times New Roman"/>
+                <w:b/>
+                <w:sz w:val="15"/>
+              </w:rPr>
+              <w:t>TRAPNET (Our System)</w:t>
+            </w:r>
+          </w:p>
+        </w:tc>
+        <w:tc>
+          <w:tcPr>
+            <w:tcW w:type="dxa" w:w="2085"/>
+            <w:tcMar>
+              <w:top w:w="50" w:type="dxa"/>
+              <w:bottom w:w="50" w:type="dxa"/>
+              <w:left w:w="70" w:type="dxa"/>
+              <w:right w:w="70" w:type="dxa"/>
+            </w:tcMar>
+            <w:shd w:val="clear" w:color="auto" w:fill="E2E8F0"/>
+          </w:tcPr>
+          <w:p>
+            <w:pPr>
+              <w:spacing w:after="0"/>
+              <w:jc w:val="center"/>
+            </w:pPr>
+            <w:r>
+              <w:rPr>
+                <w:rFonts w:ascii="Times New Roman" w:hAnsi="Times New Roman"/>
+                <w:b/>
+                <w:sz w:val="15"/>
+              </w:rPr>
+              <w:t>MEPN Mobile-AI + Radar Fusion</w:t>
+            </w:r>
+          </w:p>
+        </w:tc>
+        <w:tc>
+          <w:tcPr>
+            <w:tcW w:type="dxa" w:w="2085"/>
+            <w:tcMar>
+              <w:top w:w="50" w:type="dxa"/>
+              <w:bottom w:w="50" w:type="dxa"/>
+              <w:left w:w="70" w:type="dxa"/>
+              <w:right w:w="70" w:type="dxa"/>
+            </w:tcMar>
+            <w:shd w:val="clear" w:color="auto" w:fill="E2E8F0"/>
+          </w:tcPr>
+          <w:p>
+            <w:pPr>
+              <w:spacing w:after="0"/>
+              <w:jc w:val="center"/>
+            </w:pPr>
+            <w:r>
+              <w:rPr>
+                <w:rFonts w:ascii="Times New Roman" w:hAnsi="Times New Roman"/>
+                <w:b/>
+                <w:sz w:val="15"/>
+              </w:rPr>
+              <w:t>Yes (Solenoid Lockout)</w:t>
+            </w:r>
+          </w:p>
+        </w:tc>
+        <w:tc>
+          <w:tcPr>
+            <w:tcW w:type="dxa" w:w="2085"/>
+            <w:tcMar>
+              <w:top w:w="50" w:type="dxa"/>
+              <w:bottom w:w="50" w:type="dxa"/>
+              <w:left w:w="70" w:type="dxa"/>
+              <w:right w:w="70" w:type="dxa"/>
+            </w:tcMar>
+            <w:shd w:val="clear" w:color="auto" w:fill="E2E8F0"/>
+          </w:tcPr>
+          <w:p>
+            <w:pPr>
+              <w:spacing w:after="0"/>
+              <w:jc w:val="center"/>
+            </w:pPr>
+            <w:r>
+              <w:rPr>
+                <w:rFonts w:ascii="Times New Roman" w:hAnsi="Times New Roman"/>
+                <w:b/>
+                <w:sz w:val="15"/>
+              </w:rPr>
+              <w:t>Yes (SSIM/Radar Failover)</w:t>
+            </w:r>
+          </w:p>
+        </w:tc>
+        <w:tc>
+          <w:tcPr>
+            <w:tcW w:type="dxa" w:w="2085"/>
+            <w:tcMar>
+              <w:top w:w="50" w:type="dxa"/>
+              <w:bottom w:w="50" w:type="dxa"/>
+              <w:left w:w="70" w:type="dxa"/>
+              <w:right w:w="70" w:type="dxa"/>
+            </w:tcMar>
+            <w:shd w:val="clear" w:color="auto" w:fill="E2E8F0"/>
+          </w:tcPr>
+          <w:p>
+            <w:pPr>
+              <w:spacing w:after="0"/>
+              <w:jc w:val="center"/>
+            </w:pPr>
+            <w:r>
+              <w:rPr>
+                <w:rFonts w:ascii="Times New Roman" w:hAnsi="Times New Roman"/>
+                <w:b/>
+                <w:sz w:val="15"/>
+              </w:rPr>
+              <w:t>97.60%</w:t>
+            </w:r>
+          </w:p>
+        </w:tc>
+      </w:tr>
+    </w:tbl>
+    <w:p>
+      <w:pPr>
+        <w:spacing w:before="200" w:after="80"/>
+        <w:jc w:val="center"/>
+      </w:pPr>
+      <w:r>
+        <w:rPr>
+          <w:rFonts w:ascii="Times New Roman" w:hAnsi="Times New Roman"/>
+          <w:b/>
+          <w:sz w:val="20"/>
+        </w:rPr>
+        <w:t>VIII. COST &amp; BILL OF MATERIALS (BOM) ANALYSIS</w:t>
+      </w:r>
+    </w:p>
+    <w:p>
+      <w:pPr>
+        <w:spacing w:before="0" w:after="80" w:line="240" w:lineRule="auto"/>
+        <w:ind w:firstLine="288"/>
+      </w:pPr>
+      <w:r>
+        <w:rPr>
+          <w:rFonts w:ascii="Times New Roman" w:hAnsi="Times New Roman"/>
+        </w:rPr>
+        <w:t>Replacing dedicated single-board microcomputers with a Mobile Edge Processing Node (MEPN) significantly enhances compute capabilities while utilizing existing or low-cost mobile hardware. The total hardware expenditure is calculated exclusively in Indian Rupees (INR ₹).</w:t>
+      </w:r>
+    </w:p>
+    <w:p>
+      <w:pPr>
+        <w:spacing w:before="200" w:after="40"/>
+        <w:jc w:val="center"/>
+      </w:pPr>
+      <w:r>
+        <w:rPr>
+          <w:rFonts w:ascii="Times New Roman" w:hAnsi="Times New Roman"/>
+          <w:b/>
+          <w:sz w:val="17"/>
+        </w:rPr>
+        <w:t>TABLE IV. ITEMIZED BILL OF MATERIALS (BOM) &amp; SYSTEM COST (INR ₹)</w:t>
+      </w:r>
+    </w:p>
+    <w:tbl>
+      <w:tblPr>
+        <w:tblW w:type="auto" w:w="0"/>
+        <w:jc w:val="center"/>
+        <w:tblLook w:firstColumn="1" w:firstRow="1" w:lastColumn="0" w:lastRow="0" w:noHBand="0" w:noVBand="1" w:val="04A0"/>
+      </w:tblPr>
+      <w:tblGrid>
+        <w:gridCol w:w="2606"/>
+        <w:gridCol w:w="2606"/>
+        <w:gridCol w:w="2606"/>
+        <w:gridCol w:w="2606"/>
+      </w:tblGrid>
+      <w:tr>
+        <w:tc>
+          <w:tcPr>
+            <w:tcW w:type="dxa" w:w="2606"/>
+            <w:tcMar>
+              <w:top w:w="50" w:type="dxa"/>
+              <w:bottom w:w="50" w:type="dxa"/>
+              <w:left w:w="80" w:type="dxa"/>
+              <w:right w:w="80" w:type="dxa"/>
+            </w:tcMar>
+            <w:shd w:val="clear" w:color="auto" w:fill="E2E8F0"/>
+          </w:tcPr>
+          <w:p>
+            <w:pPr>
+              <w:spacing w:after="0"/>
+              <w:jc w:val="center"/>
+            </w:pPr>
+            <w:r>
+              <w:rPr>
+                <w:rFonts w:ascii="Times New Roman" w:hAnsi="Times New Roman"/>
+                <w:b/>
+                <w:sz w:val="16"/>
+              </w:rPr>
+              <w:t>Component Name</w:t>
+            </w:r>
+          </w:p>
+        </w:tc>
+        <w:tc>
+          <w:tcPr>
+            <w:tcW w:type="dxa" w:w="2606"/>
+            <w:tcMar>
+              <w:top w:w="50" w:type="dxa"/>
+              <w:bottom w:w="50" w:type="dxa"/>
+              <w:left w:w="80" w:type="dxa"/>
+              <w:right w:w="80" w:type="dxa"/>
+            </w:tcMar>
+            <w:shd w:val="clear" w:color="auto" w:fill="E2E8F0"/>
+          </w:tcPr>
+          <w:p>
+            <w:pPr>
+              <w:spacing w:after="0"/>
+              <w:jc w:val="center"/>
+            </w:pPr>
+            <w:r>
+              <w:rPr>
+                <w:rFonts w:ascii="Times New Roman" w:hAnsi="Times New Roman"/>
+                <w:b/>
+                <w:sz w:val="16"/>
+              </w:rPr>
+              <w:t>Quantity</w:t>
+            </w:r>
+          </w:p>
+        </w:tc>
+        <w:tc>
+          <w:tcPr>
+            <w:tcW w:type="dxa" w:w="2606"/>
+            <w:tcMar>
+              <w:top w:w="50" w:type="dxa"/>
+              <w:bottom w:w="50" w:type="dxa"/>
+              <w:left w:w="80" w:type="dxa"/>
+              <w:right w:w="80" w:type="dxa"/>
+            </w:tcMar>
+            <w:shd w:val="clear" w:color="auto" w:fill="E2E8F0"/>
+          </w:tcPr>
+          <w:p>
+            <w:pPr>
+              <w:spacing w:after="0"/>
+              <w:jc w:val="center"/>
+            </w:pPr>
+            <w:r>
+              <w:rPr>
+                <w:rFonts w:ascii="Times New Roman" w:hAnsi="Times New Roman"/>
+                <w:b/>
+                <w:sz w:val="16"/>
+              </w:rPr>
+              <w:t>Unit Price (INR ₹)</w:t>
+            </w:r>
+          </w:p>
+        </w:tc>
+        <w:tc>
+          <w:tcPr>
+            <w:tcW w:type="dxa" w:w="2606"/>
+            <w:tcMar>
+              <w:top w:w="50" w:type="dxa"/>
+              <w:bottom w:w="50" w:type="dxa"/>
+              <w:left w:w="80" w:type="dxa"/>
+              <w:right w:w="80" w:type="dxa"/>
+            </w:tcMar>
+            <w:shd w:val="clear" w:color="auto" w:fill="E2E8F0"/>
+          </w:tcPr>
+          <w:p>
+            <w:pPr>
+              <w:spacing w:after="0"/>
+              <w:jc w:val="center"/>
+            </w:pPr>
+            <w:r>
+              <w:rPr>
+                <w:rFonts w:ascii="Times New Roman" w:hAnsi="Times New Roman"/>
+                <w:b/>
+                <w:sz w:val="16"/>
+              </w:rPr>
+              <w:t>Total Cost (INR ₹)</w:t>
+            </w:r>
+          </w:p>
+        </w:tc>
+      </w:tr>
+      <w:tr>
+        <w:tc>
+          <w:tcPr>
+            <w:tcW w:type="dxa" w:w="2606"/>
+            <w:tcMar>
+              <w:top w:w="50" w:type="dxa"/>
+              <w:bottom w:w="50" w:type="dxa"/>
+              <w:left w:w="80" w:type="dxa"/>
+              <w:right w:w="80" w:type="dxa"/>
+            </w:tcMar>
+          </w:tcPr>
+          <w:p>
+            <w:pPr>
+              <w:spacing w:after="0"/>
+              <w:jc w:val="center"/>
+            </w:pPr>
+            <w:r>
+              <w:rPr>
+                <w:rFonts w:ascii="Times New Roman" w:hAnsi="Times New Roman"/>
+                <w:sz w:val="16"/>
+              </w:rPr>
+              <w:t>ESP32 DevKit V1 (WROOM-32)</w:t>
+            </w:r>
+          </w:p>
+        </w:tc>
+        <w:tc>
+          <w:tcPr>
+            <w:tcW w:type="dxa" w:w="2606"/>
+            <w:tcMar>
+              <w:top w:w="50" w:type="dxa"/>
+              <w:bottom w:w="50" w:type="dxa"/>
+              <w:left w:w="80" w:type="dxa"/>
+              <w:right w:w="80" w:type="dxa"/>
+            </w:tcMar>
+          </w:tcPr>
+          <w:p>
+            <w:pPr>
+              <w:spacing w:after="0"/>
+              <w:jc w:val="center"/>
+            </w:pPr>
+            <w:r>
+              <w:rPr>
+                <w:rFonts w:ascii="Times New Roman" w:hAnsi="Times New Roman"/>
+                <w:sz w:val="16"/>
+              </w:rPr>
+              <w:t>1</w:t>
+            </w:r>
+          </w:p>
+        </w:tc>
+        <w:tc>
+          <w:tcPr>
+            <w:tcW w:type="dxa" w:w="2606"/>
+            <w:tcMar>
+              <w:top w:w="50" w:type="dxa"/>
+              <w:bottom w:w="50" w:type="dxa"/>
+              <w:left w:w="80" w:type="dxa"/>
+              <w:right w:w="80" w:type="dxa"/>
+            </w:tcMar>
+          </w:tcPr>
+          <w:p>
+            <w:pPr>
+              <w:spacing w:after="0"/>
+              <w:jc w:val="center"/>
+            </w:pPr>
+            <w:r>
+              <w:rPr>
+                <w:rFonts w:ascii="Times New Roman" w:hAnsi="Times New Roman"/>
+                <w:sz w:val="16"/>
+              </w:rPr>
+              <w:t>₹450</w:t>
+            </w:r>
+          </w:p>
+        </w:tc>
+        <w:tc>
+          <w:tcPr>
+            <w:tcW w:type="dxa" w:w="2606"/>
+            <w:tcMar>
+              <w:top w:w="50" w:type="dxa"/>
+              <w:bottom w:w="50" w:type="dxa"/>
+              <w:left w:w="80" w:type="dxa"/>
+              <w:right w:w="80" w:type="dxa"/>
+            </w:tcMar>
+          </w:tcPr>
+          <w:p>
+            <w:pPr>
+              <w:spacing w:after="0"/>
+              <w:jc w:val="center"/>
+            </w:pPr>
+            <w:r>
+              <w:rPr>
+                <w:rFonts w:ascii="Times New Roman" w:hAnsi="Times New Roman"/>
+                <w:sz w:val="16"/>
+              </w:rPr>
+              <w:t>₹450</w:t>
+            </w:r>
+          </w:p>
+        </w:tc>
+      </w:tr>
+      <w:tr>
+        <w:tc>
+          <w:tcPr>
+            <w:tcW w:type="dxa" w:w="2606"/>
+            <w:tcMar>
+              <w:top w:w="50" w:type="dxa"/>
+              <w:bottom w:w="50" w:type="dxa"/>
+              <w:left w:w="80" w:type="dxa"/>
+              <w:right w:w="80" w:type="dxa"/>
+            </w:tcMar>
+          </w:tcPr>
+          <w:p>
+            <w:pPr>
+              <w:spacing w:after="0"/>
+              <w:jc w:val="center"/>
+            </w:pPr>
+            <w:r>
+              <w:rPr>
+                <w:rFonts w:ascii="Times New Roman" w:hAnsi="Times New Roman"/>
+                <w:sz w:val="16"/>
+              </w:rPr>
+              <w:t>HLK-LD2410C 24GHz mmWave Radar</w:t>
+            </w:r>
+          </w:p>
+        </w:tc>
+        <w:tc>
+          <w:tcPr>
+            <w:tcW w:type="dxa" w:w="2606"/>
+            <w:tcMar>
+              <w:top w:w="50" w:type="dxa"/>
+              <w:bottom w:w="50" w:type="dxa"/>
+              <w:left w:w="80" w:type="dxa"/>
+              <w:right w:w="80" w:type="dxa"/>
+            </w:tcMar>
+          </w:tcPr>
+          <w:p>
+            <w:pPr>
+              <w:spacing w:after="0"/>
+              <w:jc w:val="center"/>
+            </w:pPr>
+            <w:r>
+              <w:rPr>
+                <w:rFonts w:ascii="Times New Roman" w:hAnsi="Times New Roman"/>
+                <w:sz w:val="16"/>
+              </w:rPr>
+              <w:t>1</w:t>
+            </w:r>
+          </w:p>
+        </w:tc>
+        <w:tc>
+          <w:tcPr>
+            <w:tcW w:type="dxa" w:w="2606"/>
+            <w:tcMar>
+              <w:top w:w="50" w:type="dxa"/>
+              <w:bottom w:w="50" w:type="dxa"/>
+              <w:left w:w="80" w:type="dxa"/>
+              <w:right w:w="80" w:type="dxa"/>
+            </w:tcMar>
+          </w:tcPr>
+          <w:p>
+            <w:pPr>
+              <w:spacing w:after="0"/>
+              <w:jc w:val="center"/>
+            </w:pPr>
+            <w:r>
+              <w:rPr>
+                <w:rFonts w:ascii="Times New Roman" w:hAnsi="Times New Roman"/>
+                <w:sz w:val="16"/>
+              </w:rPr>
+              <w:t>₹450</w:t>
+            </w:r>
+          </w:p>
+        </w:tc>
+        <w:tc>
+          <w:tcPr>
+            <w:tcW w:type="dxa" w:w="2606"/>
+            <w:tcMar>
+              <w:top w:w="50" w:type="dxa"/>
+              <w:bottom w:w="50" w:type="dxa"/>
+              <w:left w:w="80" w:type="dxa"/>
+              <w:right w:w="80" w:type="dxa"/>
+            </w:tcMar>
+          </w:tcPr>
+          <w:p>
+            <w:pPr>
+              <w:spacing w:after="0"/>
+              <w:jc w:val="center"/>
+            </w:pPr>
+            <w:r>
+              <w:rPr>
+                <w:rFonts w:ascii="Times New Roman" w:hAnsi="Times New Roman"/>
+                <w:sz w:val="16"/>
+              </w:rPr>
+              <w:t>₹450</w:t>
+            </w:r>
+          </w:p>
+        </w:tc>
+      </w:tr>
+      <w:tr>
+        <w:tc>
+          <w:tcPr>
+            <w:tcW w:type="dxa" w:w="2606"/>
+            <w:tcMar>
+              <w:top w:w="50" w:type="dxa"/>
+              <w:bottom w:w="50" w:type="dxa"/>
+              <w:left w:w="80" w:type="dxa"/>
+              <w:right w:w="80" w:type="dxa"/>
+            </w:tcMar>
+          </w:tcPr>
+          <w:p>
+            <w:pPr>
+              <w:spacing w:after="0"/>
+              <w:jc w:val="center"/>
+            </w:pPr>
+            <w:r>
+              <w:rPr>
+                <w:rFonts w:ascii="Times New Roman" w:hAnsi="Times New Roman"/>
+                <w:sz w:val="16"/>
+              </w:rPr>
+              <w:t>Mobile Edge Processing Node (MEPN - Smartphone)</w:t>
+            </w:r>
+          </w:p>
+        </w:tc>
+        <w:tc>
+          <w:tcPr>
+            <w:tcW w:type="dxa" w:w="2606"/>
+            <w:tcMar>
+              <w:top w:w="50" w:type="dxa"/>
+              <w:bottom w:w="50" w:type="dxa"/>
+              <w:left w:w="80" w:type="dxa"/>
+              <w:right w:w="80" w:type="dxa"/>
+            </w:tcMar>
+          </w:tcPr>
+          <w:p>
+            <w:pPr>
+              <w:spacing w:after="0"/>
+              <w:jc w:val="center"/>
+            </w:pPr>
+            <w:r>
+              <w:rPr>
+                <w:rFonts w:ascii="Times New Roman" w:hAnsi="Times New Roman"/>
+                <w:sz w:val="16"/>
+              </w:rPr>
+              <w:t>1</w:t>
+            </w:r>
+          </w:p>
+        </w:tc>
+        <w:tc>
+          <w:tcPr>
+            <w:tcW w:type="dxa" w:w="2606"/>
+            <w:tcMar>
+              <w:top w:w="50" w:type="dxa"/>
+              <w:bottom w:w="50" w:type="dxa"/>
+              <w:left w:w="80" w:type="dxa"/>
+              <w:right w:w="80" w:type="dxa"/>
+            </w:tcMar>
+          </w:tcPr>
+          <w:p>
+            <w:pPr>
+              <w:spacing w:after="0"/>
+              <w:jc w:val="center"/>
+            </w:pPr>
+            <w:r>
+              <w:rPr>
+                <w:rFonts w:ascii="Times New Roman" w:hAnsi="Times New Roman"/>
+                <w:sz w:val="16"/>
+              </w:rPr>
+              <w:t>₹1,500</w:t>
+            </w:r>
+          </w:p>
+        </w:tc>
+        <w:tc>
+          <w:tcPr>
+            <w:tcW w:type="dxa" w:w="2606"/>
+            <w:tcMar>
+              <w:top w:w="50" w:type="dxa"/>
+              <w:bottom w:w="50" w:type="dxa"/>
+              <w:left w:w="80" w:type="dxa"/>
+              <w:right w:w="80" w:type="dxa"/>
+            </w:tcMar>
+          </w:tcPr>
+          <w:p>
+            <w:pPr>
+              <w:spacing w:after="0"/>
+              <w:jc w:val="center"/>
+            </w:pPr>
+            <w:r>
+              <w:rPr>
+                <w:rFonts w:ascii="Times New Roman" w:hAnsi="Times New Roman"/>
+                <w:sz w:val="16"/>
+              </w:rPr>
+              <w:t>₹1,500</w:t>
+            </w:r>
+          </w:p>
+        </w:tc>
+      </w:tr>
+      <w:tr>
+        <w:tc>
+          <w:tcPr>
+            <w:tcW w:type="dxa" w:w="2606"/>
+            <w:tcMar>
+              <w:top w:w="50" w:type="dxa"/>
+              <w:bottom w:w="50" w:type="dxa"/>
+              <w:left w:w="80" w:type="dxa"/>
+              <w:right w:w="80" w:type="dxa"/>
+            </w:tcMar>
+          </w:tcPr>
+          <w:p>
+            <w:pPr>
+              <w:spacing w:after="0"/>
+              <w:jc w:val="center"/>
+            </w:pPr>
+            <w:r>
+              <w:rPr>
+                <w:rFonts w:ascii="Times New Roman" w:hAnsi="Times New Roman"/>
+                <w:sz w:val="16"/>
+              </w:rPr>
+              <w:t>SIM800L GSM Module</w:t>
+            </w:r>
+          </w:p>
+        </w:tc>
+        <w:tc>
+          <w:tcPr>
+            <w:tcW w:type="dxa" w:w="2606"/>
+            <w:tcMar>
+              <w:top w:w="50" w:type="dxa"/>
+              <w:bottom w:w="50" w:type="dxa"/>
+              <w:left w:w="80" w:type="dxa"/>
+              <w:right w:w="80" w:type="dxa"/>
+            </w:tcMar>
+          </w:tcPr>
+          <w:p>
+            <w:pPr>
+              <w:spacing w:after="0"/>
+              <w:jc w:val="center"/>
+            </w:pPr>
+            <w:r>
+              <w:rPr>
+                <w:rFonts w:ascii="Times New Roman" w:hAnsi="Times New Roman"/>
+                <w:sz w:val="16"/>
+              </w:rPr>
+              <w:t>1</w:t>
+            </w:r>
+          </w:p>
+        </w:tc>
+        <w:tc>
+          <w:tcPr>
+            <w:tcW w:type="dxa" w:w="2606"/>
+            <w:tcMar>
+              <w:top w:w="50" w:type="dxa"/>
+              <w:bottom w:w="50" w:type="dxa"/>
+              <w:left w:w="80" w:type="dxa"/>
+              <w:right w:w="80" w:type="dxa"/>
+            </w:tcMar>
+          </w:tcPr>
+          <w:p>
+            <w:pPr>
+              <w:spacing w:after="0"/>
+              <w:jc w:val="center"/>
+            </w:pPr>
+            <w:r>
+              <w:rPr>
+                <w:rFonts w:ascii="Times New Roman" w:hAnsi="Times New Roman"/>
+                <w:sz w:val="16"/>
+              </w:rPr>
+              <w:t>₹184</w:t>
+            </w:r>
+          </w:p>
+        </w:tc>
+        <w:tc>
+          <w:tcPr>
+            <w:tcW w:type="dxa" w:w="2606"/>
+            <w:tcMar>
+              <w:top w:w="50" w:type="dxa"/>
+              <w:bottom w:w="50" w:type="dxa"/>
+              <w:left w:w="80" w:type="dxa"/>
+              <w:right w:w="80" w:type="dxa"/>
+            </w:tcMar>
+          </w:tcPr>
+          <w:p>
+            <w:pPr>
+              <w:spacing w:after="0"/>
+              <w:jc w:val="center"/>
+            </w:pPr>
+            <w:r>
+              <w:rPr>
+                <w:rFonts w:ascii="Times New Roman" w:hAnsi="Times New Roman"/>
+                <w:sz w:val="16"/>
+              </w:rPr>
+              <w:t>₹184</w:t>
+            </w:r>
+          </w:p>
+        </w:tc>
+      </w:tr>
+      <w:tr>
+        <w:tc>
+          <w:tcPr>
+            <w:tcW w:type="dxa" w:w="2606"/>
+            <w:tcMar>
+              <w:top w:w="50" w:type="dxa"/>
+              <w:bottom w:w="50" w:type="dxa"/>
+              <w:left w:w="80" w:type="dxa"/>
+              <w:right w:w="80" w:type="dxa"/>
+            </w:tcMar>
+          </w:tcPr>
+          <w:p>
+            <w:pPr>
+              <w:spacing w:after="0"/>
+              <w:jc w:val="center"/>
+            </w:pPr>
+            <w:r>
+              <w:rPr>
+                <w:rFonts w:ascii="Times New Roman" w:hAnsi="Times New Roman"/>
+                <w:sz w:val="16"/>
+              </w:rPr>
+              <w:t>12V Solenoid Door Deadbolt</w:t>
+            </w:r>
+          </w:p>
+        </w:tc>
+        <w:tc>
+          <w:tcPr>
+            <w:tcW w:type="dxa" w:w="2606"/>
+            <w:tcMar>
+              <w:top w:w="50" w:type="dxa"/>
+              <w:bottom w:w="50" w:type="dxa"/>
+              <w:left w:w="80" w:type="dxa"/>
+              <w:right w:w="80" w:type="dxa"/>
+            </w:tcMar>
+          </w:tcPr>
+          <w:p>
+            <w:pPr>
+              <w:spacing w:after="0"/>
+              <w:jc w:val="center"/>
+            </w:pPr>
+            <w:r>
+              <w:rPr>
+                <w:rFonts w:ascii="Times New Roman" w:hAnsi="Times New Roman"/>
+                <w:sz w:val="16"/>
+              </w:rPr>
+              <w:t>1</w:t>
+            </w:r>
+          </w:p>
+        </w:tc>
+        <w:tc>
+          <w:tcPr>
+            <w:tcW w:type="dxa" w:w="2606"/>
+            <w:tcMar>
+              <w:top w:w="50" w:type="dxa"/>
+              <w:bottom w:w="50" w:type="dxa"/>
+              <w:left w:w="80" w:type="dxa"/>
+              <w:right w:w="80" w:type="dxa"/>
+            </w:tcMar>
+          </w:tcPr>
+          <w:p>
+            <w:pPr>
+              <w:spacing w:after="0"/>
+              <w:jc w:val="center"/>
+            </w:pPr>
+            <w:r>
+              <w:rPr>
+                <w:rFonts w:ascii="Times New Roman" w:hAnsi="Times New Roman"/>
+                <w:sz w:val="16"/>
+              </w:rPr>
+              <w:t>₹350</w:t>
+            </w:r>
+          </w:p>
+        </w:tc>
+        <w:tc>
+          <w:tcPr>
+            <w:tcW w:type="dxa" w:w="2606"/>
+            <w:tcMar>
+              <w:top w:w="50" w:type="dxa"/>
+              <w:bottom w:w="50" w:type="dxa"/>
+              <w:left w:w="80" w:type="dxa"/>
+              <w:right w:w="80" w:type="dxa"/>
+            </w:tcMar>
+          </w:tcPr>
+          <w:p>
+            <w:pPr>
+              <w:spacing w:after="0"/>
+              <w:jc w:val="center"/>
+            </w:pPr>
+            <w:r>
+              <w:rPr>
+                <w:rFonts w:ascii="Times New Roman" w:hAnsi="Times New Roman"/>
+                <w:sz w:val="16"/>
+              </w:rPr>
+              <w:t>₹350</w:t>
+            </w:r>
+          </w:p>
+        </w:tc>
+      </w:tr>
+      <w:tr>
+        <w:tc>
+          <w:tcPr>
+            <w:tcW w:type="dxa" w:w="2606"/>
+            <w:tcMar>
+              <w:top w:w="50" w:type="dxa"/>
+              <w:bottom w:w="50" w:type="dxa"/>
+              <w:left w:w="80" w:type="dxa"/>
+              <w:right w:w="80" w:type="dxa"/>
+            </w:tcMar>
+          </w:tcPr>
+          <w:p>
+            <w:pPr>
+              <w:spacing w:after="0"/>
+              <w:jc w:val="center"/>
+            </w:pPr>
+            <w:r>
+              <w:rPr>
+                <w:rFonts w:ascii="Times New Roman" w:hAnsi="Times New Roman"/>
+                <w:sz w:val="16"/>
+              </w:rPr>
+              <w:t>SW-420 Sensors &amp; Connectors</w:t>
+            </w:r>
+          </w:p>
+        </w:tc>
+        <w:tc>
+          <w:tcPr>
+            <w:tcW w:type="dxa" w:w="2606"/>
+            <w:tcMar>
+              <w:top w:w="50" w:type="dxa"/>
+              <w:bottom w:w="50" w:type="dxa"/>
+              <w:left w:w="80" w:type="dxa"/>
+              <w:right w:w="80" w:type="dxa"/>
+            </w:tcMar>
+          </w:tcPr>
+          <w:p>
+            <w:pPr>
+              <w:spacing w:after="0"/>
+              <w:jc w:val="center"/>
+            </w:pPr>
+            <w:r>
+              <w:rPr>
+                <w:rFonts w:ascii="Times New Roman" w:hAnsi="Times New Roman"/>
+                <w:sz w:val="16"/>
+              </w:rPr>
+              <w:t>3</w:t>
+            </w:r>
+          </w:p>
+        </w:tc>
+        <w:tc>
+          <w:tcPr>
+            <w:tcW w:type="dxa" w:w="2606"/>
+            <w:tcMar>
+              <w:top w:w="50" w:type="dxa"/>
+              <w:bottom w:w="50" w:type="dxa"/>
+              <w:left w:w="80" w:type="dxa"/>
+              <w:right w:w="80" w:type="dxa"/>
+            </w:tcMar>
+          </w:tcPr>
+          <w:p>
+            <w:pPr>
+              <w:spacing w:after="0"/>
+              <w:jc w:val="center"/>
+            </w:pPr>
+            <w:r>
+              <w:rPr>
+                <w:rFonts w:ascii="Times New Roman" w:hAnsi="Times New Roman"/>
+                <w:sz w:val="16"/>
+              </w:rPr>
+              <w:t>₹177</w:t>
+            </w:r>
+          </w:p>
+        </w:tc>
+        <w:tc>
+          <w:tcPr>
+            <w:tcW w:type="dxa" w:w="2606"/>
+            <w:tcMar>
+              <w:top w:w="50" w:type="dxa"/>
+              <w:bottom w:w="50" w:type="dxa"/>
+              <w:left w:w="80" w:type="dxa"/>
+              <w:right w:w="80" w:type="dxa"/>
+            </w:tcMar>
+          </w:tcPr>
+          <w:p>
+            <w:pPr>
+              <w:spacing w:after="0"/>
+              <w:jc w:val="center"/>
+            </w:pPr>
+            <w:r>
+              <w:rPr>
+                <w:rFonts w:ascii="Times New Roman" w:hAnsi="Times New Roman"/>
+                <w:sz w:val="16"/>
+              </w:rPr>
+              <w:t>₹530</w:t>
+            </w:r>
+          </w:p>
+        </w:tc>
+      </w:tr>
+      <w:tr>
+        <w:tc>
+          <w:tcPr>
+            <w:tcW w:type="dxa" w:w="2606"/>
+            <w:tcMar>
+              <w:top w:w="50" w:type="dxa"/>
+              <w:bottom w:w="50" w:type="dxa"/>
+              <w:left w:w="80" w:type="dxa"/>
+              <w:right w:w="80" w:type="dxa"/>
+            </w:tcMar>
+          </w:tcPr>
+          <w:p>
+            <w:pPr>
+              <w:spacing w:after="0"/>
+              <w:jc w:val="center"/>
+            </w:pPr>
+            <w:r>
+              <w:rPr>
+                <w:rFonts w:ascii="Times New Roman" w:hAnsi="Times New Roman"/>
+                <w:sz w:val="16"/>
+              </w:rPr>
+              <w:t>Power Rails &amp; Dual 18650 Battery Pack</w:t>
+            </w:r>
+          </w:p>
+        </w:tc>
+        <w:tc>
+          <w:tcPr>
+            <w:tcW w:type="dxa" w:w="2606"/>
+            <w:tcMar>
+              <w:top w:w="50" w:type="dxa"/>
+              <w:bottom w:w="50" w:type="dxa"/>
+              <w:left w:w="80" w:type="dxa"/>
+              <w:right w:w="80" w:type="dxa"/>
+            </w:tcMar>
+          </w:tcPr>
+          <w:p>
+            <w:pPr>
+              <w:spacing w:after="0"/>
+              <w:jc w:val="center"/>
+            </w:pPr>
+            <w:r>
+              <w:rPr>
+                <w:rFonts w:ascii="Times New Roman" w:hAnsi="Times New Roman"/>
+                <w:sz w:val="16"/>
+              </w:rPr>
+              <w:t>1</w:t>
+            </w:r>
+          </w:p>
+        </w:tc>
+        <w:tc>
+          <w:tcPr>
+            <w:tcW w:type="dxa" w:w="2606"/>
+            <w:tcMar>
+              <w:top w:w="50" w:type="dxa"/>
+              <w:bottom w:w="50" w:type="dxa"/>
+              <w:left w:w="80" w:type="dxa"/>
+              <w:right w:w="80" w:type="dxa"/>
+            </w:tcMar>
+          </w:tcPr>
+          <w:p>
+            <w:pPr>
+              <w:spacing w:after="0"/>
+              <w:jc w:val="center"/>
+            </w:pPr>
+            <w:r>
+              <w:rPr>
+                <w:rFonts w:ascii="Times New Roman" w:hAnsi="Times New Roman"/>
+                <w:sz w:val="16"/>
+              </w:rPr>
+              <w:t>₹2,480</w:t>
+            </w:r>
+          </w:p>
+        </w:tc>
+        <w:tc>
+          <w:tcPr>
+            <w:tcW w:type="dxa" w:w="2606"/>
+            <w:tcMar>
+              <w:top w:w="50" w:type="dxa"/>
+              <w:bottom w:w="50" w:type="dxa"/>
+              <w:left w:w="80" w:type="dxa"/>
+              <w:right w:w="80" w:type="dxa"/>
+            </w:tcMar>
+          </w:tcPr>
+          <w:p>
+            <w:pPr>
+              <w:spacing w:after="0"/>
+              <w:jc w:val="center"/>
+            </w:pPr>
+            <w:r>
+              <w:rPr>
+                <w:rFonts w:ascii="Times New Roman" w:hAnsi="Times New Roman"/>
+                <w:sz w:val="16"/>
+              </w:rPr>
+              <w:t>₹2,480</w:t>
+            </w:r>
+          </w:p>
+        </w:tc>
+      </w:tr>
+      <w:tr>
+        <w:tc>
+          <w:tcPr>
+            <w:tcW w:type="dxa" w:w="2606"/>
+            <w:tcMar>
+              <w:top w:w="50" w:type="dxa"/>
+              <w:bottom w:w="50" w:type="dxa"/>
+              <w:left w:w="80" w:type="dxa"/>
+              <w:right w:w="80" w:type="dxa"/>
+            </w:tcMar>
+            <w:shd w:val="clear" w:color="auto" w:fill="E2E8F0"/>
+          </w:tcPr>
+          <w:p>
+            <w:pPr>
+              <w:spacing w:after="0"/>
+              <w:jc w:val="center"/>
+            </w:pPr>
+            <w:r>
+              <w:rPr>
+                <w:rFonts w:ascii="Times New Roman" w:hAnsi="Times New Roman"/>
+                <w:b/>
+                <w:sz w:val="16"/>
+              </w:rPr>
+              <w:t>Total Project Hardware Cost</w:t>
+            </w:r>
+          </w:p>
+        </w:tc>
+        <w:tc>
+          <w:tcPr>
+            <w:tcW w:type="dxa" w:w="2606"/>
+            <w:tcMar>
+              <w:top w:w="50" w:type="dxa"/>
+              <w:bottom w:w="50" w:type="dxa"/>
+              <w:left w:w="80" w:type="dxa"/>
+              <w:right w:w="80" w:type="dxa"/>
+            </w:tcMar>
+            <w:shd w:val="clear" w:color="auto" w:fill="E2E8F0"/>
+          </w:tcPr>
+          <w:p>
+            <w:pPr>
+              <w:spacing w:after="0"/>
+              <w:jc w:val="center"/>
+            </w:pPr>
+            <w:r>
+              <w:rPr>
+                <w:rFonts w:ascii="Times New Roman" w:hAnsi="Times New Roman"/>
+                <w:b/>
+                <w:sz w:val="16"/>
+              </w:rPr>
+              <w:t>-</w:t>
+            </w:r>
+          </w:p>
+        </w:tc>
+        <w:tc>
+          <w:tcPr>
+            <w:tcW w:type="dxa" w:w="2606"/>
+            <w:tcMar>
+              <w:top w:w="50" w:type="dxa"/>
+              <w:bottom w:w="50" w:type="dxa"/>
+              <w:left w:w="80" w:type="dxa"/>
+              <w:right w:w="80" w:type="dxa"/>
+            </w:tcMar>
+            <w:shd w:val="clear" w:color="auto" w:fill="E2E8F0"/>
+          </w:tcPr>
+          <w:p>
+            <w:pPr>
+              <w:spacing w:after="0"/>
+              <w:jc w:val="center"/>
+            </w:pPr>
+            <w:r>
+              <w:rPr>
+                <w:rFonts w:ascii="Times New Roman" w:hAnsi="Times New Roman"/>
+                <w:b/>
+                <w:sz w:val="16"/>
+              </w:rPr>
+              <w:t>-</w:t>
+            </w:r>
+          </w:p>
+        </w:tc>
+        <w:tc>
+          <w:tcPr>
+            <w:tcW w:type="dxa" w:w="2606"/>
+            <w:tcMar>
+              <w:top w:w="50" w:type="dxa"/>
+              <w:bottom w:w="50" w:type="dxa"/>
+              <w:left w:w="80" w:type="dxa"/>
+              <w:right w:w="80" w:type="dxa"/>
+            </w:tcMar>
+            <w:shd w:val="clear" w:color="auto" w:fill="E2E8F0"/>
+          </w:tcPr>
+          <w:p>
+            <w:pPr>
+              <w:spacing w:after="0"/>
+              <w:jc w:val="center"/>
+            </w:pPr>
+            <w:r>
+              <w:rPr>
+                <w:rFonts w:ascii="Times New Roman" w:hAnsi="Times New Roman"/>
+                <w:b/>
+                <w:sz w:val="16"/>
+              </w:rPr>
+              <w:t>₹5,944</w:t>
+            </w:r>
+          </w:p>
+        </w:tc>
+      </w:tr>
+    </w:tbl>
+    <w:p>
+      <w:pPr>
+        <w:spacing w:before="200" w:after="80"/>
+        <w:jc w:val="center"/>
+      </w:pPr>
+      <w:r>
+        <w:rPr>
+          <w:rFonts w:ascii="Times New Roman" w:hAnsi="Times New Roman"/>
+          <w:b/>
+          <w:sz w:val="20"/>
+        </w:rPr>
+        <w:t>IX. CONCLUSION &amp; FUTURE WORK</w:t>
+      </w:r>
+    </w:p>
+    <w:p>
+      <w:pPr>
+        <w:spacing w:before="0" w:after="80" w:line="240" w:lineRule="auto"/>
+        <w:ind w:firstLine="288"/>
+      </w:pPr>
+      <w:r>
+        <w:rPr>
+          <w:rFonts w:ascii="Times New Roman" w:hAnsi="Times New Roman"/>
+        </w:rPr>
+        <w:t>This paper successfully presented TRAPNET, an autonomous Edge-AI physical intrusion containment system that eliminates the passive recording vulnerabilities of standard CCTV security infrastructure. By deploying a Mobile Edge Processing Node (MEPN) for deep learning vision inference alongside a 24 GHz mmWave radar, TRAPNET achieves a 97.6% intrusion detection accuracy while remaining immune to optical camera blinding and total darkness. Constructed at a total hardware budget of ₹5,944, TRAPNET provides an accessible, physical perimeter security solution for commercial retail facilities.</w:t>
       </w:r>
     </w:p>
     <w:p>
@@ -3697,7 +4510,7 @@
           <w:rFonts w:ascii="Times New Roman" w:hAnsi="Times New Roman"/>
           <w:sz w:val="17"/>
         </w:rPr>
-        <w:t>[3] S. Shin et al., "Robust Indoor Human Detection &amp; Tracking via mmWave Radar-Vision Fusion," in Proc. IEEE Int. Conf. Robot. Autom. (ICRA), 2023, pp. 3102–3108.</w:t>
+        <w:t>[3] S. Shin et al., "Robust Indoor Human Detection &amp; Tracking via mmWave Radar-Vision Fusion," in Proc. IEEE ICRA, 2023, pp. 3102–3108.</w:t>
       </w:r>
     </w:p>
     <w:p>
@@ -3710,7 +4523,7 @@
           <w:rFonts w:ascii="Times New Roman" w:hAnsi="Times New Roman"/>
           <w:sz w:val="17"/>
         </w:rPr>
-        <w:t>[4] M. Billah, M. R. Leeon, M. A. A. Romim, and M. S. R. Zishan, "Anomalous Event Detection Based on YOLOv8 for Enhanced Security and Surveillance," in Proc. 27th Int. Conf. Comput. Inf. Technol. (ICCIT), Cox's Bazar, Bangladesh, 2024, pp. 2315–2320.</w:t>
+        <w:t>[4] M. Billah, M. R. Leeon, M. A. A. Romim, and M. S. R. Zishan, "Anomalous Event Detection Based on YOLOv8 for Enhanced Security and Surveillance," in Proc. 27th IEEE ICCIT, 2024, pp. 2315–2320.</w:t>
       </w:r>
     </w:p>
     <w:p>
@@ -3723,7 +4536,7 @@
           <w:rFonts w:ascii="Times New Roman" w:hAnsi="Times New Roman"/>
           <w:sz w:val="17"/>
         </w:rPr>
-        <w:t>[5] N. Chatterjee, A. V. Singh, and R. Agarwal, "You Only Look Once (YOLOv8) based Intrusion Detection System for Physical Security and Surveillance," in Proc. IEEE Int. Conf. Inf. Technol., 2024, pp. 1–6.</w:t>
+        <w:t>[5] N. Chatterjee, A. V. Singh, and R. Agarwal, "You Only Look Once (YOLOv8) based Intrusion Detection System for Physical Security," in Proc. IEEE ICIT, 2024, pp. 1–6.</w:t>
       </w:r>
     </w:p>
     <w:p>
@@ -3775,7 +4588,7 @@
           <w:rFonts w:ascii="Times New Roman" w:hAnsi="Times New Roman"/>
           <w:sz w:val="17"/>
         </w:rPr>
-        <w:t>[9] G. Wang et al., "Vital Signs Detection via FMCW MIMO Radar Using FastICA," IEEE Transactions on Industrial Informatics, vol. 21, no. 2, pp. 1450–1459, 2025.</w:t>
+        <w:t>[9] G. Wang et al., "Vital Signs Detection via FMCW MIMO Radar Using FastICA," IEEE Trans. Ind. Inform., vol. 21, no. 2, pp. 1450–1459, 2025.</w:t>
       </w:r>
     </w:p>
     <w:p>
@@ -3814,7 +4627,7 @@
           <w:rFonts w:ascii="Times New Roman" w:hAnsi="Times New Roman"/>
           <w:sz w:val="17"/>
         </w:rPr>
-        <w:t>[12] X. Deng and Y. Zhang, "Non-Contact Heartbeat Detection with mmWave Radar Using Impulse Trains," IEEE Transactions on Microwave Theory and Techniques, vol. 72, no. 5, pp. 2890–2900, 2024.</w:t>
+        <w:t>[12] X. Deng and Y. Zhang, "Non-Contact Heartbeat Detection with mmWave Radar Using Impulse Trains," IEEE Trans. Microwave Theory Tech., vol. 72, no. 5, pp. 2890–2900, 2024.</w:t>
       </w:r>
     </w:p>
     <w:p>
@@ -3827,7 +4640,7 @@
           <w:rFonts w:ascii="Times New Roman" w:hAnsi="Times New Roman"/>
           <w:sz w:val="17"/>
         </w:rPr>
-        <w:t>[13] S. Balaji et al., "Intruder Alert System in Smart Home Based on IoT," in Proc. IEEE Int. Conf. Smart Tech. (ICST), 2023, pp. 112–117.</w:t>
+        <w:t>[13] S. Balaji et al., "Intruder Alert System in Smart Home Based on IoT," in Proc. IEEE ICST, 2023, pp. 112–117.</w:t>
       </w:r>
     </w:p>
     <w:p>
@@ -3840,7 +4653,7 @@
           <w:rFonts w:ascii="Times New Roman" w:hAnsi="Times New Roman"/>
           <w:sz w:val="17"/>
         </w:rPr>
-        <w:t>[14] P. Kumar et al., "IoT-Enabled Smart Door Lock with RFID, OTP &amp; Intrusion Detection," in Proc. IEEE Int. Conf. Adv. Comput. (ICAC), 2024, pp. 450–455.</w:t>
+        <w:t>[14] P. Kumar et al., "IoT-Enabled Smart Door Lock with RFID, OTP &amp; Intrusion Detection," in Proc. IEEE ICAC, 2024, pp. 450–455.</w:t>
       </w:r>
     </w:p>
     <w:p>
@@ -3853,7 +4666,7 @@
           <w:rFonts w:ascii="Times New Roman" w:hAnsi="Times New Roman"/>
           <w:sz w:val="17"/>
         </w:rPr>
-        <w:t>[15] K. Suresh et al., "Real-Time Intrusion Detection for IoT Networks Using Machine Learning," in Proc. IEEE Int. Conf. IoT Security, 2024, pp. 210–215.</w:t>
+        <w:t>[15] K. Suresh et al., "Real-Time Intrusion Detection for IoT Networks Using Machine Learning," in Proc. IEEE ICIS, 2024, pp. 210–215.</w:t>
       </w:r>
     </w:p>
     <w:p>
@@ -3866,7 +4679,7 @@
           <w:rFonts w:ascii="Times New Roman" w:hAnsi="Times New Roman"/>
           <w:sz w:val="17"/>
         </w:rPr>
-        <w:t>[16] S. Karanth et al., "AI &amp; IoT-Based Intrusion Detection System for Smart Home Security," in Proc. IEEE Int. Conf. Cyber Secur., 2024, pp. 88–93.</w:t>
+        <w:t>[16] S. Karanth et al., "AI &amp; IoT-Based Intrusion Detection System for Smart Home Security," in Proc. IEEE ICCS, 2024, pp. 88–93.</w:t>
       </w:r>
     </w:p>
     <w:p>
@@ -3892,7 +4705,7 @@
           <w:rFonts w:ascii="Times New Roman" w:hAnsi="Times New Roman"/>
           <w:sz w:val="17"/>
         </w:rPr>
-        <w:t>[18] H. Choi and S. Bahk, "mmWave FMCW Radar for Detecting Objects Behind Transparent Barriers," IEEE Communications Letters, vol. 27, no. 8, pp. 2100–2104, 2023.</w:t>
+        <w:t>[18] H. Choi and S. Bahk, "mmWave FMCW Radar for Detecting Objects Behind Transparent Barriers," IEEE Comms. Lett., vol. 27, no. 8, pp. 2100–2104, 2023.</w:t>
       </w:r>
     </w:p>
     <w:p>
@@ -3905,7 +4718,7 @@
           <w:rFonts w:ascii="Times New Roman" w:hAnsi="Times New Roman"/>
           <w:sz w:val="17"/>
         </w:rPr>
-        <w:t>[19] K. Han et al., "M2VISION: Recovering Surveillance Video with COTS mmWave Radar," IEEE Transactions on Mobile Computing, vol. 23, no. 5, pp. 4810–4823, 2024.</w:t>
+        <w:t>[19] K. Han et al., "M2VISION: Recovering Surveillance Video with COTS mmWave Radar," IEEE Trans. Mobile Comput., vol. 23, no. 5, pp. 4810–4823, 2024.</w:t>
       </w:r>
     </w:p>
     <w:p>
@@ -3931,7 +4744,7 @@
           <w:rFonts w:ascii="Times New Roman" w:hAnsi="Times New Roman"/>
           <w:sz w:val="17"/>
         </w:rPr>
-        <w:t>[21] M. Shahin and M. Younis, "EMC: Multi-Group Formation &amp; Communication Protocol for Wi-Fi Direct," in Proc. 40th IEEE Conf. Local Comput. Netw. (LCN), 2015, pp. 410–418.</w:t>
+        <w:t>[21] M. Shahin and M. Younis, "EMC: Multi-Group Formation &amp; Communication Protocol for Wi-Fi Direct," in Proc. 40th IEEE LCN, 2015, pp. 410–418.</w:t>
       </w:r>
     </w:p>
     <w:p>
@@ -3944,7 +4757,7 @@
           <w:rFonts w:ascii="Times New Roman" w:hAnsi="Times New Roman"/>
           <w:sz w:val="17"/>
         </w:rPr>
-        <w:t>[22] M. A. Ferrag et al., "Edge-IIoTset: A New Comprehensive Cybersecurity Dataset of IoT and IIoT Applications for Machine Learning," IEEE Access, vol. 10, pp. 27594–27613, 2022.</w:t>
+        <w:t>[22] M. A. Ferrag et al., "Edge-IIoTset: A New Cybersecurity Dataset of IoT and IIoT Applications for ML," IEEE Access, vol. 10, pp. 27594–27613, 2022.</w:t>
       </w:r>
     </w:p>
     <w:p>
@@ -3961,8 +4774,9 @@
       </w:r>
     </w:p>
     <w:sectPr>
-      <w:headerReference w:type="default" r:id="rId9"/>
-      <w:footerReference w:type="default" r:id="rId10"/>
+      <w:headerReference w:type="default" r:id="rId11"/>
+      <w:footerReference w:type="default" r:id="rId12"/>
+      <w:type w:val="continuous"/>
       <w:pgSz w:w="12240" w:h="15840"/>
       <w:pgMar w:top="1080" w:right="907" w:bottom="1080" w:left="907" w:header="720" w:footer="720" w:gutter="0"/>
       <w:cols w:space="720"/>
@@ -3984,7 +4798,29 @@
 </w:ftr>
 </file>
 
+<file path=word/footer2.xml><?xml version="1.0" encoding="utf-8"?>
+<w:ftr xmlns:m="http://schemas.openxmlformats.org/officeDocument/2006/math" xmlns:mc="http://schemas.openxmlformats.org/markup-compatibility/2006" xmlns:mo="http://schemas.microsoft.com/office/mac/office/2008/main" xmlns:mv="urn:schemas-microsoft-com:mac:vml" xmlns:o="urn:schemas-microsoft-com:office:office" xmlns:r="http://schemas.openxmlformats.org/officeDocument/2006/relationships" xmlns:v="urn:schemas-microsoft-com:vml" xmlns:w10="urn:schemas-microsoft-com:office:word" xmlns:w14="http://schemas.microsoft.com/office/word/2010/wordml" xmlns:w="http://schemas.openxmlformats.org/wordprocessingml/2006/main" xmlns:wne="http://schemas.microsoft.com/office/word/2006/wordml" xmlns:wp14="http://schemas.microsoft.com/office/word/2010/wordprocessingDrawing" xmlns:wp="http://schemas.openxmlformats.org/drawingml/2006/wordprocessingDrawing" xmlns:wpc="http://schemas.microsoft.com/office/word/2010/wordprocessingCanvas" xmlns:wpg="http://schemas.microsoft.com/office/word/2010/wordprocessingGroup" xmlns:wpi="http://schemas.microsoft.com/office/word/2010/wordprocessingInk" xmlns:wps="http://schemas.microsoft.com/office/word/2010/wordprocessingShape" mc:Ignorable="w14 wp14">
+  <w:p>
+    <w:pPr>
+      <w:pStyle w:val="Footer"/>
+    </w:pPr>
+    <w:r/>
+  </w:p>
+</w:ftr>
+</file>
+
 <file path=word/header1.xml><?xml version="1.0" encoding="utf-8"?>
+<w:hdr xmlns:m="http://schemas.openxmlformats.org/officeDocument/2006/math" xmlns:mc="http://schemas.openxmlformats.org/markup-compatibility/2006" xmlns:mo="http://schemas.microsoft.com/office/mac/office/2008/main" xmlns:mv="urn:schemas-microsoft-com:mac:vml" xmlns:o="urn:schemas-microsoft-com:office:office" xmlns:r="http://schemas.openxmlformats.org/officeDocument/2006/relationships" xmlns:v="urn:schemas-microsoft-com:vml" xmlns:w10="urn:schemas-microsoft-com:office:word" xmlns:w14="http://schemas.microsoft.com/office/word/2010/wordml" xmlns:w="http://schemas.openxmlformats.org/wordprocessingml/2006/main" xmlns:wne="http://schemas.microsoft.com/office/word/2006/wordml" xmlns:wp14="http://schemas.microsoft.com/office/word/2010/wordprocessingDrawing" xmlns:wp="http://schemas.openxmlformats.org/drawingml/2006/wordprocessingDrawing" xmlns:wpc="http://schemas.microsoft.com/office/word/2010/wordprocessingCanvas" xmlns:wpg="http://schemas.microsoft.com/office/word/2010/wordprocessingGroup" xmlns:wpi="http://schemas.microsoft.com/office/word/2010/wordprocessingInk" xmlns:wps="http://schemas.microsoft.com/office/word/2010/wordprocessingShape" mc:Ignorable="w14 wp14">
+  <w:p>
+    <w:pPr>
+      <w:pStyle w:val="Header"/>
+    </w:pPr>
+    <w:r/>
+  </w:p>
+</w:hdr>
+</file>
+
+<file path=word/header2.xml><?xml version="1.0" encoding="utf-8"?>
 <w:hdr xmlns:m="http://schemas.openxmlformats.org/officeDocument/2006/math" xmlns:mc="http://schemas.openxmlformats.org/markup-compatibility/2006" xmlns:mo="http://schemas.microsoft.com/office/mac/office/2008/main" xmlns:mv="urn:schemas-microsoft-com:mac:vml" xmlns:o="urn:schemas-microsoft-com:office:office" xmlns:r="http://schemas.openxmlformats.org/officeDocument/2006/relationships" xmlns:v="urn:schemas-microsoft-com:vml" xmlns:w10="urn:schemas-microsoft-com:office:word" xmlns:w14="http://schemas.microsoft.com/office/word/2010/wordml" xmlns:w="http://schemas.openxmlformats.org/wordprocessingml/2006/main" xmlns:wne="http://schemas.microsoft.com/office/word/2006/wordml" xmlns:wp14="http://schemas.microsoft.com/office/word/2010/wordprocessingDrawing" xmlns:wp="http://schemas.openxmlformats.org/drawingml/2006/wordprocessingDrawing" xmlns:wpc="http://schemas.microsoft.com/office/word/2010/wordprocessingCanvas" xmlns:wpg="http://schemas.microsoft.com/office/word/2010/wordprocessingGroup" xmlns:wpi="http://schemas.microsoft.com/office/word/2010/wordprocessingInk" xmlns:wps="http://schemas.microsoft.com/office/word/2010/wordprocessingShape" mc:Ignorable="w14 wp14">
   <w:p>
     <w:pPr>
